--- a/results/paper_tables/session/03_topAE_per_molecule.docx
+++ b/results/paper_tables/session/03_topAE_per_molecule.docx
@@ -28,7 +28,7 @@
       </w:tblPr>
       <w:tblGrid>
         <w:gridCol w:w="1343"/>
-        <w:gridCol w:w="3073"/>
+        <w:gridCol w:w="2166"/>
         <w:gridCol w:w="493"/>
         <w:gridCol w:w="1164"/>
         <w:gridCol w:w="634"/>
@@ -684,115 +684,115 @@
                 <w:szCs w:val="17"/>
                 <w:color w:val="24212B"/>
               </w:rPr>
-              <w:t xml:space="preserve">headache</w:t>
-            </w:r>
-          </w:p>
-        </w:tc>
-        <w:tc>
-          <w:tcPr>
-            <w:tcBorders>
-              <w:bottom w:val="none" w:sz="0" w:space="0" w:color="000000"/>
-              <w:top w:val="none" w:sz="0" w:space="0" w:color="000000"/>
-              <w:left w:val="none" w:sz="0" w:space="0" w:color="000000"/>
-              <w:right w:val="none" w:sz="0" w:space="0" w:color="000000"/>
-            </w:tcBorders>
-            <w:shd w:val="clear" w:color="auto" w:fill="FFFFFF"/>
-            <w:tcMar>
-              <w:top w:w="0" w:type="dxa"/>
-              <w:bottom w:w="0" w:type="dxa"/>
-              <w:left w:w="0" w:type="dxa"/>
-              <w:right w:w="0" w:type="dxa"/>
-            </w:tcMar>
-            <w:vAlign w:val="center"/>
-          </w:tcPr>
-          <w:p>
-            <w:pPr>
-              <w:jc w:val="center"/>
-              <w:pBdr>
-                <w:bottom w:val="none" w:sz="0" w:space="0" w:color="000000"/>
-                <w:top w:val="none" w:sz="0" w:space="0" w:color="000000"/>
-                <w:left w:val="none" w:sz="0" w:space="0" w:color="000000"/>
-                <w:right w:val="none" w:sz="0" w:space="0" w:color="000000"/>
-              </w:pBdr>
-              <w:spacing w:after="60" w:before="60" w:line="240"/>
-              <w:ind w:left="60" w:right="60" w:firstLine="0" w:firstLineChars="0"/>
-              <w:rPr>
-                <w:rFonts w:ascii="Helvetica" w:hAnsi="Helvetica" w:eastAsia="Helvetica" w:cs="Helvetica"/>
-                <w:i w:val="false"/>
-                <w:b w:val="false"/>
-                <w:u w:val="none"/>
-                <w:strike w:val="false"/>
-                <w:sz w:val="17"/>
-                <w:szCs w:val="17"/>
-                <w:color w:val="24212B"/>
-              </w:rPr>
-            </w:pPr>
-            <w:r>
-              <w:rPr>
-                <w:rFonts w:ascii="Helvetica" w:hAnsi="Helvetica" w:eastAsia="Helvetica" w:cs="Helvetica"/>
-                <w:i w:val="false"/>
-                <w:b w:val="false"/>
-                <w:u w:val="none"/>
-                <w:strike w:val="false"/>
-                <w:sz w:val="17"/>
-                <w:szCs w:val="17"/>
-                <w:color w:val="24212B"/>
-              </w:rPr>
-              <w:t xml:space="preserve">7</w:t>
-            </w:r>
-          </w:p>
-        </w:tc>
-        <w:tc>
-          <w:tcPr>
-            <w:tcBorders>
-              <w:bottom w:val="none" w:sz="0" w:space="0" w:color="000000"/>
-              <w:top w:val="none" w:sz="0" w:space="0" w:color="000000"/>
-              <w:left w:val="none" w:sz="0" w:space="0" w:color="000000"/>
-              <w:right w:val="none" w:sz="0" w:space="0" w:color="000000"/>
-            </w:tcBorders>
-            <w:shd w:val="clear" w:color="auto" w:fill="FFFFFF"/>
-            <w:tcMar>
-              <w:top w:w="0" w:type="dxa"/>
-              <w:bottom w:w="0" w:type="dxa"/>
-              <w:left w:w="0" w:type="dxa"/>
-              <w:right w:w="0" w:type="dxa"/>
-            </w:tcMar>
-            <w:vAlign w:val="center"/>
-          </w:tcPr>
-          <w:p>
-            <w:pPr>
-              <w:jc w:val="center"/>
-              <w:pBdr>
-                <w:bottom w:val="none" w:sz="0" w:space="0" w:color="000000"/>
-                <w:top w:val="none" w:sz="0" w:space="0" w:color="000000"/>
-                <w:left w:val="none" w:sz="0" w:space="0" w:color="000000"/>
-                <w:right w:val="none" w:sz="0" w:space="0" w:color="000000"/>
-              </w:pBdr>
-              <w:spacing w:after="60" w:before="60" w:line="240"/>
-              <w:ind w:left="60" w:right="60" w:firstLine="0" w:firstLineChars="0"/>
-              <w:rPr>
-                <w:rFonts w:ascii="Helvetica" w:hAnsi="Helvetica" w:eastAsia="Helvetica" w:cs="Helvetica"/>
-                <w:i w:val="false"/>
-                <w:b w:val="false"/>
-                <w:u w:val="none"/>
-                <w:strike w:val="false"/>
-                <w:sz w:val="17"/>
-                <w:szCs w:val="17"/>
-                <w:color w:val="24212B"/>
-              </w:rPr>
-            </w:pPr>
-            <w:r>
-              <w:rPr>
-                <w:rFonts w:ascii="Helvetica" w:hAnsi="Helvetica" w:eastAsia="Helvetica" w:cs="Helvetica"/>
-                <w:i w:val="false"/>
-                <w:b w:val="false"/>
-                <w:u w:val="none"/>
-                <w:strike w:val="false"/>
-                <w:sz w:val="17"/>
-                <w:szCs w:val="17"/>
-                <w:color w:val="24212B"/>
-              </w:rPr>
-              <w:t xml:space="preserve">0.024</w:t>
+              <w:t xml:space="preserve">illusion</w:t>
+            </w:r>
+          </w:p>
+        </w:tc>
+        <w:tc>
+          <w:tcPr>
+            <w:tcBorders>
+              <w:bottom w:val="none" w:sz="0" w:space="0" w:color="000000"/>
+              <w:top w:val="none" w:sz="0" w:space="0" w:color="000000"/>
+              <w:left w:val="none" w:sz="0" w:space="0" w:color="000000"/>
+              <w:right w:val="none" w:sz="0" w:space="0" w:color="000000"/>
+            </w:tcBorders>
+            <w:shd w:val="clear" w:color="auto" w:fill="FFFFFF"/>
+            <w:tcMar>
+              <w:top w:w="0" w:type="dxa"/>
+              <w:bottom w:w="0" w:type="dxa"/>
+              <w:left w:w="0" w:type="dxa"/>
+              <w:right w:w="0" w:type="dxa"/>
+            </w:tcMar>
+            <w:vAlign w:val="center"/>
+          </w:tcPr>
+          <w:p>
+            <w:pPr>
+              <w:jc w:val="center"/>
+              <w:pBdr>
+                <w:bottom w:val="none" w:sz="0" w:space="0" w:color="000000"/>
+                <w:top w:val="none" w:sz="0" w:space="0" w:color="000000"/>
+                <w:left w:val="none" w:sz="0" w:space="0" w:color="000000"/>
+                <w:right w:val="none" w:sz="0" w:space="0" w:color="000000"/>
+              </w:pBdr>
+              <w:spacing w:after="60" w:before="60" w:line="240"/>
+              <w:ind w:left="60" w:right="60" w:firstLine="0" w:firstLineChars="0"/>
+              <w:rPr>
+                <w:rFonts w:ascii="Helvetica" w:hAnsi="Helvetica" w:eastAsia="Helvetica" w:cs="Helvetica"/>
+                <w:i w:val="false"/>
+                <w:b w:val="false"/>
+                <w:u w:val="none"/>
+                <w:strike w:val="false"/>
+                <w:sz w:val="17"/>
+                <w:szCs w:val="17"/>
+                <w:color w:val="24212B"/>
+              </w:rPr>
+            </w:pPr>
+            <w:r>
+              <w:rPr>
+                <w:rFonts w:ascii="Helvetica" w:hAnsi="Helvetica" w:eastAsia="Helvetica" w:cs="Helvetica"/>
+                <w:i w:val="false"/>
+                <w:b w:val="false"/>
+                <w:u w:val="none"/>
+                <w:strike w:val="false"/>
+                <w:sz w:val="17"/>
+                <w:szCs w:val="17"/>
+                <w:color w:val="24212B"/>
+              </w:rPr>
+              <w:t xml:space="preserve">4</w:t>
+            </w:r>
+          </w:p>
+        </w:tc>
+        <w:tc>
+          <w:tcPr>
+            <w:tcBorders>
+              <w:bottom w:val="none" w:sz="0" w:space="0" w:color="000000"/>
+              <w:top w:val="none" w:sz="0" w:space="0" w:color="000000"/>
+              <w:left w:val="none" w:sz="0" w:space="0" w:color="000000"/>
+              <w:right w:val="none" w:sz="0" w:space="0" w:color="000000"/>
+            </w:tcBorders>
+            <w:shd w:val="clear" w:color="auto" w:fill="FFFFFF"/>
+            <w:tcMar>
+              <w:top w:w="0" w:type="dxa"/>
+              <w:bottom w:w="0" w:type="dxa"/>
+              <w:left w:w="0" w:type="dxa"/>
+              <w:right w:w="0" w:type="dxa"/>
+            </w:tcMar>
+            <w:vAlign w:val="center"/>
+          </w:tcPr>
+          <w:p>
+            <w:pPr>
+              <w:jc w:val="center"/>
+              <w:pBdr>
+                <w:bottom w:val="none" w:sz="0" w:space="0" w:color="000000"/>
+                <w:top w:val="none" w:sz="0" w:space="0" w:color="000000"/>
+                <w:left w:val="none" w:sz="0" w:space="0" w:color="000000"/>
+                <w:right w:val="none" w:sz="0" w:space="0" w:color="000000"/>
+              </w:pBdr>
+              <w:spacing w:after="60" w:before="60" w:line="240"/>
+              <w:ind w:left="60" w:right="60" w:firstLine="0" w:firstLineChars="0"/>
+              <w:rPr>
+                <w:rFonts w:ascii="Helvetica" w:hAnsi="Helvetica" w:eastAsia="Helvetica" w:cs="Helvetica"/>
+                <w:i w:val="false"/>
+                <w:b w:val="false"/>
+                <w:u w:val="none"/>
+                <w:strike w:val="false"/>
+                <w:sz w:val="17"/>
+                <w:szCs w:val="17"/>
+                <w:color w:val="24212B"/>
+              </w:rPr>
+            </w:pPr>
+            <w:r>
+              <w:rPr>
+                <w:rFonts w:ascii="Helvetica" w:hAnsi="Helvetica" w:eastAsia="Helvetica" w:cs="Helvetica"/>
+                <w:i w:val="false"/>
+                <w:b w:val="false"/>
+                <w:u w:val="none"/>
+                <w:strike w:val="false"/>
+                <w:sz w:val="17"/>
+                <w:szCs w:val="17"/>
+                <w:color w:val="24212B"/>
+              </w:rPr>
+              <w:t xml:space="preserve">0.049</w:t>
             </w:r>
           </w:p>
         </w:tc>
@@ -948,7 +948,7 @@
                 <w:szCs w:val="17"/>
                 <w:color w:val="24212B"/>
               </w:rPr>
-              <w:t xml:space="preserve">illusion</w:t>
+              <w:t xml:space="preserve">Tremor</w:t>
             </w:r>
           </w:p>
         </w:tc>
@@ -1056,30 +1056,91 @@
                 <w:szCs w:val="17"/>
                 <w:color w:val="24212B"/>
               </w:rPr>
-              <w:t xml:space="preserve">0.049</w:t>
-            </w:r>
-          </w:p>
-        </w:tc>
-        <w:tc>
-          <w:tcPr>
-            <w:tcBorders>
-              <w:bottom w:val="none" w:sz="0" w:space="0" w:color="000000"/>
-              <w:top w:val="none" w:sz="0" w:space="0" w:color="000000"/>
-              <w:left w:val="none" w:sz="0" w:space="0" w:color="000000"/>
-              <w:right w:val="none" w:sz="0" w:space="0" w:color="000000"/>
-            </w:tcBorders>
-            <w:shd w:val="clear" w:color="auto" w:fill="FFFFFF"/>
-            <w:tcMar>
-              <w:top w:w="0" w:type="dxa"/>
-              <w:bottom w:w="0" w:type="dxa"/>
-              <w:left w:w="0" w:type="dxa"/>
-              <w:right w:w="0" w:type="dxa"/>
-            </w:tcMar>
-            <w:vAlign w:val="center"/>
-          </w:tcPr>
-          <w:p>
-            <w:pPr>
-              <w:jc w:val="center"/>
+              <w:t xml:space="preserve">0.083</w:t>
+            </w:r>
+          </w:p>
+        </w:tc>
+        <w:tc>
+          <w:tcPr>
+            <w:tcBorders>
+              <w:bottom w:val="none" w:sz="0" w:space="0" w:color="000000"/>
+              <w:top w:val="none" w:sz="0" w:space="0" w:color="000000"/>
+              <w:left w:val="none" w:sz="0" w:space="0" w:color="000000"/>
+              <w:right w:val="none" w:sz="0" w:space="0" w:color="000000"/>
+            </w:tcBorders>
+            <w:shd w:val="clear" w:color="auto" w:fill="FFFFFF"/>
+            <w:tcMar>
+              <w:top w:w="0" w:type="dxa"/>
+              <w:bottom w:w="0" w:type="dxa"/>
+              <w:left w:w="0" w:type="dxa"/>
+              <w:right w:w="0" w:type="dxa"/>
+            </w:tcMar>
+            <w:vAlign w:val="center"/>
+          </w:tcPr>
+          <w:p>
+            <w:pPr>
+              <w:jc w:val="center"/>
+              <w:pBdr>
+                <w:bottom w:val="none" w:sz="0" w:space="0" w:color="000000"/>
+                <w:top w:val="none" w:sz="0" w:space="0" w:color="000000"/>
+                <w:left w:val="none" w:sz="0" w:space="0" w:color="000000"/>
+                <w:right w:val="none" w:sz="0" w:space="0" w:color="000000"/>
+              </w:pBdr>
+              <w:spacing w:after="60" w:before="60" w:line="240"/>
+              <w:ind w:left="60" w:right="60" w:firstLine="0" w:firstLineChars="0"/>
+              <w:rPr>
+                <w:rFonts w:ascii="Helvetica" w:hAnsi="Helvetica" w:eastAsia="Helvetica" w:cs="Helvetica"/>
+                <w:i w:val="false"/>
+                <w:b w:val="false"/>
+                <w:u w:val="none"/>
+                <w:strike w:val="false"/>
+                <w:sz w:val="17"/>
+                <w:szCs w:val="17"/>
+                <w:color w:val="24212B"/>
+              </w:rPr>
+            </w:pPr>
+            <w:r>
+              <w:rPr>
+                <w:rFonts w:ascii="Helvetica" w:hAnsi="Helvetica" w:eastAsia="Helvetica" w:cs="Helvetica"/>
+                <w:i w:val="false"/>
+                <w:b w:val="false"/>
+                <w:u w:val="none"/>
+                <w:strike w:val="false"/>
+                <w:sz w:val="17"/>
+                <w:szCs w:val="17"/>
+                <w:color w:val="24212B"/>
+              </w:rPr>
+              <w:t xml:space="preserve"/>
+            </w:r>
+          </w:p>
+        </w:tc>
+      </w:tr>
+      <w:tr>
+        <w:trPr>
+          <w:trHeight w:val="462" w:hRule="auto"/>
+        </w:trPr>
+        body 4
+        <w:tc>
+          <w:tcPr>
+            <w:vMerge/>
+            <w:tcBorders>
+              <w:bottom w:val="none" w:sz="0" w:space="0" w:color="000000"/>
+              <w:top w:val="none" w:sz="0" w:space="0" w:color="000000"/>
+              <w:left w:val="none" w:sz="0" w:space="0" w:color="000000"/>
+              <w:right w:val="none" w:sz="0" w:space="0" w:color="000000"/>
+            </w:tcBorders>
+            <w:shd w:val="clear" w:color="auto" w:fill="FFFFFF"/>
+            <w:tcMar>
+              <w:top w:w="0" w:type="dxa"/>
+              <w:bottom w:w="0" w:type="dxa"/>
+              <w:left w:w="0" w:type="dxa"/>
+              <w:right w:w="0" w:type="dxa"/>
+            </w:tcMar>
+            <w:vAlign w:val="center"/>
+          </w:tcPr>
+          <w:p>
+            <w:pPr>
+              <w:jc w:val="left"/>
               <w:pBdr>
                 <w:bottom w:val="none" w:sz="0" w:space="0" w:color="000000"/>
                 <w:top w:val="none" w:sz="0" w:space="0" w:color="000000"/>
@@ -1099,7 +1160,259 @@
                 <w:color w:val="24212B"/>
               </w:rPr>
             </w:pPr>
-            <w:r>
+          </w:p>
+        </w:tc>
+        <w:tc>
+          <w:tcPr>
+            <w:tcBorders>
+              <w:bottom w:val="none" w:sz="0" w:space="0" w:color="000000"/>
+              <w:top w:val="none" w:sz="0" w:space="0" w:color="000000"/>
+              <w:left w:val="none" w:sz="0" w:space="0" w:color="000000"/>
+              <w:right w:val="none" w:sz="0" w:space="0" w:color="000000"/>
+            </w:tcBorders>
+            <w:shd w:val="clear" w:color="auto" w:fill="FFFFFF"/>
+            <w:tcMar>
+              <w:top w:w="0" w:type="dxa"/>
+              <w:bottom w:w="0" w:type="dxa"/>
+              <w:left w:w="0" w:type="dxa"/>
+              <w:right w:w="0" w:type="dxa"/>
+            </w:tcMar>
+            <w:vAlign w:val="center"/>
+          </w:tcPr>
+          <w:p>
+            <w:pPr>
+              <w:jc w:val="center"/>
+              <w:pBdr>
+                <w:bottom w:val="none" w:sz="0" w:space="0" w:color="000000"/>
+                <w:top w:val="none" w:sz="0" w:space="0" w:color="000000"/>
+                <w:left w:val="none" w:sz="0" w:space="0" w:color="000000"/>
+                <w:right w:val="none" w:sz="0" w:space="0" w:color="000000"/>
+              </w:pBdr>
+              <w:spacing w:after="60" w:before="60" w:line="240"/>
+              <w:ind w:left="60" w:right="60" w:firstLine="0" w:firstLineChars="0"/>
+              <w:rPr>
+                <w:rFonts w:ascii="Helvetica" w:hAnsi="Helvetica" w:eastAsia="Helvetica" w:cs="Helvetica"/>
+                <w:i w:val="false"/>
+                <w:b w:val="false"/>
+                <w:u w:val="none"/>
+                <w:strike w:val="false"/>
+                <w:sz w:val="17"/>
+                <w:szCs w:val="17"/>
+                <w:color w:val="24212B"/>
+              </w:rPr>
+            </w:pPr>
+            <w:r>
+              <w:rPr>
+                <w:rFonts w:ascii="Helvetica" w:hAnsi="Helvetica" w:eastAsia="Helvetica" w:cs="Helvetica"/>
+                <w:i w:val="false"/>
+                <w:b w:val="false"/>
+                <w:u w:val="none"/>
+                <w:strike w:val="false"/>
+                <w:sz w:val="17"/>
+                <w:szCs w:val="17"/>
+                <w:color w:val="24212B"/>
+              </w:rPr>
+              <w:t xml:space="preserve">paresthesia</w:t>
+            </w:r>
+          </w:p>
+        </w:tc>
+        <w:tc>
+          <w:tcPr>
+            <w:tcBorders>
+              <w:bottom w:val="none" w:sz="0" w:space="0" w:color="000000"/>
+              <w:top w:val="none" w:sz="0" w:space="0" w:color="000000"/>
+              <w:left w:val="none" w:sz="0" w:space="0" w:color="000000"/>
+              <w:right w:val="none" w:sz="0" w:space="0" w:color="000000"/>
+            </w:tcBorders>
+            <w:shd w:val="clear" w:color="auto" w:fill="FFFFFF"/>
+            <w:tcMar>
+              <w:top w:w="0" w:type="dxa"/>
+              <w:bottom w:w="0" w:type="dxa"/>
+              <w:left w:w="0" w:type="dxa"/>
+              <w:right w:w="0" w:type="dxa"/>
+            </w:tcMar>
+            <w:vAlign w:val="center"/>
+          </w:tcPr>
+          <w:p>
+            <w:pPr>
+              <w:jc w:val="center"/>
+              <w:pBdr>
+                <w:bottom w:val="none" w:sz="0" w:space="0" w:color="000000"/>
+                <w:top w:val="none" w:sz="0" w:space="0" w:color="000000"/>
+                <w:left w:val="none" w:sz="0" w:space="0" w:color="000000"/>
+                <w:right w:val="none" w:sz="0" w:space="0" w:color="000000"/>
+              </w:pBdr>
+              <w:spacing w:after="60" w:before="60" w:line="240"/>
+              <w:ind w:left="60" w:right="60" w:firstLine="0" w:firstLineChars="0"/>
+              <w:rPr>
+                <w:rFonts w:ascii="Helvetica" w:hAnsi="Helvetica" w:eastAsia="Helvetica" w:cs="Helvetica"/>
+                <w:i w:val="false"/>
+                <w:b w:val="false"/>
+                <w:u w:val="none"/>
+                <w:strike w:val="false"/>
+                <w:sz w:val="17"/>
+                <w:szCs w:val="17"/>
+                <w:color w:val="24212B"/>
+              </w:rPr>
+            </w:pPr>
+            <w:r>
+              <w:rPr>
+                <w:rFonts w:ascii="Helvetica" w:hAnsi="Helvetica" w:eastAsia="Helvetica" w:cs="Helvetica"/>
+                <w:i w:val="false"/>
+                <w:b w:val="false"/>
+                <w:u w:val="none"/>
+                <w:strike w:val="false"/>
+                <w:sz w:val="17"/>
+                <w:szCs w:val="17"/>
+                <w:color w:val="24212B"/>
+              </w:rPr>
+              <w:t xml:space="preserve">4</w:t>
+            </w:r>
+          </w:p>
+        </w:tc>
+        <w:tc>
+          <w:tcPr>
+            <w:tcBorders>
+              <w:bottom w:val="none" w:sz="0" w:space="0" w:color="000000"/>
+              <w:top w:val="none" w:sz="0" w:space="0" w:color="000000"/>
+              <w:left w:val="none" w:sz="0" w:space="0" w:color="000000"/>
+              <w:right w:val="none" w:sz="0" w:space="0" w:color="000000"/>
+            </w:tcBorders>
+            <w:shd w:val="clear" w:color="auto" w:fill="FFFFFF"/>
+            <w:tcMar>
+              <w:top w:w="0" w:type="dxa"/>
+              <w:bottom w:w="0" w:type="dxa"/>
+              <w:left w:w="0" w:type="dxa"/>
+              <w:right w:w="0" w:type="dxa"/>
+            </w:tcMar>
+            <w:vAlign w:val="center"/>
+          </w:tcPr>
+          <w:p>
+            <w:pPr>
+              <w:jc w:val="center"/>
+              <w:pBdr>
+                <w:bottom w:val="none" w:sz="0" w:space="0" w:color="000000"/>
+                <w:top w:val="none" w:sz="0" w:space="0" w:color="000000"/>
+                <w:left w:val="none" w:sz="0" w:space="0" w:color="000000"/>
+                <w:right w:val="none" w:sz="0" w:space="0" w:color="000000"/>
+              </w:pBdr>
+              <w:spacing w:after="60" w:before="60" w:line="240"/>
+              <w:ind w:left="60" w:right="60" w:firstLine="0" w:firstLineChars="0"/>
+              <w:rPr>
+                <w:rFonts w:ascii="Helvetica" w:hAnsi="Helvetica" w:eastAsia="Helvetica" w:cs="Helvetica"/>
+                <w:i w:val="false"/>
+                <w:b w:val="false"/>
+                <w:u w:val="none"/>
+                <w:strike w:val="false"/>
+                <w:sz w:val="17"/>
+                <w:szCs w:val="17"/>
+                <w:color w:val="24212B"/>
+              </w:rPr>
+            </w:pPr>
+            <w:r>
+              <w:rPr>
+                <w:rFonts w:ascii="Helvetica" w:hAnsi="Helvetica" w:eastAsia="Helvetica" w:cs="Helvetica"/>
+                <w:i w:val="false"/>
+                <w:b w:val="false"/>
+                <w:u w:val="none"/>
+                <w:strike w:val="false"/>
+                <w:sz w:val="17"/>
+                <w:szCs w:val="17"/>
+                <w:color w:val="24212B"/>
+              </w:rPr>
+              <w:t xml:space="preserve">0.108</w:t>
+            </w:r>
+          </w:p>
+        </w:tc>
+        <w:tc>
+          <w:tcPr>
+            <w:tcBorders>
+              <w:bottom w:val="none" w:sz="0" w:space="0" w:color="000000"/>
+              <w:top w:val="none" w:sz="0" w:space="0" w:color="000000"/>
+              <w:left w:val="none" w:sz="0" w:space="0" w:color="000000"/>
+              <w:right w:val="none" w:sz="0" w:space="0" w:color="000000"/>
+            </w:tcBorders>
+            <w:shd w:val="clear" w:color="auto" w:fill="FFFFFF"/>
+            <w:tcMar>
+              <w:top w:w="0" w:type="dxa"/>
+              <w:bottom w:w="0" w:type="dxa"/>
+              <w:left w:w="0" w:type="dxa"/>
+              <w:right w:w="0" w:type="dxa"/>
+            </w:tcMar>
+            <w:vAlign w:val="center"/>
+          </w:tcPr>
+          <w:p>
+            <w:pPr>
+              <w:jc w:val="center"/>
+              <w:pBdr>
+                <w:bottom w:val="none" w:sz="0" w:space="0" w:color="000000"/>
+                <w:top w:val="none" w:sz="0" w:space="0" w:color="000000"/>
+                <w:left w:val="none" w:sz="0" w:space="0" w:color="000000"/>
+                <w:right w:val="none" w:sz="0" w:space="0" w:color="000000"/>
+              </w:pBdr>
+              <w:spacing w:after="60" w:before="60" w:line="240"/>
+              <w:ind w:left="60" w:right="60" w:firstLine="0" w:firstLineChars="0"/>
+              <w:rPr>
+                <w:rFonts w:ascii="Helvetica" w:hAnsi="Helvetica" w:eastAsia="Helvetica" w:cs="Helvetica"/>
+                <w:i w:val="false"/>
+                <w:b w:val="false"/>
+                <w:u w:val="none"/>
+                <w:strike w:val="false"/>
+                <w:sz w:val="17"/>
+                <w:szCs w:val="17"/>
+                <w:color w:val="24212B"/>
+              </w:rPr>
+            </w:pPr>
+            <w:r>
+              <w:rPr>
+                <w:rFonts w:ascii="Helvetica" w:hAnsi="Helvetica" w:eastAsia="Helvetica" w:cs="Helvetica"/>
+                <w:i w:val="false"/>
+                <w:b w:val="false"/>
+                <w:u w:val="none"/>
+                <w:strike w:val="false"/>
+                <w:sz w:val="17"/>
+                <w:szCs w:val="17"/>
+                <w:color w:val="24212B"/>
+              </w:rPr>
+              <w:t xml:space="preserve"/>
+            </w:r>
+          </w:p>
+        </w:tc>
+      </w:tr>
+      <w:tr>
+        <w:trPr>
+          <w:trHeight w:val="464" w:hRule="auto"/>
+        </w:trPr>
+        body 5
+        <w:tc>
+          <w:tcPr>
+            <w:vMerge/>
+            <w:tcBorders>
+              <w:bottom w:val="none" w:sz="0" w:space="0" w:color="000000"/>
+              <w:top w:val="none" w:sz="0" w:space="0" w:color="000000"/>
+              <w:left w:val="none" w:sz="0" w:space="0" w:color="000000"/>
+              <w:right w:val="none" w:sz="0" w:space="0" w:color="000000"/>
+            </w:tcBorders>
+            <w:shd w:val="clear" w:color="auto" w:fill="FFFFFF"/>
+            <w:tcMar>
+              <w:top w:w="0" w:type="dxa"/>
+              <w:bottom w:w="0" w:type="dxa"/>
+              <w:left w:w="0" w:type="dxa"/>
+              <w:right w:w="0" w:type="dxa"/>
+            </w:tcMar>
+            <w:vAlign w:val="center"/>
+          </w:tcPr>
+          <w:p>
+            <w:pPr>
+              <w:jc w:val="left"/>
+              <w:pBdr>
+                <w:bottom w:val="none" w:sz="0" w:space="0" w:color="000000"/>
+                <w:top w:val="none" w:sz="0" w:space="0" w:color="000000"/>
+                <w:left w:val="none" w:sz="0" w:space="0" w:color="000000"/>
+                <w:right w:val="none" w:sz="0" w:space="0" w:color="000000"/>
+              </w:pBdr>
+              <w:spacing w:after="60" w:before="60" w:line="240"/>
+              <w:ind w:left="60" w:right="60" w:firstLine="0" w:firstLineChars="0"/>
               <w:rPr>
                 <w:rFonts w:ascii="Helvetica" w:hAnsi="Helvetica" w:eastAsia="Helvetica" w:cs="Helvetica"/>
                 <w:i w:val="false"/>
@@ -1110,7 +1423,222 @@
                 <w:szCs w:val="17"/>
                 <w:color w:val="24212B"/>
               </w:rPr>
-              <w:t xml:space="preserve">*</w:t>
+            </w:pPr>
+          </w:p>
+        </w:tc>
+        <w:tc>
+          <w:tcPr>
+            <w:tcBorders>
+              <w:bottom w:val="none" w:sz="0" w:space="0" w:color="000000"/>
+              <w:top w:val="none" w:sz="0" w:space="0" w:color="000000"/>
+              <w:left w:val="none" w:sz="0" w:space="0" w:color="000000"/>
+              <w:right w:val="none" w:sz="0" w:space="0" w:color="000000"/>
+            </w:tcBorders>
+            <w:shd w:val="clear" w:color="auto" w:fill="FFFFFF"/>
+            <w:tcMar>
+              <w:top w:w="0" w:type="dxa"/>
+              <w:bottom w:w="0" w:type="dxa"/>
+              <w:left w:w="0" w:type="dxa"/>
+              <w:right w:w="0" w:type="dxa"/>
+            </w:tcMar>
+            <w:vAlign w:val="center"/>
+          </w:tcPr>
+          <w:p>
+            <w:pPr>
+              <w:jc w:val="center"/>
+              <w:pBdr>
+                <w:bottom w:val="none" w:sz="0" w:space="0" w:color="000000"/>
+                <w:top w:val="none" w:sz="0" w:space="0" w:color="000000"/>
+                <w:left w:val="none" w:sz="0" w:space="0" w:color="000000"/>
+                <w:right w:val="none" w:sz="0" w:space="0" w:color="000000"/>
+              </w:pBdr>
+              <w:spacing w:after="60" w:before="60" w:line="240"/>
+              <w:ind w:left="60" w:right="60" w:firstLine="0" w:firstLineChars="0"/>
+              <w:rPr>
+                <w:rFonts w:ascii="Helvetica" w:hAnsi="Helvetica" w:eastAsia="Helvetica" w:cs="Helvetica"/>
+                <w:i w:val="false"/>
+                <w:b w:val="false"/>
+                <w:u w:val="none"/>
+                <w:strike w:val="false"/>
+                <w:sz w:val="17"/>
+                <w:szCs w:val="17"/>
+                <w:color w:val="24212B"/>
+              </w:rPr>
+            </w:pPr>
+            <w:r>
+              <w:rPr>
+                <w:rFonts w:ascii="Helvetica" w:hAnsi="Helvetica" w:eastAsia="Helvetica" w:cs="Helvetica"/>
+                <w:i w:val="false"/>
+                <w:b w:val="false"/>
+                <w:u w:val="none"/>
+                <w:strike w:val="false"/>
+                <w:sz w:val="17"/>
+                <w:szCs w:val="17"/>
+                <w:color w:val="24212B"/>
+              </w:rPr>
+              <w:t xml:space="preserve">Vomiting</w:t>
+            </w:r>
+          </w:p>
+        </w:tc>
+        <w:tc>
+          <w:tcPr>
+            <w:tcBorders>
+              <w:bottom w:val="none" w:sz="0" w:space="0" w:color="000000"/>
+              <w:top w:val="none" w:sz="0" w:space="0" w:color="000000"/>
+              <w:left w:val="none" w:sz="0" w:space="0" w:color="000000"/>
+              <w:right w:val="none" w:sz="0" w:space="0" w:color="000000"/>
+            </w:tcBorders>
+            <w:shd w:val="clear" w:color="auto" w:fill="FFFFFF"/>
+            <w:tcMar>
+              <w:top w:w="0" w:type="dxa"/>
+              <w:bottom w:w="0" w:type="dxa"/>
+              <w:left w:w="0" w:type="dxa"/>
+              <w:right w:w="0" w:type="dxa"/>
+            </w:tcMar>
+            <w:vAlign w:val="center"/>
+          </w:tcPr>
+          <w:p>
+            <w:pPr>
+              <w:jc w:val="center"/>
+              <w:pBdr>
+                <w:bottom w:val="none" w:sz="0" w:space="0" w:color="000000"/>
+                <w:top w:val="none" w:sz="0" w:space="0" w:color="000000"/>
+                <w:left w:val="none" w:sz="0" w:space="0" w:color="000000"/>
+                <w:right w:val="none" w:sz="0" w:space="0" w:color="000000"/>
+              </w:pBdr>
+              <w:spacing w:after="60" w:before="60" w:line="240"/>
+              <w:ind w:left="60" w:right="60" w:firstLine="0" w:firstLineChars="0"/>
+              <w:rPr>
+                <w:rFonts w:ascii="Helvetica" w:hAnsi="Helvetica" w:eastAsia="Helvetica" w:cs="Helvetica"/>
+                <w:i w:val="false"/>
+                <w:b w:val="false"/>
+                <w:u w:val="none"/>
+                <w:strike w:val="false"/>
+                <w:sz w:val="17"/>
+                <w:szCs w:val="17"/>
+                <w:color w:val="24212B"/>
+              </w:rPr>
+            </w:pPr>
+            <w:r>
+              <w:rPr>
+                <w:rFonts w:ascii="Helvetica" w:hAnsi="Helvetica" w:eastAsia="Helvetica" w:cs="Helvetica"/>
+                <w:i w:val="false"/>
+                <w:b w:val="false"/>
+                <w:u w:val="none"/>
+                <w:strike w:val="false"/>
+                <w:sz w:val="17"/>
+                <w:szCs w:val="17"/>
+                <w:color w:val="24212B"/>
+              </w:rPr>
+              <w:t xml:space="preserve">4</w:t>
+            </w:r>
+          </w:p>
+        </w:tc>
+        <w:tc>
+          <w:tcPr>
+            <w:tcBorders>
+              <w:bottom w:val="none" w:sz="0" w:space="0" w:color="000000"/>
+              <w:top w:val="none" w:sz="0" w:space="0" w:color="000000"/>
+              <w:left w:val="none" w:sz="0" w:space="0" w:color="000000"/>
+              <w:right w:val="none" w:sz="0" w:space="0" w:color="000000"/>
+            </w:tcBorders>
+            <w:shd w:val="clear" w:color="auto" w:fill="FFFFFF"/>
+            <w:tcMar>
+              <w:top w:w="0" w:type="dxa"/>
+              <w:bottom w:w="0" w:type="dxa"/>
+              <w:left w:w="0" w:type="dxa"/>
+              <w:right w:w="0" w:type="dxa"/>
+            </w:tcMar>
+            <w:vAlign w:val="center"/>
+          </w:tcPr>
+          <w:p>
+            <w:pPr>
+              <w:jc w:val="center"/>
+              <w:pBdr>
+                <w:bottom w:val="none" w:sz="0" w:space="0" w:color="000000"/>
+                <w:top w:val="none" w:sz="0" w:space="0" w:color="000000"/>
+                <w:left w:val="none" w:sz="0" w:space="0" w:color="000000"/>
+                <w:right w:val="none" w:sz="0" w:space="0" w:color="000000"/>
+              </w:pBdr>
+              <w:spacing w:after="60" w:before="60" w:line="240"/>
+              <w:ind w:left="60" w:right="60" w:firstLine="0" w:firstLineChars="0"/>
+              <w:rPr>
+                <w:rFonts w:ascii="Helvetica" w:hAnsi="Helvetica" w:eastAsia="Helvetica" w:cs="Helvetica"/>
+                <w:i w:val="false"/>
+                <w:b w:val="false"/>
+                <w:u w:val="none"/>
+                <w:strike w:val="false"/>
+                <w:sz w:val="17"/>
+                <w:szCs w:val="17"/>
+                <w:color w:val="24212B"/>
+              </w:rPr>
+            </w:pPr>
+            <w:r>
+              <w:rPr>
+                <w:rFonts w:ascii="Helvetica" w:hAnsi="Helvetica" w:eastAsia="Helvetica" w:cs="Helvetica"/>
+                <w:i w:val="false"/>
+                <w:b w:val="false"/>
+                <w:u w:val="none"/>
+                <w:strike w:val="false"/>
+                <w:sz w:val="17"/>
+                <w:szCs w:val="17"/>
+                <w:color w:val="24212B"/>
+              </w:rPr>
+              <w:t xml:space="preserve">0.163</w:t>
+            </w:r>
+          </w:p>
+        </w:tc>
+        <w:tc>
+          <w:tcPr>
+            <w:tcBorders>
+              <w:bottom w:val="none" w:sz="0" w:space="0" w:color="000000"/>
+              <w:top w:val="none" w:sz="0" w:space="0" w:color="000000"/>
+              <w:left w:val="none" w:sz="0" w:space="0" w:color="000000"/>
+              <w:right w:val="none" w:sz="0" w:space="0" w:color="000000"/>
+            </w:tcBorders>
+            <w:shd w:val="clear" w:color="auto" w:fill="FFFFFF"/>
+            <w:tcMar>
+              <w:top w:w="0" w:type="dxa"/>
+              <w:bottom w:w="0" w:type="dxa"/>
+              <w:left w:w="0" w:type="dxa"/>
+              <w:right w:w="0" w:type="dxa"/>
+            </w:tcMar>
+            <w:vAlign w:val="center"/>
+          </w:tcPr>
+          <w:p>
+            <w:pPr>
+              <w:jc w:val="center"/>
+              <w:pBdr>
+                <w:bottom w:val="none" w:sz="0" w:space="0" w:color="000000"/>
+                <w:top w:val="none" w:sz="0" w:space="0" w:color="000000"/>
+                <w:left w:val="none" w:sz="0" w:space="0" w:color="000000"/>
+                <w:right w:val="none" w:sz="0" w:space="0" w:color="000000"/>
+              </w:pBdr>
+              <w:spacing w:after="60" w:before="60" w:line="240"/>
+              <w:ind w:left="60" w:right="60" w:firstLine="0" w:firstLineChars="0"/>
+              <w:rPr>
+                <w:rFonts w:ascii="Helvetica" w:hAnsi="Helvetica" w:eastAsia="Helvetica" w:cs="Helvetica"/>
+                <w:i w:val="false"/>
+                <w:b w:val="false"/>
+                <w:u w:val="none"/>
+                <w:strike w:val="false"/>
+                <w:sz w:val="17"/>
+                <w:szCs w:val="17"/>
+                <w:color w:val="24212B"/>
+              </w:rPr>
+            </w:pPr>
+            <w:r>
+              <w:rPr>
+                <w:rFonts w:ascii="Helvetica" w:hAnsi="Helvetica" w:eastAsia="Helvetica" w:cs="Helvetica"/>
+                <w:i w:val="false"/>
+                <w:b w:val="false"/>
+                <w:u w:val="none"/>
+                <w:strike w:val="false"/>
+                <w:sz w:val="17"/>
+                <w:szCs w:val="17"/>
+                <w:color w:val="24212B"/>
+              </w:rPr>
+              <w:t xml:space="preserve"/>
             </w:r>
           </w:p>
         </w:tc>
@@ -1119,7 +1647,7 @@
         <w:trPr>
           <w:trHeight w:val="433" w:hRule="auto"/>
         </w:trPr>
-        body 4
+        body 6
         <w:tc>
           <w:tcPr>
             <w:vMerge/>
@@ -1212,535 +1740,7 @@
                 <w:szCs w:val="17"/>
                 <w:color w:val="24212B"/>
               </w:rPr>
-              <w:t xml:space="preserve">Tremor</w:t>
-            </w:r>
-          </w:p>
-        </w:tc>
-        <w:tc>
-          <w:tcPr>
-            <w:tcBorders>
-              <w:bottom w:val="none" w:sz="0" w:space="0" w:color="000000"/>
-              <w:top w:val="none" w:sz="0" w:space="0" w:color="000000"/>
-              <w:left w:val="none" w:sz="0" w:space="0" w:color="000000"/>
-              <w:right w:val="none" w:sz="0" w:space="0" w:color="000000"/>
-            </w:tcBorders>
-            <w:shd w:val="clear" w:color="auto" w:fill="FFFFFF"/>
-            <w:tcMar>
-              <w:top w:w="0" w:type="dxa"/>
-              <w:bottom w:w="0" w:type="dxa"/>
-              <w:left w:w="0" w:type="dxa"/>
-              <w:right w:w="0" w:type="dxa"/>
-            </w:tcMar>
-            <w:vAlign w:val="center"/>
-          </w:tcPr>
-          <w:p>
-            <w:pPr>
-              <w:jc w:val="center"/>
-              <w:pBdr>
-                <w:bottom w:val="none" w:sz="0" w:space="0" w:color="000000"/>
-                <w:top w:val="none" w:sz="0" w:space="0" w:color="000000"/>
-                <w:left w:val="none" w:sz="0" w:space="0" w:color="000000"/>
-                <w:right w:val="none" w:sz="0" w:space="0" w:color="000000"/>
-              </w:pBdr>
-              <w:spacing w:after="60" w:before="60" w:line="240"/>
-              <w:ind w:left="60" w:right="60" w:firstLine="0" w:firstLineChars="0"/>
-              <w:rPr>
-                <w:rFonts w:ascii="Helvetica" w:hAnsi="Helvetica" w:eastAsia="Helvetica" w:cs="Helvetica"/>
-                <w:i w:val="false"/>
-                <w:b w:val="false"/>
-                <w:u w:val="none"/>
-                <w:strike w:val="false"/>
-                <w:sz w:val="17"/>
-                <w:szCs w:val="17"/>
-                <w:color w:val="24212B"/>
-              </w:rPr>
-            </w:pPr>
-            <w:r>
-              <w:rPr>
-                <w:rFonts w:ascii="Helvetica" w:hAnsi="Helvetica" w:eastAsia="Helvetica" w:cs="Helvetica"/>
-                <w:i w:val="false"/>
-                <w:b w:val="false"/>
-                <w:u w:val="none"/>
-                <w:strike w:val="false"/>
-                <w:sz w:val="17"/>
-                <w:szCs w:val="17"/>
-                <w:color w:val="24212B"/>
-              </w:rPr>
-              <w:t xml:space="preserve">4</w:t>
-            </w:r>
-          </w:p>
-        </w:tc>
-        <w:tc>
-          <w:tcPr>
-            <w:tcBorders>
-              <w:bottom w:val="none" w:sz="0" w:space="0" w:color="000000"/>
-              <w:top w:val="none" w:sz="0" w:space="0" w:color="000000"/>
-              <w:left w:val="none" w:sz="0" w:space="0" w:color="000000"/>
-              <w:right w:val="none" w:sz="0" w:space="0" w:color="000000"/>
-            </w:tcBorders>
-            <w:shd w:val="clear" w:color="auto" w:fill="FFFFFF"/>
-            <w:tcMar>
-              <w:top w:w="0" w:type="dxa"/>
-              <w:bottom w:w="0" w:type="dxa"/>
-              <w:left w:w="0" w:type="dxa"/>
-              <w:right w:w="0" w:type="dxa"/>
-            </w:tcMar>
-            <w:vAlign w:val="center"/>
-          </w:tcPr>
-          <w:p>
-            <w:pPr>
-              <w:jc w:val="center"/>
-              <w:pBdr>
-                <w:bottom w:val="none" w:sz="0" w:space="0" w:color="000000"/>
-                <w:top w:val="none" w:sz="0" w:space="0" w:color="000000"/>
-                <w:left w:val="none" w:sz="0" w:space="0" w:color="000000"/>
-                <w:right w:val="none" w:sz="0" w:space="0" w:color="000000"/>
-              </w:pBdr>
-              <w:spacing w:after="60" w:before="60" w:line="240"/>
-              <w:ind w:left="60" w:right="60" w:firstLine="0" w:firstLineChars="0"/>
-              <w:rPr>
-                <w:rFonts w:ascii="Helvetica" w:hAnsi="Helvetica" w:eastAsia="Helvetica" w:cs="Helvetica"/>
-                <w:i w:val="false"/>
-                <w:b w:val="false"/>
-                <w:u w:val="none"/>
-                <w:strike w:val="false"/>
-                <w:sz w:val="17"/>
-                <w:szCs w:val="17"/>
-                <w:color w:val="24212B"/>
-              </w:rPr>
-            </w:pPr>
-            <w:r>
-              <w:rPr>
-                <w:rFonts w:ascii="Helvetica" w:hAnsi="Helvetica" w:eastAsia="Helvetica" w:cs="Helvetica"/>
-                <w:i w:val="false"/>
-                <w:b w:val="false"/>
-                <w:u w:val="none"/>
-                <w:strike w:val="false"/>
-                <w:sz w:val="17"/>
-                <w:szCs w:val="17"/>
-                <w:color w:val="24212B"/>
-              </w:rPr>
-              <w:t xml:space="preserve">0.083</w:t>
-            </w:r>
-          </w:p>
-        </w:tc>
-        <w:tc>
-          <w:tcPr>
-            <w:tcBorders>
-              <w:bottom w:val="none" w:sz="0" w:space="0" w:color="000000"/>
-              <w:top w:val="none" w:sz="0" w:space="0" w:color="000000"/>
-              <w:left w:val="none" w:sz="0" w:space="0" w:color="000000"/>
-              <w:right w:val="none" w:sz="0" w:space="0" w:color="000000"/>
-            </w:tcBorders>
-            <w:shd w:val="clear" w:color="auto" w:fill="FFFFFF"/>
-            <w:tcMar>
-              <w:top w:w="0" w:type="dxa"/>
-              <w:bottom w:w="0" w:type="dxa"/>
-              <w:left w:w="0" w:type="dxa"/>
-              <w:right w:w="0" w:type="dxa"/>
-            </w:tcMar>
-            <w:vAlign w:val="center"/>
-          </w:tcPr>
-          <w:p>
-            <w:pPr>
-              <w:jc w:val="center"/>
-              <w:pBdr>
-                <w:bottom w:val="none" w:sz="0" w:space="0" w:color="000000"/>
-                <w:top w:val="none" w:sz="0" w:space="0" w:color="000000"/>
-                <w:left w:val="none" w:sz="0" w:space="0" w:color="000000"/>
-                <w:right w:val="none" w:sz="0" w:space="0" w:color="000000"/>
-              </w:pBdr>
-              <w:spacing w:after="60" w:before="60" w:line="240"/>
-              <w:ind w:left="60" w:right="60" w:firstLine="0" w:firstLineChars="0"/>
-              <w:rPr>
-                <w:rFonts w:ascii="Helvetica" w:hAnsi="Helvetica" w:eastAsia="Helvetica" w:cs="Helvetica"/>
-                <w:i w:val="false"/>
-                <w:b w:val="false"/>
-                <w:u w:val="none"/>
-                <w:strike w:val="false"/>
-                <w:sz w:val="17"/>
-                <w:szCs w:val="17"/>
-                <w:color w:val="24212B"/>
-              </w:rPr>
-            </w:pPr>
-            <w:r>
-              <w:rPr>
-                <w:rFonts w:ascii="Helvetica" w:hAnsi="Helvetica" w:eastAsia="Helvetica" w:cs="Helvetica"/>
-                <w:i w:val="false"/>
-                <w:b w:val="false"/>
-                <w:u w:val="none"/>
-                <w:strike w:val="false"/>
-                <w:sz w:val="17"/>
-                <w:szCs w:val="17"/>
-                <w:color w:val="24212B"/>
-              </w:rPr>
-              <w:t xml:space="preserve"/>
-            </w:r>
-          </w:p>
-        </w:tc>
-      </w:tr>
-      <w:tr>
-        <w:trPr>
-          <w:trHeight w:val="462" w:hRule="auto"/>
-        </w:trPr>
-        body 5
-        <w:tc>
-          <w:tcPr>
-            <w:vMerge/>
-            <w:tcBorders>
-              <w:bottom w:val="none" w:sz="0" w:space="0" w:color="000000"/>
-              <w:top w:val="none" w:sz="0" w:space="0" w:color="000000"/>
-              <w:left w:val="none" w:sz="0" w:space="0" w:color="000000"/>
-              <w:right w:val="none" w:sz="0" w:space="0" w:color="000000"/>
-            </w:tcBorders>
-            <w:shd w:val="clear" w:color="auto" w:fill="FFFFFF"/>
-            <w:tcMar>
-              <w:top w:w="0" w:type="dxa"/>
-              <w:bottom w:w="0" w:type="dxa"/>
-              <w:left w:w="0" w:type="dxa"/>
-              <w:right w:w="0" w:type="dxa"/>
-            </w:tcMar>
-            <w:vAlign w:val="center"/>
-          </w:tcPr>
-          <w:p>
-            <w:pPr>
-              <w:jc w:val="left"/>
-              <w:pBdr>
-                <w:bottom w:val="none" w:sz="0" w:space="0" w:color="000000"/>
-                <w:top w:val="none" w:sz="0" w:space="0" w:color="000000"/>
-                <w:left w:val="none" w:sz="0" w:space="0" w:color="000000"/>
-                <w:right w:val="none" w:sz="0" w:space="0" w:color="000000"/>
-              </w:pBdr>
-              <w:spacing w:after="60" w:before="60" w:line="240"/>
-              <w:ind w:left="60" w:right="60" w:firstLine="0" w:firstLineChars="0"/>
-              <w:rPr>
-                <w:rFonts w:ascii="Helvetica" w:hAnsi="Helvetica" w:eastAsia="Helvetica" w:cs="Helvetica"/>
-                <w:i w:val="false"/>
-                <w:b w:val="true"/>
-                <w:u w:val="none"/>
-                <w:strike w:val="false"/>
-                <w:sz w:val="17"/>
-                <w:szCs w:val="17"/>
-                <w:color w:val="24212B"/>
-              </w:rPr>
-            </w:pPr>
-          </w:p>
-        </w:tc>
-        <w:tc>
-          <w:tcPr>
-            <w:tcBorders>
-              <w:bottom w:val="none" w:sz="0" w:space="0" w:color="000000"/>
-              <w:top w:val="none" w:sz="0" w:space="0" w:color="000000"/>
-              <w:left w:val="none" w:sz="0" w:space="0" w:color="000000"/>
-              <w:right w:val="none" w:sz="0" w:space="0" w:color="000000"/>
-            </w:tcBorders>
-            <w:shd w:val="clear" w:color="auto" w:fill="FFFFFF"/>
-            <w:tcMar>
-              <w:top w:w="0" w:type="dxa"/>
-              <w:bottom w:w="0" w:type="dxa"/>
-              <w:left w:w="0" w:type="dxa"/>
-              <w:right w:w="0" w:type="dxa"/>
-            </w:tcMar>
-            <w:vAlign w:val="center"/>
-          </w:tcPr>
-          <w:p>
-            <w:pPr>
-              <w:jc w:val="center"/>
-              <w:pBdr>
-                <w:bottom w:val="none" w:sz="0" w:space="0" w:color="000000"/>
-                <w:top w:val="none" w:sz="0" w:space="0" w:color="000000"/>
-                <w:left w:val="none" w:sz="0" w:space="0" w:color="000000"/>
-                <w:right w:val="none" w:sz="0" w:space="0" w:color="000000"/>
-              </w:pBdr>
-              <w:spacing w:after="60" w:before="60" w:line="240"/>
-              <w:ind w:left="60" w:right="60" w:firstLine="0" w:firstLineChars="0"/>
-              <w:rPr>
-                <w:rFonts w:ascii="Helvetica" w:hAnsi="Helvetica" w:eastAsia="Helvetica" w:cs="Helvetica"/>
-                <w:i w:val="false"/>
-                <w:b w:val="false"/>
-                <w:u w:val="none"/>
-                <w:strike w:val="false"/>
-                <w:sz w:val="17"/>
-                <w:szCs w:val="17"/>
-                <w:color w:val="24212B"/>
-              </w:rPr>
-            </w:pPr>
-            <w:r>
-              <w:rPr>
-                <w:rFonts w:ascii="Helvetica" w:hAnsi="Helvetica" w:eastAsia="Helvetica" w:cs="Helvetica"/>
-                <w:i w:val="false"/>
-                <w:b w:val="false"/>
-                <w:u w:val="none"/>
-                <w:strike w:val="false"/>
-                <w:sz w:val="17"/>
-                <w:szCs w:val="17"/>
-                <w:color w:val="24212B"/>
-              </w:rPr>
-              <w:t xml:space="preserve">paresthesia</w:t>
-            </w:r>
-          </w:p>
-        </w:tc>
-        <w:tc>
-          <w:tcPr>
-            <w:tcBorders>
-              <w:bottom w:val="none" w:sz="0" w:space="0" w:color="000000"/>
-              <w:top w:val="none" w:sz="0" w:space="0" w:color="000000"/>
-              <w:left w:val="none" w:sz="0" w:space="0" w:color="000000"/>
-              <w:right w:val="none" w:sz="0" w:space="0" w:color="000000"/>
-            </w:tcBorders>
-            <w:shd w:val="clear" w:color="auto" w:fill="FFFFFF"/>
-            <w:tcMar>
-              <w:top w:w="0" w:type="dxa"/>
-              <w:bottom w:w="0" w:type="dxa"/>
-              <w:left w:w="0" w:type="dxa"/>
-              <w:right w:w="0" w:type="dxa"/>
-            </w:tcMar>
-            <w:vAlign w:val="center"/>
-          </w:tcPr>
-          <w:p>
-            <w:pPr>
-              <w:jc w:val="center"/>
-              <w:pBdr>
-                <w:bottom w:val="none" w:sz="0" w:space="0" w:color="000000"/>
-                <w:top w:val="none" w:sz="0" w:space="0" w:color="000000"/>
-                <w:left w:val="none" w:sz="0" w:space="0" w:color="000000"/>
-                <w:right w:val="none" w:sz="0" w:space="0" w:color="000000"/>
-              </w:pBdr>
-              <w:spacing w:after="60" w:before="60" w:line="240"/>
-              <w:ind w:left="60" w:right="60" w:firstLine="0" w:firstLineChars="0"/>
-              <w:rPr>
-                <w:rFonts w:ascii="Helvetica" w:hAnsi="Helvetica" w:eastAsia="Helvetica" w:cs="Helvetica"/>
-                <w:i w:val="false"/>
-                <w:b w:val="false"/>
-                <w:u w:val="none"/>
-                <w:strike w:val="false"/>
-                <w:sz w:val="17"/>
-                <w:szCs w:val="17"/>
-                <w:color w:val="24212B"/>
-              </w:rPr>
-            </w:pPr>
-            <w:r>
-              <w:rPr>
-                <w:rFonts w:ascii="Helvetica" w:hAnsi="Helvetica" w:eastAsia="Helvetica" w:cs="Helvetica"/>
-                <w:i w:val="false"/>
-                <w:b w:val="false"/>
-                <w:u w:val="none"/>
-                <w:strike w:val="false"/>
-                <w:sz w:val="17"/>
-                <w:szCs w:val="17"/>
-                <w:color w:val="24212B"/>
-              </w:rPr>
-              <w:t xml:space="preserve">4</w:t>
-            </w:r>
-          </w:p>
-        </w:tc>
-        <w:tc>
-          <w:tcPr>
-            <w:tcBorders>
-              <w:bottom w:val="none" w:sz="0" w:space="0" w:color="000000"/>
-              <w:top w:val="none" w:sz="0" w:space="0" w:color="000000"/>
-              <w:left w:val="none" w:sz="0" w:space="0" w:color="000000"/>
-              <w:right w:val="none" w:sz="0" w:space="0" w:color="000000"/>
-            </w:tcBorders>
-            <w:shd w:val="clear" w:color="auto" w:fill="FFFFFF"/>
-            <w:tcMar>
-              <w:top w:w="0" w:type="dxa"/>
-              <w:bottom w:w="0" w:type="dxa"/>
-              <w:left w:w="0" w:type="dxa"/>
-              <w:right w:w="0" w:type="dxa"/>
-            </w:tcMar>
-            <w:vAlign w:val="center"/>
-          </w:tcPr>
-          <w:p>
-            <w:pPr>
-              <w:jc w:val="center"/>
-              <w:pBdr>
-                <w:bottom w:val="none" w:sz="0" w:space="0" w:color="000000"/>
-                <w:top w:val="none" w:sz="0" w:space="0" w:color="000000"/>
-                <w:left w:val="none" w:sz="0" w:space="0" w:color="000000"/>
-                <w:right w:val="none" w:sz="0" w:space="0" w:color="000000"/>
-              </w:pBdr>
-              <w:spacing w:after="60" w:before="60" w:line="240"/>
-              <w:ind w:left="60" w:right="60" w:firstLine="0" w:firstLineChars="0"/>
-              <w:rPr>
-                <w:rFonts w:ascii="Helvetica" w:hAnsi="Helvetica" w:eastAsia="Helvetica" w:cs="Helvetica"/>
-                <w:i w:val="false"/>
-                <w:b w:val="false"/>
-                <w:u w:val="none"/>
-                <w:strike w:val="false"/>
-                <w:sz w:val="17"/>
-                <w:szCs w:val="17"/>
-                <w:color w:val="24212B"/>
-              </w:rPr>
-            </w:pPr>
-            <w:r>
-              <w:rPr>
-                <w:rFonts w:ascii="Helvetica" w:hAnsi="Helvetica" w:eastAsia="Helvetica" w:cs="Helvetica"/>
-                <w:i w:val="false"/>
-                <w:b w:val="false"/>
-                <w:u w:val="none"/>
-                <w:strike w:val="false"/>
-                <w:sz w:val="17"/>
-                <w:szCs w:val="17"/>
-                <w:color w:val="24212B"/>
-              </w:rPr>
-              <w:t xml:space="preserve">0.108</w:t>
-            </w:r>
-          </w:p>
-        </w:tc>
-        <w:tc>
-          <w:tcPr>
-            <w:tcBorders>
-              <w:bottom w:val="none" w:sz="0" w:space="0" w:color="000000"/>
-              <w:top w:val="none" w:sz="0" w:space="0" w:color="000000"/>
-              <w:left w:val="none" w:sz="0" w:space="0" w:color="000000"/>
-              <w:right w:val="none" w:sz="0" w:space="0" w:color="000000"/>
-            </w:tcBorders>
-            <w:shd w:val="clear" w:color="auto" w:fill="FFFFFF"/>
-            <w:tcMar>
-              <w:top w:w="0" w:type="dxa"/>
-              <w:bottom w:w="0" w:type="dxa"/>
-              <w:left w:w="0" w:type="dxa"/>
-              <w:right w:w="0" w:type="dxa"/>
-            </w:tcMar>
-            <w:vAlign w:val="center"/>
-          </w:tcPr>
-          <w:p>
-            <w:pPr>
-              <w:jc w:val="center"/>
-              <w:pBdr>
-                <w:bottom w:val="none" w:sz="0" w:space="0" w:color="000000"/>
-                <w:top w:val="none" w:sz="0" w:space="0" w:color="000000"/>
-                <w:left w:val="none" w:sz="0" w:space="0" w:color="000000"/>
-                <w:right w:val="none" w:sz="0" w:space="0" w:color="000000"/>
-              </w:pBdr>
-              <w:spacing w:after="60" w:before="60" w:line="240"/>
-              <w:ind w:left="60" w:right="60" w:firstLine="0" w:firstLineChars="0"/>
-              <w:rPr>
-                <w:rFonts w:ascii="Helvetica" w:hAnsi="Helvetica" w:eastAsia="Helvetica" w:cs="Helvetica"/>
-                <w:i w:val="false"/>
-                <w:b w:val="false"/>
-                <w:u w:val="none"/>
-                <w:strike w:val="false"/>
-                <w:sz w:val="17"/>
-                <w:szCs w:val="17"/>
-                <w:color w:val="24212B"/>
-              </w:rPr>
-            </w:pPr>
-            <w:r>
-              <w:rPr>
-                <w:rFonts w:ascii="Helvetica" w:hAnsi="Helvetica" w:eastAsia="Helvetica" w:cs="Helvetica"/>
-                <w:i w:val="false"/>
-                <w:b w:val="false"/>
-                <w:u w:val="none"/>
-                <w:strike w:val="false"/>
-                <w:sz w:val="17"/>
-                <w:szCs w:val="17"/>
-                <w:color w:val="24212B"/>
-              </w:rPr>
-              <w:t xml:space="preserve"/>
-            </w:r>
-          </w:p>
-        </w:tc>
-      </w:tr>
-      <w:tr>
-        <w:trPr>
-          <w:trHeight w:val="465" w:hRule="auto"/>
-        </w:trPr>
-        body 6
-        <w:tc>
-          <w:tcPr>
-            <w:vMerge/>
-            <w:tcBorders>
-              <w:bottom w:val="none" w:sz="0" w:space="0" w:color="000000"/>
-              <w:top w:val="none" w:sz="0" w:space="0" w:color="000000"/>
-              <w:left w:val="none" w:sz="0" w:space="0" w:color="000000"/>
-              <w:right w:val="none" w:sz="0" w:space="0" w:color="000000"/>
-            </w:tcBorders>
-            <w:shd w:val="clear" w:color="auto" w:fill="FFFFFF"/>
-            <w:tcMar>
-              <w:top w:w="0" w:type="dxa"/>
-              <w:bottom w:w="0" w:type="dxa"/>
-              <w:left w:w="0" w:type="dxa"/>
-              <w:right w:w="0" w:type="dxa"/>
-            </w:tcMar>
-            <w:vAlign w:val="center"/>
-          </w:tcPr>
-          <w:p>
-            <w:pPr>
-              <w:jc w:val="left"/>
-              <w:pBdr>
-                <w:bottom w:val="none" w:sz="0" w:space="0" w:color="000000"/>
-                <w:top w:val="none" w:sz="0" w:space="0" w:color="000000"/>
-                <w:left w:val="none" w:sz="0" w:space="0" w:color="000000"/>
-                <w:right w:val="none" w:sz="0" w:space="0" w:color="000000"/>
-              </w:pBdr>
-              <w:spacing w:after="60" w:before="60" w:line="240"/>
-              <w:ind w:left="60" w:right="60" w:firstLine="0" w:firstLineChars="0"/>
-              <w:rPr>
-                <w:rFonts w:ascii="Helvetica" w:hAnsi="Helvetica" w:eastAsia="Helvetica" w:cs="Helvetica"/>
-                <w:i w:val="false"/>
-                <w:b w:val="true"/>
-                <w:u w:val="none"/>
-                <w:strike w:val="false"/>
-                <w:sz w:val="17"/>
-                <w:szCs w:val="17"/>
-                <w:color w:val="24212B"/>
-              </w:rPr>
-            </w:pPr>
-          </w:p>
-        </w:tc>
-        <w:tc>
-          <w:tcPr>
-            <w:tcBorders>
-              <w:bottom w:val="none" w:sz="0" w:space="0" w:color="000000"/>
-              <w:top w:val="none" w:sz="0" w:space="0" w:color="000000"/>
-              <w:left w:val="none" w:sz="0" w:space="0" w:color="000000"/>
-              <w:right w:val="none" w:sz="0" w:space="0" w:color="000000"/>
-            </w:tcBorders>
-            <w:shd w:val="clear" w:color="auto" w:fill="FFFFFF"/>
-            <w:tcMar>
-              <w:top w:w="0" w:type="dxa"/>
-              <w:bottom w:w="0" w:type="dxa"/>
-              <w:left w:w="0" w:type="dxa"/>
-              <w:right w:w="0" w:type="dxa"/>
-            </w:tcMar>
-            <w:vAlign w:val="center"/>
-          </w:tcPr>
-          <w:p>
-            <w:pPr>
-              <w:jc w:val="center"/>
-              <w:pBdr>
-                <w:bottom w:val="none" w:sz="0" w:space="0" w:color="000000"/>
-                <w:top w:val="none" w:sz="0" w:space="0" w:color="000000"/>
-                <w:left w:val="none" w:sz="0" w:space="0" w:color="000000"/>
-                <w:right w:val="none" w:sz="0" w:space="0" w:color="000000"/>
-              </w:pBdr>
-              <w:spacing w:after="60" w:before="60" w:line="240"/>
-              <w:ind w:left="60" w:right="60" w:firstLine="0" w:firstLineChars="0"/>
-              <w:rPr>
-                <w:rFonts w:ascii="Helvetica" w:hAnsi="Helvetica" w:eastAsia="Helvetica" w:cs="Helvetica"/>
-                <w:i w:val="false"/>
-                <w:b w:val="false"/>
-                <w:u w:val="none"/>
-                <w:strike w:val="false"/>
-                <w:sz w:val="17"/>
-                <w:szCs w:val="17"/>
-                <w:color w:val="24212B"/>
-              </w:rPr>
-            </w:pPr>
-            <w:r>
-              <w:rPr>
-                <w:rFonts w:ascii="Helvetica" w:hAnsi="Helvetica" w:eastAsia="Helvetica" w:cs="Helvetica"/>
-                <w:i w:val="false"/>
-                <w:b w:val="false"/>
-                <w:u w:val="none"/>
-                <w:strike w:val="false"/>
-                <w:sz w:val="17"/>
-                <w:szCs w:val="17"/>
-                <w:color w:val="24212B"/>
-              </w:rPr>
-              <w:t xml:space="preserve">feeling abnormal</w:t>
+              <w:t xml:space="preserve">emotional distress</w:t>
             </w:r>
           </w:p>
         </w:tc>
@@ -1848,7 +1848,7 @@
                 <w:szCs w:val="17"/>
                 <w:color w:val="24212B"/>
               </w:rPr>
-              <w:t xml:space="preserve">0.118</w:t>
+              <w:t xml:space="preserve">0.239</w:t>
             </w:r>
           </w:p>
         </w:tc>
@@ -2004,115 +2004,643 @@
                 <w:szCs w:val="17"/>
                 <w:color w:val="24212B"/>
               </w:rPr>
-              <w:t xml:space="preserve">Vomiting</w:t>
-            </w:r>
-          </w:p>
-        </w:tc>
-        <w:tc>
-          <w:tcPr>
-            <w:tcBorders>
-              <w:bottom w:val="none" w:sz="0" w:space="0" w:color="000000"/>
-              <w:top w:val="none" w:sz="0" w:space="0" w:color="000000"/>
-              <w:left w:val="none" w:sz="0" w:space="0" w:color="000000"/>
-              <w:right w:val="none" w:sz="0" w:space="0" w:color="000000"/>
-            </w:tcBorders>
-            <w:shd w:val="clear" w:color="auto" w:fill="FFFFFF"/>
-            <w:tcMar>
-              <w:top w:w="0" w:type="dxa"/>
-              <w:bottom w:w="0" w:type="dxa"/>
-              <w:left w:w="0" w:type="dxa"/>
-              <w:right w:w="0" w:type="dxa"/>
-            </w:tcMar>
-            <w:vAlign w:val="center"/>
-          </w:tcPr>
-          <w:p>
-            <w:pPr>
-              <w:jc w:val="center"/>
-              <w:pBdr>
-                <w:bottom w:val="none" w:sz="0" w:space="0" w:color="000000"/>
-                <w:top w:val="none" w:sz="0" w:space="0" w:color="000000"/>
-                <w:left w:val="none" w:sz="0" w:space="0" w:color="000000"/>
-                <w:right w:val="none" w:sz="0" w:space="0" w:color="000000"/>
-              </w:pBdr>
-              <w:spacing w:after="60" w:before="60" w:line="240"/>
-              <w:ind w:left="60" w:right="60" w:firstLine="0" w:firstLineChars="0"/>
-              <w:rPr>
-                <w:rFonts w:ascii="Helvetica" w:hAnsi="Helvetica" w:eastAsia="Helvetica" w:cs="Helvetica"/>
-                <w:i w:val="false"/>
-                <w:b w:val="false"/>
-                <w:u w:val="none"/>
-                <w:strike w:val="false"/>
-                <w:sz w:val="17"/>
-                <w:szCs w:val="17"/>
-                <w:color w:val="24212B"/>
-              </w:rPr>
-            </w:pPr>
-            <w:r>
-              <w:rPr>
-                <w:rFonts w:ascii="Helvetica" w:hAnsi="Helvetica" w:eastAsia="Helvetica" w:cs="Helvetica"/>
-                <w:i w:val="false"/>
-                <w:b w:val="false"/>
-                <w:u w:val="none"/>
-                <w:strike w:val="false"/>
-                <w:sz w:val="17"/>
-                <w:szCs w:val="17"/>
-                <w:color w:val="24212B"/>
-              </w:rPr>
-              <w:t xml:space="preserve">4</w:t>
-            </w:r>
-          </w:p>
-        </w:tc>
-        <w:tc>
-          <w:tcPr>
-            <w:tcBorders>
-              <w:bottom w:val="none" w:sz="0" w:space="0" w:color="000000"/>
-              <w:top w:val="none" w:sz="0" w:space="0" w:color="000000"/>
-              <w:left w:val="none" w:sz="0" w:space="0" w:color="000000"/>
-              <w:right w:val="none" w:sz="0" w:space="0" w:color="000000"/>
-            </w:tcBorders>
-            <w:shd w:val="clear" w:color="auto" w:fill="FFFFFF"/>
-            <w:tcMar>
-              <w:top w:w="0" w:type="dxa"/>
-              <w:bottom w:w="0" w:type="dxa"/>
-              <w:left w:w="0" w:type="dxa"/>
-              <w:right w:w="0" w:type="dxa"/>
-            </w:tcMar>
-            <w:vAlign w:val="center"/>
-          </w:tcPr>
-          <w:p>
-            <w:pPr>
-              <w:jc w:val="center"/>
-              <w:pBdr>
-                <w:bottom w:val="none" w:sz="0" w:space="0" w:color="000000"/>
-                <w:top w:val="none" w:sz="0" w:space="0" w:color="000000"/>
-                <w:left w:val="none" w:sz="0" w:space="0" w:color="000000"/>
-                <w:right w:val="none" w:sz="0" w:space="0" w:color="000000"/>
-              </w:pBdr>
-              <w:spacing w:after="60" w:before="60" w:line="240"/>
-              <w:ind w:left="60" w:right="60" w:firstLine="0" w:firstLineChars="0"/>
-              <w:rPr>
-                <w:rFonts w:ascii="Helvetica" w:hAnsi="Helvetica" w:eastAsia="Helvetica" w:cs="Helvetica"/>
-                <w:i w:val="false"/>
-                <w:b w:val="false"/>
-                <w:u w:val="none"/>
-                <w:strike w:val="false"/>
-                <w:sz w:val="17"/>
-                <w:szCs w:val="17"/>
-                <w:color w:val="24212B"/>
-              </w:rPr>
-            </w:pPr>
-            <w:r>
-              <w:rPr>
-                <w:rFonts w:ascii="Helvetica" w:hAnsi="Helvetica" w:eastAsia="Helvetica" w:cs="Helvetica"/>
-                <w:i w:val="false"/>
-                <w:b w:val="false"/>
-                <w:u w:val="none"/>
-                <w:strike w:val="false"/>
-                <w:sz w:val="17"/>
-                <w:szCs w:val="17"/>
-                <w:color w:val="24212B"/>
-              </w:rPr>
-              <w:t xml:space="preserve">0.163</w:t>
+              <w:t xml:space="preserve">thinking abnormal</w:t>
+            </w:r>
+          </w:p>
+        </w:tc>
+        <w:tc>
+          <w:tcPr>
+            <w:tcBorders>
+              <w:bottom w:val="none" w:sz="0" w:space="0" w:color="000000"/>
+              <w:top w:val="none" w:sz="0" w:space="0" w:color="000000"/>
+              <w:left w:val="none" w:sz="0" w:space="0" w:color="000000"/>
+              <w:right w:val="none" w:sz="0" w:space="0" w:color="000000"/>
+            </w:tcBorders>
+            <w:shd w:val="clear" w:color="auto" w:fill="FFFFFF"/>
+            <w:tcMar>
+              <w:top w:w="0" w:type="dxa"/>
+              <w:bottom w:w="0" w:type="dxa"/>
+              <w:left w:w="0" w:type="dxa"/>
+              <w:right w:w="0" w:type="dxa"/>
+            </w:tcMar>
+            <w:vAlign w:val="center"/>
+          </w:tcPr>
+          <w:p>
+            <w:pPr>
+              <w:jc w:val="center"/>
+              <w:pBdr>
+                <w:bottom w:val="none" w:sz="0" w:space="0" w:color="000000"/>
+                <w:top w:val="none" w:sz="0" w:space="0" w:color="000000"/>
+                <w:left w:val="none" w:sz="0" w:space="0" w:color="000000"/>
+                <w:right w:val="none" w:sz="0" w:space="0" w:color="000000"/>
+              </w:pBdr>
+              <w:spacing w:after="60" w:before="60" w:line="240"/>
+              <w:ind w:left="60" w:right="60" w:firstLine="0" w:firstLineChars="0"/>
+              <w:rPr>
+                <w:rFonts w:ascii="Helvetica" w:hAnsi="Helvetica" w:eastAsia="Helvetica" w:cs="Helvetica"/>
+                <w:i w:val="false"/>
+                <w:b w:val="false"/>
+                <w:u w:val="none"/>
+                <w:strike w:val="false"/>
+                <w:sz w:val="17"/>
+                <w:szCs w:val="17"/>
+                <w:color w:val="24212B"/>
+              </w:rPr>
+            </w:pPr>
+            <w:r>
+              <w:rPr>
+                <w:rFonts w:ascii="Helvetica" w:hAnsi="Helvetica" w:eastAsia="Helvetica" w:cs="Helvetica"/>
+                <w:i w:val="false"/>
+                <w:b w:val="false"/>
+                <w:u w:val="none"/>
+                <w:strike w:val="false"/>
+                <w:sz w:val="17"/>
+                <w:szCs w:val="17"/>
+                <w:color w:val="24212B"/>
+              </w:rPr>
+              <w:t xml:space="preserve">5</w:t>
+            </w:r>
+          </w:p>
+        </w:tc>
+        <w:tc>
+          <w:tcPr>
+            <w:tcBorders>
+              <w:bottom w:val="none" w:sz="0" w:space="0" w:color="000000"/>
+              <w:top w:val="none" w:sz="0" w:space="0" w:color="000000"/>
+              <w:left w:val="none" w:sz="0" w:space="0" w:color="000000"/>
+              <w:right w:val="none" w:sz="0" w:space="0" w:color="000000"/>
+            </w:tcBorders>
+            <w:shd w:val="clear" w:color="auto" w:fill="FFFFFF"/>
+            <w:tcMar>
+              <w:top w:w="0" w:type="dxa"/>
+              <w:bottom w:w="0" w:type="dxa"/>
+              <w:left w:w="0" w:type="dxa"/>
+              <w:right w:w="0" w:type="dxa"/>
+            </w:tcMar>
+            <w:vAlign w:val="center"/>
+          </w:tcPr>
+          <w:p>
+            <w:pPr>
+              <w:jc w:val="center"/>
+              <w:pBdr>
+                <w:bottom w:val="none" w:sz="0" w:space="0" w:color="000000"/>
+                <w:top w:val="none" w:sz="0" w:space="0" w:color="000000"/>
+                <w:left w:val="none" w:sz="0" w:space="0" w:color="000000"/>
+                <w:right w:val="none" w:sz="0" w:space="0" w:color="000000"/>
+              </w:pBdr>
+              <w:spacing w:after="60" w:before="60" w:line="240"/>
+              <w:ind w:left="60" w:right="60" w:firstLine="0" w:firstLineChars="0"/>
+              <w:rPr>
+                <w:rFonts w:ascii="Helvetica" w:hAnsi="Helvetica" w:eastAsia="Helvetica" w:cs="Helvetica"/>
+                <w:i w:val="false"/>
+                <w:b w:val="false"/>
+                <w:u w:val="none"/>
+                <w:strike w:val="false"/>
+                <w:sz w:val="17"/>
+                <w:szCs w:val="17"/>
+                <w:color w:val="24212B"/>
+              </w:rPr>
+            </w:pPr>
+            <w:r>
+              <w:rPr>
+                <w:rFonts w:ascii="Helvetica" w:hAnsi="Helvetica" w:eastAsia="Helvetica" w:cs="Helvetica"/>
+                <w:i w:val="false"/>
+                <w:b w:val="false"/>
+                <w:u w:val="none"/>
+                <w:strike w:val="false"/>
+                <w:sz w:val="17"/>
+                <w:szCs w:val="17"/>
+                <w:color w:val="24212B"/>
+              </w:rPr>
+              <w:t xml:space="preserve">0.244</w:t>
+            </w:r>
+          </w:p>
+        </w:tc>
+        <w:tc>
+          <w:tcPr>
+            <w:tcBorders>
+              <w:bottom w:val="none" w:sz="0" w:space="0" w:color="000000"/>
+              <w:top w:val="none" w:sz="0" w:space="0" w:color="000000"/>
+              <w:left w:val="none" w:sz="0" w:space="0" w:color="000000"/>
+              <w:right w:val="none" w:sz="0" w:space="0" w:color="000000"/>
+            </w:tcBorders>
+            <w:shd w:val="clear" w:color="auto" w:fill="FFFFFF"/>
+            <w:tcMar>
+              <w:top w:w="0" w:type="dxa"/>
+              <w:bottom w:w="0" w:type="dxa"/>
+              <w:left w:w="0" w:type="dxa"/>
+              <w:right w:w="0" w:type="dxa"/>
+            </w:tcMar>
+            <w:vAlign w:val="center"/>
+          </w:tcPr>
+          <w:p>
+            <w:pPr>
+              <w:jc w:val="center"/>
+              <w:pBdr>
+                <w:bottom w:val="none" w:sz="0" w:space="0" w:color="000000"/>
+                <w:top w:val="none" w:sz="0" w:space="0" w:color="000000"/>
+                <w:left w:val="none" w:sz="0" w:space="0" w:color="000000"/>
+                <w:right w:val="none" w:sz="0" w:space="0" w:color="000000"/>
+              </w:pBdr>
+              <w:spacing w:after="60" w:before="60" w:line="240"/>
+              <w:ind w:left="60" w:right="60" w:firstLine="0" w:firstLineChars="0"/>
+              <w:rPr>
+                <w:rFonts w:ascii="Helvetica" w:hAnsi="Helvetica" w:eastAsia="Helvetica" w:cs="Helvetica"/>
+                <w:i w:val="false"/>
+                <w:b w:val="false"/>
+                <w:u w:val="none"/>
+                <w:strike w:val="false"/>
+                <w:sz w:val="17"/>
+                <w:szCs w:val="17"/>
+                <w:color w:val="24212B"/>
+              </w:rPr>
+            </w:pPr>
+            <w:r>
+              <w:rPr>
+                <w:rFonts w:ascii="Helvetica" w:hAnsi="Helvetica" w:eastAsia="Helvetica" w:cs="Helvetica"/>
+                <w:i w:val="false"/>
+                <w:b w:val="false"/>
+                <w:u w:val="none"/>
+                <w:strike w:val="false"/>
+                <w:sz w:val="17"/>
+                <w:szCs w:val="17"/>
+                <w:color w:val="24212B"/>
+              </w:rPr>
+              <w:t xml:space="preserve"/>
+            </w:r>
+          </w:p>
+        </w:tc>
+      </w:tr>
+      <w:tr>
+        <w:trPr>
+          <w:trHeight w:val="462" w:hRule="auto"/>
+        </w:trPr>
+        body 8
+        <w:tc>
+          <w:tcPr>
+            <w:vMerge/>
+            <w:tcBorders>
+              <w:bottom w:val="none" w:sz="0" w:space="0" w:color="000000"/>
+              <w:top w:val="none" w:sz="0" w:space="0" w:color="000000"/>
+              <w:left w:val="none" w:sz="0" w:space="0" w:color="000000"/>
+              <w:right w:val="none" w:sz="0" w:space="0" w:color="000000"/>
+            </w:tcBorders>
+            <w:shd w:val="clear" w:color="auto" w:fill="FFFFFF"/>
+            <w:tcMar>
+              <w:top w:w="0" w:type="dxa"/>
+              <w:bottom w:w="0" w:type="dxa"/>
+              <w:left w:w="0" w:type="dxa"/>
+              <w:right w:w="0" w:type="dxa"/>
+            </w:tcMar>
+            <w:vAlign w:val="center"/>
+          </w:tcPr>
+          <w:p>
+            <w:pPr>
+              <w:jc w:val="left"/>
+              <w:pBdr>
+                <w:bottom w:val="none" w:sz="0" w:space="0" w:color="000000"/>
+                <w:top w:val="none" w:sz="0" w:space="0" w:color="000000"/>
+                <w:left w:val="none" w:sz="0" w:space="0" w:color="000000"/>
+                <w:right w:val="none" w:sz="0" w:space="0" w:color="000000"/>
+              </w:pBdr>
+              <w:spacing w:after="60" w:before="60" w:line="240"/>
+              <w:ind w:left="60" w:right="60" w:firstLine="0" w:firstLineChars="0"/>
+              <w:rPr>
+                <w:rFonts w:ascii="Helvetica" w:hAnsi="Helvetica" w:eastAsia="Helvetica" w:cs="Helvetica"/>
+                <w:i w:val="false"/>
+                <w:b w:val="true"/>
+                <w:u w:val="none"/>
+                <w:strike w:val="false"/>
+                <w:sz w:val="17"/>
+                <w:szCs w:val="17"/>
+                <w:color w:val="24212B"/>
+              </w:rPr>
+            </w:pPr>
+          </w:p>
+        </w:tc>
+        <w:tc>
+          <w:tcPr>
+            <w:tcBorders>
+              <w:bottom w:val="none" w:sz="0" w:space="0" w:color="000000"/>
+              <w:top w:val="none" w:sz="0" w:space="0" w:color="000000"/>
+              <w:left w:val="none" w:sz="0" w:space="0" w:color="000000"/>
+              <w:right w:val="none" w:sz="0" w:space="0" w:color="000000"/>
+            </w:tcBorders>
+            <w:shd w:val="clear" w:color="auto" w:fill="FFFFFF"/>
+            <w:tcMar>
+              <w:top w:w="0" w:type="dxa"/>
+              <w:bottom w:w="0" w:type="dxa"/>
+              <w:left w:w="0" w:type="dxa"/>
+              <w:right w:w="0" w:type="dxa"/>
+            </w:tcMar>
+            <w:vAlign w:val="center"/>
+          </w:tcPr>
+          <w:p>
+            <w:pPr>
+              <w:jc w:val="center"/>
+              <w:pBdr>
+                <w:bottom w:val="none" w:sz="0" w:space="0" w:color="000000"/>
+                <w:top w:val="none" w:sz="0" w:space="0" w:color="000000"/>
+                <w:left w:val="none" w:sz="0" w:space="0" w:color="000000"/>
+                <w:right w:val="none" w:sz="0" w:space="0" w:color="000000"/>
+              </w:pBdr>
+              <w:spacing w:after="60" w:before="60" w:line="240"/>
+              <w:ind w:left="60" w:right="60" w:firstLine="0" w:firstLineChars="0"/>
+              <w:rPr>
+                <w:rFonts w:ascii="Helvetica" w:hAnsi="Helvetica" w:eastAsia="Helvetica" w:cs="Helvetica"/>
+                <w:i w:val="false"/>
+                <w:b w:val="false"/>
+                <w:u w:val="none"/>
+                <w:strike w:val="false"/>
+                <w:sz w:val="17"/>
+                <w:szCs w:val="17"/>
+                <w:color w:val="24212B"/>
+              </w:rPr>
+            </w:pPr>
+            <w:r>
+              <w:rPr>
+                <w:rFonts w:ascii="Helvetica" w:hAnsi="Helvetica" w:eastAsia="Helvetica" w:cs="Helvetica"/>
+                <w:i w:val="false"/>
+                <w:b w:val="false"/>
+                <w:u w:val="none"/>
+                <w:strike w:val="false"/>
+                <w:sz w:val="17"/>
+                <w:szCs w:val="17"/>
+                <w:color w:val="24212B"/>
+              </w:rPr>
+              <w:t xml:space="preserve">sleep disorder</w:t>
+            </w:r>
+          </w:p>
+        </w:tc>
+        <w:tc>
+          <w:tcPr>
+            <w:tcBorders>
+              <w:bottom w:val="none" w:sz="0" w:space="0" w:color="000000"/>
+              <w:top w:val="none" w:sz="0" w:space="0" w:color="000000"/>
+              <w:left w:val="none" w:sz="0" w:space="0" w:color="000000"/>
+              <w:right w:val="none" w:sz="0" w:space="0" w:color="000000"/>
+            </w:tcBorders>
+            <w:shd w:val="clear" w:color="auto" w:fill="FFFFFF"/>
+            <w:tcMar>
+              <w:top w:w="0" w:type="dxa"/>
+              <w:bottom w:w="0" w:type="dxa"/>
+              <w:left w:w="0" w:type="dxa"/>
+              <w:right w:w="0" w:type="dxa"/>
+            </w:tcMar>
+            <w:vAlign w:val="center"/>
+          </w:tcPr>
+          <w:p>
+            <w:pPr>
+              <w:jc w:val="center"/>
+              <w:pBdr>
+                <w:bottom w:val="none" w:sz="0" w:space="0" w:color="000000"/>
+                <w:top w:val="none" w:sz="0" w:space="0" w:color="000000"/>
+                <w:left w:val="none" w:sz="0" w:space="0" w:color="000000"/>
+                <w:right w:val="none" w:sz="0" w:space="0" w:color="000000"/>
+              </w:pBdr>
+              <w:spacing w:after="60" w:before="60" w:line="240"/>
+              <w:ind w:left="60" w:right="60" w:firstLine="0" w:firstLineChars="0"/>
+              <w:rPr>
+                <w:rFonts w:ascii="Helvetica" w:hAnsi="Helvetica" w:eastAsia="Helvetica" w:cs="Helvetica"/>
+                <w:i w:val="false"/>
+                <w:b w:val="false"/>
+                <w:u w:val="none"/>
+                <w:strike w:val="false"/>
+                <w:sz w:val="17"/>
+                <w:szCs w:val="17"/>
+                <w:color w:val="24212B"/>
+              </w:rPr>
+            </w:pPr>
+            <w:r>
+              <w:rPr>
+                <w:rFonts w:ascii="Helvetica" w:hAnsi="Helvetica" w:eastAsia="Helvetica" w:cs="Helvetica"/>
+                <w:i w:val="false"/>
+                <w:b w:val="false"/>
+                <w:u w:val="none"/>
+                <w:strike w:val="false"/>
+                <w:sz w:val="17"/>
+                <w:szCs w:val="17"/>
+                <w:color w:val="24212B"/>
+              </w:rPr>
+              <w:t xml:space="preserve">3</w:t>
+            </w:r>
+          </w:p>
+        </w:tc>
+        <w:tc>
+          <w:tcPr>
+            <w:tcBorders>
+              <w:bottom w:val="none" w:sz="0" w:space="0" w:color="000000"/>
+              <w:top w:val="none" w:sz="0" w:space="0" w:color="000000"/>
+              <w:left w:val="none" w:sz="0" w:space="0" w:color="000000"/>
+              <w:right w:val="none" w:sz="0" w:space="0" w:color="000000"/>
+            </w:tcBorders>
+            <w:shd w:val="clear" w:color="auto" w:fill="FFFFFF"/>
+            <w:tcMar>
+              <w:top w:w="0" w:type="dxa"/>
+              <w:bottom w:w="0" w:type="dxa"/>
+              <w:left w:w="0" w:type="dxa"/>
+              <w:right w:w="0" w:type="dxa"/>
+            </w:tcMar>
+            <w:vAlign w:val="center"/>
+          </w:tcPr>
+          <w:p>
+            <w:pPr>
+              <w:jc w:val="center"/>
+              <w:pBdr>
+                <w:bottom w:val="none" w:sz="0" w:space="0" w:color="000000"/>
+                <w:top w:val="none" w:sz="0" w:space="0" w:color="000000"/>
+                <w:left w:val="none" w:sz="0" w:space="0" w:color="000000"/>
+                <w:right w:val="none" w:sz="0" w:space="0" w:color="000000"/>
+              </w:pBdr>
+              <w:spacing w:after="60" w:before="60" w:line="240"/>
+              <w:ind w:left="60" w:right="60" w:firstLine="0" w:firstLineChars="0"/>
+              <w:rPr>
+                <w:rFonts w:ascii="Helvetica" w:hAnsi="Helvetica" w:eastAsia="Helvetica" w:cs="Helvetica"/>
+                <w:i w:val="false"/>
+                <w:b w:val="false"/>
+                <w:u w:val="none"/>
+                <w:strike w:val="false"/>
+                <w:sz w:val="17"/>
+                <w:szCs w:val="17"/>
+                <w:color w:val="24212B"/>
+              </w:rPr>
+            </w:pPr>
+            <w:r>
+              <w:rPr>
+                <w:rFonts w:ascii="Helvetica" w:hAnsi="Helvetica" w:eastAsia="Helvetica" w:cs="Helvetica"/>
+                <w:i w:val="false"/>
+                <w:b w:val="false"/>
+                <w:u w:val="none"/>
+                <w:strike w:val="false"/>
+                <w:sz w:val="17"/>
+                <w:szCs w:val="17"/>
+                <w:color w:val="24212B"/>
+              </w:rPr>
+              <w:t xml:space="preserve">0.251</w:t>
+            </w:r>
+          </w:p>
+        </w:tc>
+        <w:tc>
+          <w:tcPr>
+            <w:tcBorders>
+              <w:bottom w:val="none" w:sz="0" w:space="0" w:color="000000"/>
+              <w:top w:val="none" w:sz="0" w:space="0" w:color="000000"/>
+              <w:left w:val="none" w:sz="0" w:space="0" w:color="000000"/>
+              <w:right w:val="none" w:sz="0" w:space="0" w:color="000000"/>
+            </w:tcBorders>
+            <w:shd w:val="clear" w:color="auto" w:fill="FFFFFF"/>
+            <w:tcMar>
+              <w:top w:w="0" w:type="dxa"/>
+              <w:bottom w:w="0" w:type="dxa"/>
+              <w:left w:w="0" w:type="dxa"/>
+              <w:right w:w="0" w:type="dxa"/>
+            </w:tcMar>
+            <w:vAlign w:val="center"/>
+          </w:tcPr>
+          <w:p>
+            <w:pPr>
+              <w:jc w:val="center"/>
+              <w:pBdr>
+                <w:bottom w:val="none" w:sz="0" w:space="0" w:color="000000"/>
+                <w:top w:val="none" w:sz="0" w:space="0" w:color="000000"/>
+                <w:left w:val="none" w:sz="0" w:space="0" w:color="000000"/>
+                <w:right w:val="none" w:sz="0" w:space="0" w:color="000000"/>
+              </w:pBdr>
+              <w:spacing w:after="60" w:before="60" w:line="240"/>
+              <w:ind w:left="60" w:right="60" w:firstLine="0" w:firstLineChars="0"/>
+              <w:rPr>
+                <w:rFonts w:ascii="Helvetica" w:hAnsi="Helvetica" w:eastAsia="Helvetica" w:cs="Helvetica"/>
+                <w:i w:val="false"/>
+                <w:b w:val="false"/>
+                <w:u w:val="none"/>
+                <w:strike w:val="false"/>
+                <w:sz w:val="17"/>
+                <w:szCs w:val="17"/>
+                <w:color w:val="24212B"/>
+              </w:rPr>
+            </w:pPr>
+            <w:r>
+              <w:rPr>
+                <w:rFonts w:ascii="Helvetica" w:hAnsi="Helvetica" w:eastAsia="Helvetica" w:cs="Helvetica"/>
+                <w:i w:val="false"/>
+                <w:b w:val="false"/>
+                <w:u w:val="none"/>
+                <w:strike w:val="false"/>
+                <w:sz w:val="17"/>
+                <w:szCs w:val="17"/>
+                <w:color w:val="24212B"/>
+              </w:rPr>
+              <w:t xml:space="preserve"/>
+            </w:r>
+          </w:p>
+        </w:tc>
+      </w:tr>
+      <w:tr>
+        <w:trPr>
+          <w:trHeight w:val="465" w:hRule="auto"/>
+        </w:trPr>
+        body 9
+        <w:tc>
+          <w:tcPr>
+            <w:vMerge/>
+            <w:tcBorders>
+              <w:bottom w:val="none" w:sz="0" w:space="0" w:color="000000"/>
+              <w:top w:val="none" w:sz="0" w:space="0" w:color="000000"/>
+              <w:left w:val="none" w:sz="0" w:space="0" w:color="000000"/>
+              <w:right w:val="none" w:sz="0" w:space="0" w:color="000000"/>
+            </w:tcBorders>
+            <w:shd w:val="clear" w:color="auto" w:fill="FFFFFF"/>
+            <w:tcMar>
+              <w:top w:w="0" w:type="dxa"/>
+              <w:bottom w:w="0" w:type="dxa"/>
+              <w:left w:w="0" w:type="dxa"/>
+              <w:right w:w="0" w:type="dxa"/>
+            </w:tcMar>
+            <w:vAlign w:val="center"/>
+          </w:tcPr>
+          <w:p>
+            <w:pPr>
+              <w:jc w:val="left"/>
+              <w:pBdr>
+                <w:bottom w:val="none" w:sz="0" w:space="0" w:color="000000"/>
+                <w:top w:val="none" w:sz="0" w:space="0" w:color="000000"/>
+                <w:left w:val="none" w:sz="0" w:space="0" w:color="000000"/>
+                <w:right w:val="none" w:sz="0" w:space="0" w:color="000000"/>
+              </w:pBdr>
+              <w:spacing w:after="60" w:before="60" w:line="240"/>
+              <w:ind w:left="60" w:right="60" w:firstLine="0" w:firstLineChars="0"/>
+              <w:rPr>
+                <w:rFonts w:ascii="Helvetica" w:hAnsi="Helvetica" w:eastAsia="Helvetica" w:cs="Helvetica"/>
+                <w:i w:val="false"/>
+                <w:b w:val="true"/>
+                <w:u w:val="none"/>
+                <w:strike w:val="false"/>
+                <w:sz w:val="17"/>
+                <w:szCs w:val="17"/>
+                <w:color w:val="24212B"/>
+              </w:rPr>
+            </w:pPr>
+          </w:p>
+        </w:tc>
+        <w:tc>
+          <w:tcPr>
+            <w:tcBorders>
+              <w:bottom w:val="none" w:sz="0" w:space="0" w:color="000000"/>
+              <w:top w:val="none" w:sz="0" w:space="0" w:color="000000"/>
+              <w:left w:val="none" w:sz="0" w:space="0" w:color="000000"/>
+              <w:right w:val="none" w:sz="0" w:space="0" w:color="000000"/>
+            </w:tcBorders>
+            <w:shd w:val="clear" w:color="auto" w:fill="FFFFFF"/>
+            <w:tcMar>
+              <w:top w:w="0" w:type="dxa"/>
+              <w:bottom w:w="0" w:type="dxa"/>
+              <w:left w:w="0" w:type="dxa"/>
+              <w:right w:w="0" w:type="dxa"/>
+            </w:tcMar>
+            <w:vAlign w:val="center"/>
+          </w:tcPr>
+          <w:p>
+            <w:pPr>
+              <w:jc w:val="center"/>
+              <w:pBdr>
+                <w:bottom w:val="none" w:sz="0" w:space="0" w:color="000000"/>
+                <w:top w:val="none" w:sz="0" w:space="0" w:color="000000"/>
+                <w:left w:val="none" w:sz="0" w:space="0" w:color="000000"/>
+                <w:right w:val="none" w:sz="0" w:space="0" w:color="000000"/>
+              </w:pBdr>
+              <w:spacing w:after="60" w:before="60" w:line="240"/>
+              <w:ind w:left="60" w:right="60" w:firstLine="0" w:firstLineChars="0"/>
+              <w:rPr>
+                <w:rFonts w:ascii="Helvetica" w:hAnsi="Helvetica" w:eastAsia="Helvetica" w:cs="Helvetica"/>
+                <w:i w:val="false"/>
+                <w:b w:val="false"/>
+                <w:u w:val="none"/>
+                <w:strike w:val="false"/>
+                <w:sz w:val="17"/>
+                <w:szCs w:val="17"/>
+                <w:color w:val="24212B"/>
+              </w:rPr>
+            </w:pPr>
+            <w:r>
+              <w:rPr>
+                <w:rFonts w:ascii="Helvetica" w:hAnsi="Helvetica" w:eastAsia="Helvetica" w:cs="Helvetica"/>
+                <w:i w:val="false"/>
+                <w:b w:val="false"/>
+                <w:u w:val="none"/>
+                <w:strike w:val="false"/>
+                <w:sz w:val="17"/>
+                <w:szCs w:val="17"/>
+                <w:color w:val="24212B"/>
+              </w:rPr>
+              <w:t xml:space="preserve">fatigue</w:t>
+            </w:r>
+          </w:p>
+        </w:tc>
+        <w:tc>
+          <w:tcPr>
+            <w:tcBorders>
+              <w:bottom w:val="none" w:sz="0" w:space="0" w:color="000000"/>
+              <w:top w:val="none" w:sz="0" w:space="0" w:color="000000"/>
+              <w:left w:val="none" w:sz="0" w:space="0" w:color="000000"/>
+              <w:right w:val="none" w:sz="0" w:space="0" w:color="000000"/>
+            </w:tcBorders>
+            <w:shd w:val="clear" w:color="auto" w:fill="FFFFFF"/>
+            <w:tcMar>
+              <w:top w:w="0" w:type="dxa"/>
+              <w:bottom w:w="0" w:type="dxa"/>
+              <w:left w:w="0" w:type="dxa"/>
+              <w:right w:w="0" w:type="dxa"/>
+            </w:tcMar>
+            <w:vAlign w:val="center"/>
+          </w:tcPr>
+          <w:p>
+            <w:pPr>
+              <w:jc w:val="center"/>
+              <w:pBdr>
+                <w:bottom w:val="none" w:sz="0" w:space="0" w:color="000000"/>
+                <w:top w:val="none" w:sz="0" w:space="0" w:color="000000"/>
+                <w:left w:val="none" w:sz="0" w:space="0" w:color="000000"/>
+                <w:right w:val="none" w:sz="0" w:space="0" w:color="000000"/>
+              </w:pBdr>
+              <w:spacing w:after="60" w:before="60" w:line="240"/>
+              <w:ind w:left="60" w:right="60" w:firstLine="0" w:firstLineChars="0"/>
+              <w:rPr>
+                <w:rFonts w:ascii="Helvetica" w:hAnsi="Helvetica" w:eastAsia="Helvetica" w:cs="Helvetica"/>
+                <w:i w:val="false"/>
+                <w:b w:val="false"/>
+                <w:u w:val="none"/>
+                <w:strike w:val="false"/>
+                <w:sz w:val="17"/>
+                <w:szCs w:val="17"/>
+                <w:color w:val="24212B"/>
+              </w:rPr>
+            </w:pPr>
+            <w:r>
+              <w:rPr>
+                <w:rFonts w:ascii="Helvetica" w:hAnsi="Helvetica" w:eastAsia="Helvetica" w:cs="Helvetica"/>
+                <w:i w:val="false"/>
+                <w:b w:val="false"/>
+                <w:u w:val="none"/>
+                <w:strike w:val="false"/>
+                <w:sz w:val="17"/>
+                <w:szCs w:val="17"/>
+                <w:color w:val="24212B"/>
+              </w:rPr>
+              <w:t xml:space="preserve">3</w:t>
+            </w:r>
+          </w:p>
+        </w:tc>
+        <w:tc>
+          <w:tcPr>
+            <w:tcBorders>
+              <w:bottom w:val="none" w:sz="0" w:space="0" w:color="000000"/>
+              <w:top w:val="none" w:sz="0" w:space="0" w:color="000000"/>
+              <w:left w:val="none" w:sz="0" w:space="0" w:color="000000"/>
+              <w:right w:val="none" w:sz="0" w:space="0" w:color="000000"/>
+            </w:tcBorders>
+            <w:shd w:val="clear" w:color="auto" w:fill="FFFFFF"/>
+            <w:tcMar>
+              <w:top w:w="0" w:type="dxa"/>
+              <w:bottom w:w="0" w:type="dxa"/>
+              <w:left w:w="0" w:type="dxa"/>
+              <w:right w:w="0" w:type="dxa"/>
+            </w:tcMar>
+            <w:vAlign w:val="center"/>
+          </w:tcPr>
+          <w:p>
+            <w:pPr>
+              <w:jc w:val="center"/>
+              <w:pBdr>
+                <w:bottom w:val="none" w:sz="0" w:space="0" w:color="000000"/>
+                <w:top w:val="none" w:sz="0" w:space="0" w:color="000000"/>
+                <w:left w:val="none" w:sz="0" w:space="0" w:color="000000"/>
+                <w:right w:val="none" w:sz="0" w:space="0" w:color="000000"/>
+              </w:pBdr>
+              <w:spacing w:after="60" w:before="60" w:line="240"/>
+              <w:ind w:left="60" w:right="60" w:firstLine="0" w:firstLineChars="0"/>
+              <w:rPr>
+                <w:rFonts w:ascii="Helvetica" w:hAnsi="Helvetica" w:eastAsia="Helvetica" w:cs="Helvetica"/>
+                <w:i w:val="false"/>
+                <w:b w:val="false"/>
+                <w:u w:val="none"/>
+                <w:strike w:val="false"/>
+                <w:sz w:val="17"/>
+                <w:szCs w:val="17"/>
+                <w:color w:val="24212B"/>
+              </w:rPr>
+            </w:pPr>
+            <w:r>
+              <w:rPr>
+                <w:rFonts w:ascii="Helvetica" w:hAnsi="Helvetica" w:eastAsia="Helvetica" w:cs="Helvetica"/>
+                <w:i w:val="false"/>
+                <w:b w:val="false"/>
+                <w:u w:val="none"/>
+                <w:strike w:val="false"/>
+                <w:sz w:val="17"/>
+                <w:szCs w:val="17"/>
+                <w:color w:val="24212B"/>
+              </w:rPr>
+              <w:t xml:space="preserve">0.252</w:t>
             </w:r>
           </w:p>
         </w:tc>
@@ -2175,7 +2703,7 @@
         <w:trPr>
           <w:trHeight w:val="433" w:hRule="auto"/>
         </w:trPr>
-        body 8
+        body10
         <w:tc>
           <w:tcPr>
             <w:vMerge/>
@@ -2268,7 +2796,7 @@
                 <w:szCs w:val="17"/>
                 <w:color w:val="24212B"/>
               </w:rPr>
-              <w:t xml:space="preserve">emotional distress</w:t>
+              <w:t xml:space="preserve">attention disturbance</w:t>
             </w:r>
           </w:p>
         </w:tc>
@@ -2376,7 +2904,7 @@
                 <w:szCs w:val="17"/>
                 <w:color w:val="24212B"/>
               </w:rPr>
-              <w:t xml:space="preserve">0.256</w:t>
+              <w:t xml:space="preserve">0.257</w:t>
             </w:r>
           </w:p>
         </w:tc>
@@ -2439,10 +2967,10 @@
         <w:trPr>
           <w:trHeight w:val="462" w:hRule="auto"/>
         </w:trPr>
-        body 9
-        <w:tc>
-          <w:tcPr>
-            <w:vMerge/>
+        body11
+        <w:tc>
+          <w:tcPr>
+            <w:vMerge w:val="restart"/>
             <w:tcBorders>
               <w:bottom w:val="none" w:sz="0" w:space="0" w:color="000000"/>
               <w:top w:val="none" w:sz="0" w:space="0" w:color="000000"/>
@@ -2480,769 +3008,241 @@
                 <w:color w:val="24212B"/>
               </w:rPr>
             </w:pPr>
-          </w:p>
-        </w:tc>
-        <w:tc>
-          <w:tcPr>
-            <w:tcBorders>
-              <w:bottom w:val="none" w:sz="0" w:space="0" w:color="000000"/>
-              <w:top w:val="none" w:sz="0" w:space="0" w:color="000000"/>
-              <w:left w:val="none" w:sz="0" w:space="0" w:color="000000"/>
-              <w:right w:val="none" w:sz="0" w:space="0" w:color="000000"/>
-            </w:tcBorders>
-            <w:shd w:val="clear" w:color="auto" w:fill="FFFFFF"/>
-            <w:tcMar>
-              <w:top w:w="0" w:type="dxa"/>
-              <w:bottom w:w="0" w:type="dxa"/>
-              <w:left w:w="0" w:type="dxa"/>
-              <w:right w:w="0" w:type="dxa"/>
-            </w:tcMar>
-            <w:vAlign w:val="center"/>
-          </w:tcPr>
-          <w:p>
-            <w:pPr>
-              <w:jc w:val="center"/>
-              <w:pBdr>
-                <w:bottom w:val="none" w:sz="0" w:space="0" w:color="000000"/>
-                <w:top w:val="none" w:sz="0" w:space="0" w:color="000000"/>
-                <w:left w:val="none" w:sz="0" w:space="0" w:color="000000"/>
-                <w:right w:val="none" w:sz="0" w:space="0" w:color="000000"/>
-              </w:pBdr>
-              <w:spacing w:after="60" w:before="60" w:line="240"/>
-              <w:ind w:left="60" w:right="60" w:firstLine="0" w:firstLineChars="0"/>
-              <w:rPr>
-                <w:rFonts w:ascii="Helvetica" w:hAnsi="Helvetica" w:eastAsia="Helvetica" w:cs="Helvetica"/>
-                <w:i w:val="false"/>
-                <w:b w:val="false"/>
-                <w:u w:val="none"/>
-                <w:strike w:val="false"/>
-                <w:sz w:val="17"/>
-                <w:szCs w:val="17"/>
-                <w:color w:val="24212B"/>
-              </w:rPr>
-            </w:pPr>
-            <w:r>
-              <w:rPr>
-                <w:rFonts w:ascii="Helvetica" w:hAnsi="Helvetica" w:eastAsia="Helvetica" w:cs="Helvetica"/>
-                <w:i w:val="false"/>
-                <w:b w:val="false"/>
-                <w:u w:val="none"/>
-                <w:strike w:val="false"/>
-                <w:sz w:val="17"/>
-                <w:szCs w:val="17"/>
-                <w:color w:val="24212B"/>
-              </w:rPr>
-              <w:t xml:space="preserve">temperature perception disturbances</w:t>
-            </w:r>
-          </w:p>
-        </w:tc>
-        <w:tc>
-          <w:tcPr>
-            <w:tcBorders>
-              <w:bottom w:val="none" w:sz="0" w:space="0" w:color="000000"/>
-              <w:top w:val="none" w:sz="0" w:space="0" w:color="000000"/>
-              <w:left w:val="none" w:sz="0" w:space="0" w:color="000000"/>
-              <w:right w:val="none" w:sz="0" w:space="0" w:color="000000"/>
-            </w:tcBorders>
-            <w:shd w:val="clear" w:color="auto" w:fill="FFFFFF"/>
-            <w:tcMar>
-              <w:top w:w="0" w:type="dxa"/>
-              <w:bottom w:w="0" w:type="dxa"/>
-              <w:left w:w="0" w:type="dxa"/>
-              <w:right w:w="0" w:type="dxa"/>
-            </w:tcMar>
-            <w:vAlign w:val="center"/>
-          </w:tcPr>
-          <w:p>
-            <w:pPr>
-              <w:jc w:val="center"/>
-              <w:pBdr>
-                <w:bottom w:val="none" w:sz="0" w:space="0" w:color="000000"/>
-                <w:top w:val="none" w:sz="0" w:space="0" w:color="000000"/>
-                <w:left w:val="none" w:sz="0" w:space="0" w:color="000000"/>
-                <w:right w:val="none" w:sz="0" w:space="0" w:color="000000"/>
-              </w:pBdr>
-              <w:spacing w:after="60" w:before="60" w:line="240"/>
-              <w:ind w:left="60" w:right="60" w:firstLine="0" w:firstLineChars="0"/>
-              <w:rPr>
-                <w:rFonts w:ascii="Helvetica" w:hAnsi="Helvetica" w:eastAsia="Helvetica" w:cs="Helvetica"/>
-                <w:i w:val="false"/>
-                <w:b w:val="false"/>
-                <w:u w:val="none"/>
-                <w:strike w:val="false"/>
-                <w:sz w:val="17"/>
-                <w:szCs w:val="17"/>
-                <w:color w:val="24212B"/>
-              </w:rPr>
-            </w:pPr>
-            <w:r>
-              <w:rPr>
-                <w:rFonts w:ascii="Helvetica" w:hAnsi="Helvetica" w:eastAsia="Helvetica" w:cs="Helvetica"/>
-                <w:i w:val="false"/>
-                <w:b w:val="false"/>
-                <w:u w:val="none"/>
-                <w:strike w:val="false"/>
-                <w:sz w:val="17"/>
-                <w:szCs w:val="17"/>
-                <w:color w:val="24212B"/>
-              </w:rPr>
-              <w:t xml:space="preserve">5</w:t>
-            </w:r>
-          </w:p>
-        </w:tc>
-        <w:tc>
-          <w:tcPr>
-            <w:tcBorders>
-              <w:bottom w:val="none" w:sz="0" w:space="0" w:color="000000"/>
-              <w:top w:val="none" w:sz="0" w:space="0" w:color="000000"/>
-              <w:left w:val="none" w:sz="0" w:space="0" w:color="000000"/>
-              <w:right w:val="none" w:sz="0" w:space="0" w:color="000000"/>
-            </w:tcBorders>
-            <w:shd w:val="clear" w:color="auto" w:fill="FFFFFF"/>
-            <w:tcMar>
-              <w:top w:w="0" w:type="dxa"/>
-              <w:bottom w:w="0" w:type="dxa"/>
-              <w:left w:w="0" w:type="dxa"/>
-              <w:right w:w="0" w:type="dxa"/>
-            </w:tcMar>
-            <w:vAlign w:val="center"/>
-          </w:tcPr>
-          <w:p>
-            <w:pPr>
-              <w:jc w:val="center"/>
-              <w:pBdr>
-                <w:bottom w:val="none" w:sz="0" w:space="0" w:color="000000"/>
-                <w:top w:val="none" w:sz="0" w:space="0" w:color="000000"/>
-                <w:left w:val="none" w:sz="0" w:space="0" w:color="000000"/>
-                <w:right w:val="none" w:sz="0" w:space="0" w:color="000000"/>
-              </w:pBdr>
-              <w:spacing w:after="60" w:before="60" w:line="240"/>
-              <w:ind w:left="60" w:right="60" w:firstLine="0" w:firstLineChars="0"/>
-              <w:rPr>
-                <w:rFonts w:ascii="Helvetica" w:hAnsi="Helvetica" w:eastAsia="Helvetica" w:cs="Helvetica"/>
-                <w:i w:val="false"/>
-                <w:b w:val="false"/>
-                <w:u w:val="none"/>
-                <w:strike w:val="false"/>
-                <w:sz w:val="17"/>
-                <w:szCs w:val="17"/>
-                <w:color w:val="24212B"/>
-              </w:rPr>
-            </w:pPr>
-            <w:r>
-              <w:rPr>
-                <w:rFonts w:ascii="Helvetica" w:hAnsi="Helvetica" w:eastAsia="Helvetica" w:cs="Helvetica"/>
-                <w:i w:val="false"/>
-                <w:b w:val="false"/>
-                <w:u w:val="none"/>
-                <w:strike w:val="false"/>
-                <w:sz w:val="17"/>
-                <w:szCs w:val="17"/>
-                <w:color w:val="24212B"/>
-              </w:rPr>
-              <w:t xml:space="preserve">0.290</w:t>
-            </w:r>
-          </w:p>
-        </w:tc>
-        <w:tc>
-          <w:tcPr>
-            <w:tcBorders>
-              <w:bottom w:val="none" w:sz="0" w:space="0" w:color="000000"/>
-              <w:top w:val="none" w:sz="0" w:space="0" w:color="000000"/>
-              <w:left w:val="none" w:sz="0" w:space="0" w:color="000000"/>
-              <w:right w:val="none" w:sz="0" w:space="0" w:color="000000"/>
-            </w:tcBorders>
-            <w:shd w:val="clear" w:color="auto" w:fill="FFFFFF"/>
-            <w:tcMar>
-              <w:top w:w="0" w:type="dxa"/>
-              <w:bottom w:w="0" w:type="dxa"/>
-              <w:left w:w="0" w:type="dxa"/>
-              <w:right w:w="0" w:type="dxa"/>
-            </w:tcMar>
-            <w:vAlign w:val="center"/>
-          </w:tcPr>
-          <w:p>
-            <w:pPr>
-              <w:jc w:val="center"/>
-              <w:pBdr>
-                <w:bottom w:val="none" w:sz="0" w:space="0" w:color="000000"/>
-                <w:top w:val="none" w:sz="0" w:space="0" w:color="000000"/>
-                <w:left w:val="none" w:sz="0" w:space="0" w:color="000000"/>
-                <w:right w:val="none" w:sz="0" w:space="0" w:color="000000"/>
-              </w:pBdr>
-              <w:spacing w:after="60" w:before="60" w:line="240"/>
-              <w:ind w:left="60" w:right="60" w:firstLine="0" w:firstLineChars="0"/>
-              <w:rPr>
-                <w:rFonts w:ascii="Helvetica" w:hAnsi="Helvetica" w:eastAsia="Helvetica" w:cs="Helvetica"/>
-                <w:i w:val="false"/>
-                <w:b w:val="false"/>
-                <w:u w:val="none"/>
-                <w:strike w:val="false"/>
-                <w:sz w:val="17"/>
-                <w:szCs w:val="17"/>
-                <w:color w:val="24212B"/>
-              </w:rPr>
-            </w:pPr>
-            <w:r>
-              <w:rPr>
-                <w:rFonts w:ascii="Helvetica" w:hAnsi="Helvetica" w:eastAsia="Helvetica" w:cs="Helvetica"/>
-                <w:i w:val="false"/>
-                <w:b w:val="false"/>
-                <w:u w:val="none"/>
-                <w:strike w:val="false"/>
-                <w:sz w:val="17"/>
-                <w:szCs w:val="17"/>
-                <w:color w:val="24212B"/>
-              </w:rPr>
-              <w:t xml:space="preserve"/>
+            <w:r>
+              <w:rPr>
+                <w:rFonts w:ascii="Helvetica" w:hAnsi="Helvetica" w:eastAsia="Helvetica" w:cs="Helvetica"/>
+                <w:i w:val="false"/>
+                <w:b w:val="true"/>
+                <w:u w:val="none"/>
+                <w:strike w:val="false"/>
+                <w:sz w:val="17"/>
+                <w:szCs w:val="17"/>
+                <w:color w:val="24212B"/>
+              </w:rPr>
+              <w:t xml:space="preserve">MDMA</w:t>
+            </w:r>
+          </w:p>
+        </w:tc>
+        <w:tc>
+          <w:tcPr>
+            <w:tcBorders>
+              <w:bottom w:val="none" w:sz="0" w:space="0" w:color="000000"/>
+              <w:top w:val="none" w:sz="0" w:space="0" w:color="000000"/>
+              <w:left w:val="none" w:sz="0" w:space="0" w:color="000000"/>
+              <w:right w:val="none" w:sz="0" w:space="0" w:color="000000"/>
+            </w:tcBorders>
+            <w:shd w:val="clear" w:color="auto" w:fill="FFFFFF"/>
+            <w:tcMar>
+              <w:top w:w="0" w:type="dxa"/>
+              <w:bottom w:w="0" w:type="dxa"/>
+              <w:left w:w="0" w:type="dxa"/>
+              <w:right w:w="0" w:type="dxa"/>
+            </w:tcMar>
+            <w:vAlign w:val="center"/>
+          </w:tcPr>
+          <w:p>
+            <w:pPr>
+              <w:jc w:val="center"/>
+              <w:pBdr>
+                <w:bottom w:val="none" w:sz="0" w:space="0" w:color="000000"/>
+                <w:top w:val="none" w:sz="0" w:space="0" w:color="000000"/>
+                <w:left w:val="none" w:sz="0" w:space="0" w:color="000000"/>
+                <w:right w:val="none" w:sz="0" w:space="0" w:color="000000"/>
+              </w:pBdr>
+              <w:spacing w:after="60" w:before="60" w:line="240"/>
+              <w:ind w:left="60" w:right="60" w:firstLine="0" w:firstLineChars="0"/>
+              <w:rPr>
+                <w:rFonts w:ascii="Helvetica" w:hAnsi="Helvetica" w:eastAsia="Helvetica" w:cs="Helvetica"/>
+                <w:i w:val="false"/>
+                <w:b w:val="false"/>
+                <w:u w:val="none"/>
+                <w:strike w:val="false"/>
+                <w:sz w:val="17"/>
+                <w:szCs w:val="17"/>
+                <w:color w:val="24212B"/>
+              </w:rPr>
+            </w:pPr>
+            <w:r>
+              <w:rPr>
+                <w:rFonts w:ascii="Helvetica" w:hAnsi="Helvetica" w:eastAsia="Helvetica" w:cs="Helvetica"/>
+                <w:i w:val="false"/>
+                <w:b w:val="false"/>
+                <w:u w:val="none"/>
+                <w:strike w:val="false"/>
+                <w:sz w:val="17"/>
+                <w:szCs w:val="17"/>
+                <w:color w:val="24212B"/>
+              </w:rPr>
+              <w:t xml:space="preserve">jaw tension</w:t>
+            </w:r>
+          </w:p>
+        </w:tc>
+        <w:tc>
+          <w:tcPr>
+            <w:tcBorders>
+              <w:bottom w:val="none" w:sz="0" w:space="0" w:color="000000"/>
+              <w:top w:val="none" w:sz="0" w:space="0" w:color="000000"/>
+              <w:left w:val="none" w:sz="0" w:space="0" w:color="000000"/>
+              <w:right w:val="none" w:sz="0" w:space="0" w:color="000000"/>
+            </w:tcBorders>
+            <w:shd w:val="clear" w:color="auto" w:fill="FFFFFF"/>
+            <w:tcMar>
+              <w:top w:w="0" w:type="dxa"/>
+              <w:bottom w:w="0" w:type="dxa"/>
+              <w:left w:w="0" w:type="dxa"/>
+              <w:right w:w="0" w:type="dxa"/>
+            </w:tcMar>
+            <w:vAlign w:val="center"/>
+          </w:tcPr>
+          <w:p>
+            <w:pPr>
+              <w:jc w:val="center"/>
+              <w:pBdr>
+                <w:bottom w:val="none" w:sz="0" w:space="0" w:color="000000"/>
+                <w:top w:val="none" w:sz="0" w:space="0" w:color="000000"/>
+                <w:left w:val="none" w:sz="0" w:space="0" w:color="000000"/>
+                <w:right w:val="none" w:sz="0" w:space="0" w:color="000000"/>
+              </w:pBdr>
+              <w:spacing w:after="60" w:before="60" w:line="240"/>
+              <w:ind w:left="60" w:right="60" w:firstLine="0" w:firstLineChars="0"/>
+              <w:rPr>
+                <w:rFonts w:ascii="Helvetica" w:hAnsi="Helvetica" w:eastAsia="Helvetica" w:cs="Helvetica"/>
+                <w:i w:val="false"/>
+                <w:b w:val="false"/>
+                <w:u w:val="none"/>
+                <w:strike w:val="false"/>
+                <w:sz w:val="17"/>
+                <w:szCs w:val="17"/>
+                <w:color w:val="24212B"/>
+              </w:rPr>
+            </w:pPr>
+            <w:r>
+              <w:rPr>
+                <w:rFonts w:ascii="Helvetica" w:hAnsi="Helvetica" w:eastAsia="Helvetica" w:cs="Helvetica"/>
+                <w:i w:val="false"/>
+                <w:b w:val="false"/>
+                <w:u w:val="none"/>
+                <w:strike w:val="false"/>
+                <w:sz w:val="17"/>
+                <w:szCs w:val="17"/>
+                <w:color w:val="24212B"/>
+              </w:rPr>
+              <w:t xml:space="preserve">13</w:t>
+            </w:r>
+          </w:p>
+        </w:tc>
+        <w:tc>
+          <w:tcPr>
+            <w:tcBorders>
+              <w:bottom w:val="none" w:sz="0" w:space="0" w:color="000000"/>
+              <w:top w:val="none" w:sz="0" w:space="0" w:color="000000"/>
+              <w:left w:val="none" w:sz="0" w:space="0" w:color="000000"/>
+              <w:right w:val="none" w:sz="0" w:space="0" w:color="000000"/>
+            </w:tcBorders>
+            <w:shd w:val="clear" w:color="auto" w:fill="FFFFFF"/>
+            <w:tcMar>
+              <w:top w:w="0" w:type="dxa"/>
+              <w:bottom w:w="0" w:type="dxa"/>
+              <w:left w:w="0" w:type="dxa"/>
+              <w:right w:w="0" w:type="dxa"/>
+            </w:tcMar>
+            <w:vAlign w:val="center"/>
+          </w:tcPr>
+          <w:p>
+            <w:pPr>
+              <w:jc w:val="center"/>
+              <w:pBdr>
+                <w:bottom w:val="none" w:sz="0" w:space="0" w:color="000000"/>
+                <w:top w:val="none" w:sz="0" w:space="0" w:color="000000"/>
+                <w:left w:val="none" w:sz="0" w:space="0" w:color="000000"/>
+                <w:right w:val="none" w:sz="0" w:space="0" w:color="000000"/>
+              </w:pBdr>
+              <w:spacing w:after="60" w:before="60" w:line="240"/>
+              <w:ind w:left="60" w:right="60" w:firstLine="0" w:firstLineChars="0"/>
+              <w:rPr>
+                <w:rFonts w:ascii="Helvetica" w:hAnsi="Helvetica" w:eastAsia="Helvetica" w:cs="Helvetica"/>
+                <w:i w:val="false"/>
+                <w:b w:val="false"/>
+                <w:u w:val="none"/>
+                <w:strike w:val="false"/>
+                <w:sz w:val="17"/>
+                <w:szCs w:val="17"/>
+                <w:color w:val="24212B"/>
+              </w:rPr>
+            </w:pPr>
+            <w:r>
+              <w:rPr>
+                <w:rFonts w:ascii="Helvetica" w:hAnsi="Helvetica" w:eastAsia="Helvetica" w:cs="Helvetica"/>
+                <w:i w:val="false"/>
+                <w:b w:val="false"/>
+                <w:u w:val="none"/>
+                <w:strike w:val="false"/>
+                <w:sz w:val="17"/>
+                <w:szCs w:val="17"/>
+                <w:color w:val="24212B"/>
+              </w:rPr>
+              <w:t xml:space="preserve">0.015</w:t>
+            </w:r>
+          </w:p>
+        </w:tc>
+        <w:tc>
+          <w:tcPr>
+            <w:tcBorders>
+              <w:bottom w:val="none" w:sz="0" w:space="0" w:color="000000"/>
+              <w:top w:val="none" w:sz="0" w:space="0" w:color="000000"/>
+              <w:left w:val="none" w:sz="0" w:space="0" w:color="000000"/>
+              <w:right w:val="none" w:sz="0" w:space="0" w:color="000000"/>
+            </w:tcBorders>
+            <w:shd w:val="clear" w:color="auto" w:fill="FFFFFF"/>
+            <w:tcMar>
+              <w:top w:w="0" w:type="dxa"/>
+              <w:bottom w:w="0" w:type="dxa"/>
+              <w:left w:w="0" w:type="dxa"/>
+              <w:right w:w="0" w:type="dxa"/>
+            </w:tcMar>
+            <w:vAlign w:val="center"/>
+          </w:tcPr>
+          <w:p>
+            <w:pPr>
+              <w:jc w:val="center"/>
+              <w:pBdr>
+                <w:bottom w:val="none" w:sz="0" w:space="0" w:color="000000"/>
+                <w:top w:val="none" w:sz="0" w:space="0" w:color="000000"/>
+                <w:left w:val="none" w:sz="0" w:space="0" w:color="000000"/>
+                <w:right w:val="none" w:sz="0" w:space="0" w:color="000000"/>
+              </w:pBdr>
+              <w:spacing w:after="60" w:before="60" w:line="240"/>
+              <w:ind w:left="60" w:right="60" w:firstLine="0" w:firstLineChars="0"/>
+              <w:rPr>
+                <w:rFonts w:ascii="Helvetica" w:hAnsi="Helvetica" w:eastAsia="Helvetica" w:cs="Helvetica"/>
+                <w:i w:val="false"/>
+                <w:b w:val="true"/>
+                <w:u w:val="none"/>
+                <w:strike w:val="false"/>
+                <w:sz w:val="17"/>
+                <w:szCs w:val="17"/>
+                <w:color w:val="24212B"/>
+              </w:rPr>
+            </w:pPr>
+            <w:r>
+              <w:rPr>
+                <w:rFonts w:ascii="Helvetica" w:hAnsi="Helvetica" w:eastAsia="Helvetica" w:cs="Helvetica"/>
+                <w:i w:val="false"/>
+                <w:b w:val="true"/>
+                <w:u w:val="none"/>
+                <w:strike w:val="false"/>
+                <w:sz w:val="17"/>
+                <w:szCs w:val="17"/>
+                <w:color w:val="24212B"/>
+              </w:rPr>
+              <w:t xml:space="preserve">*</w:t>
             </w:r>
           </w:p>
         </w:tc>
       </w:tr>
       <w:tr>
         <w:trPr>
-          <w:trHeight w:val="462" w:hRule="auto"/>
-        </w:trPr>
-        body10
-        <w:tc>
-          <w:tcPr>
-            <w:vMerge/>
-            <w:tcBorders>
-              <w:bottom w:val="none" w:sz="0" w:space="0" w:color="000000"/>
-              <w:top w:val="none" w:sz="0" w:space="0" w:color="000000"/>
-              <w:left w:val="none" w:sz="0" w:space="0" w:color="000000"/>
-              <w:right w:val="none" w:sz="0" w:space="0" w:color="000000"/>
-            </w:tcBorders>
-            <w:shd w:val="clear" w:color="auto" w:fill="FFFFFF"/>
-            <w:tcMar>
-              <w:top w:w="0" w:type="dxa"/>
-              <w:bottom w:w="0" w:type="dxa"/>
-              <w:left w:w="0" w:type="dxa"/>
-              <w:right w:w="0" w:type="dxa"/>
-            </w:tcMar>
-            <w:vAlign w:val="center"/>
-          </w:tcPr>
-          <w:p>
-            <w:pPr>
-              <w:jc w:val="left"/>
-              <w:pBdr>
-                <w:bottom w:val="none" w:sz="0" w:space="0" w:color="000000"/>
-                <w:top w:val="none" w:sz="0" w:space="0" w:color="000000"/>
-                <w:left w:val="none" w:sz="0" w:space="0" w:color="000000"/>
-                <w:right w:val="none" w:sz="0" w:space="0" w:color="000000"/>
-              </w:pBdr>
-              <w:spacing w:after="60" w:before="60" w:line="240"/>
-              <w:ind w:left="60" w:right="60" w:firstLine="0" w:firstLineChars="0"/>
-              <w:rPr>
-                <w:rFonts w:ascii="Helvetica" w:hAnsi="Helvetica" w:eastAsia="Helvetica" w:cs="Helvetica"/>
-                <w:i w:val="false"/>
-                <w:b w:val="true"/>
-                <w:u w:val="none"/>
-                <w:strike w:val="false"/>
-                <w:sz w:val="17"/>
-                <w:szCs w:val="17"/>
-                <w:color w:val="24212B"/>
-              </w:rPr>
-            </w:pPr>
-          </w:p>
-        </w:tc>
-        <w:tc>
-          <w:tcPr>
-            <w:tcBorders>
-              <w:bottom w:val="none" w:sz="0" w:space="0" w:color="000000"/>
-              <w:top w:val="none" w:sz="0" w:space="0" w:color="000000"/>
-              <w:left w:val="none" w:sz="0" w:space="0" w:color="000000"/>
-              <w:right w:val="none" w:sz="0" w:space="0" w:color="000000"/>
-            </w:tcBorders>
-            <w:shd w:val="clear" w:color="auto" w:fill="FFFFFF"/>
-            <w:tcMar>
-              <w:top w:w="0" w:type="dxa"/>
-              <w:bottom w:w="0" w:type="dxa"/>
-              <w:left w:w="0" w:type="dxa"/>
-              <w:right w:w="0" w:type="dxa"/>
-            </w:tcMar>
-            <w:vAlign w:val="center"/>
-          </w:tcPr>
-          <w:p>
-            <w:pPr>
-              <w:jc w:val="center"/>
-              <w:pBdr>
-                <w:bottom w:val="none" w:sz="0" w:space="0" w:color="000000"/>
-                <w:top w:val="none" w:sz="0" w:space="0" w:color="000000"/>
-                <w:left w:val="none" w:sz="0" w:space="0" w:color="000000"/>
-                <w:right w:val="none" w:sz="0" w:space="0" w:color="000000"/>
-              </w:pBdr>
-              <w:spacing w:after="60" w:before="60" w:line="240"/>
-              <w:ind w:left="60" w:right="60" w:firstLine="0" w:firstLineChars="0"/>
-              <w:rPr>
-                <w:rFonts w:ascii="Helvetica" w:hAnsi="Helvetica" w:eastAsia="Helvetica" w:cs="Helvetica"/>
-                <w:i w:val="false"/>
-                <w:b w:val="false"/>
-                <w:u w:val="none"/>
-                <w:strike w:val="false"/>
-                <w:sz w:val="17"/>
-                <w:szCs w:val="17"/>
-                <w:color w:val="24212B"/>
-              </w:rPr>
-            </w:pPr>
-            <w:r>
-              <w:rPr>
-                <w:rFonts w:ascii="Helvetica" w:hAnsi="Helvetica" w:eastAsia="Helvetica" w:cs="Helvetica"/>
-                <w:i w:val="false"/>
-                <w:b w:val="false"/>
-                <w:u w:val="none"/>
-                <w:strike w:val="false"/>
-                <w:sz w:val="17"/>
-                <w:szCs w:val="17"/>
-                <w:color w:val="24212B"/>
-              </w:rPr>
-              <w:t xml:space="preserve">depressed mood</w:t>
-            </w:r>
-          </w:p>
-        </w:tc>
-        <w:tc>
-          <w:tcPr>
-            <w:tcBorders>
-              <w:bottom w:val="none" w:sz="0" w:space="0" w:color="000000"/>
-              <w:top w:val="none" w:sz="0" w:space="0" w:color="000000"/>
-              <w:left w:val="none" w:sz="0" w:space="0" w:color="000000"/>
-              <w:right w:val="none" w:sz="0" w:space="0" w:color="000000"/>
-            </w:tcBorders>
-            <w:shd w:val="clear" w:color="auto" w:fill="FFFFFF"/>
-            <w:tcMar>
-              <w:top w:w="0" w:type="dxa"/>
-              <w:bottom w:w="0" w:type="dxa"/>
-              <w:left w:w="0" w:type="dxa"/>
-              <w:right w:w="0" w:type="dxa"/>
-            </w:tcMar>
-            <w:vAlign w:val="center"/>
-          </w:tcPr>
-          <w:p>
-            <w:pPr>
-              <w:jc w:val="center"/>
-              <w:pBdr>
-                <w:bottom w:val="none" w:sz="0" w:space="0" w:color="000000"/>
-                <w:top w:val="none" w:sz="0" w:space="0" w:color="000000"/>
-                <w:left w:val="none" w:sz="0" w:space="0" w:color="000000"/>
-                <w:right w:val="none" w:sz="0" w:space="0" w:color="000000"/>
-              </w:pBdr>
-              <w:spacing w:after="60" w:before="60" w:line="240"/>
-              <w:ind w:left="60" w:right="60" w:firstLine="0" w:firstLineChars="0"/>
-              <w:rPr>
-                <w:rFonts w:ascii="Helvetica" w:hAnsi="Helvetica" w:eastAsia="Helvetica" w:cs="Helvetica"/>
-                <w:i w:val="false"/>
-                <w:b w:val="false"/>
-                <w:u w:val="none"/>
-                <w:strike w:val="false"/>
-                <w:sz w:val="17"/>
-                <w:szCs w:val="17"/>
-                <w:color w:val="24212B"/>
-              </w:rPr>
-            </w:pPr>
-            <w:r>
-              <w:rPr>
-                <w:rFonts w:ascii="Helvetica" w:hAnsi="Helvetica" w:eastAsia="Helvetica" w:cs="Helvetica"/>
-                <w:i w:val="false"/>
-                <w:b w:val="false"/>
-                <w:u w:val="none"/>
-                <w:strike w:val="false"/>
-                <w:sz w:val="17"/>
-                <w:szCs w:val="17"/>
-                <w:color w:val="24212B"/>
-              </w:rPr>
-              <w:t xml:space="preserve">4</w:t>
-            </w:r>
-          </w:p>
-        </w:tc>
-        <w:tc>
-          <w:tcPr>
-            <w:tcBorders>
-              <w:bottom w:val="none" w:sz="0" w:space="0" w:color="000000"/>
-              <w:top w:val="none" w:sz="0" w:space="0" w:color="000000"/>
-              <w:left w:val="none" w:sz="0" w:space="0" w:color="000000"/>
-              <w:right w:val="none" w:sz="0" w:space="0" w:color="000000"/>
-            </w:tcBorders>
-            <w:shd w:val="clear" w:color="auto" w:fill="FFFFFF"/>
-            <w:tcMar>
-              <w:top w:w="0" w:type="dxa"/>
-              <w:bottom w:w="0" w:type="dxa"/>
-              <w:left w:w="0" w:type="dxa"/>
-              <w:right w:w="0" w:type="dxa"/>
-            </w:tcMar>
-            <w:vAlign w:val="center"/>
-          </w:tcPr>
-          <w:p>
-            <w:pPr>
-              <w:jc w:val="center"/>
-              <w:pBdr>
-                <w:bottom w:val="none" w:sz="0" w:space="0" w:color="000000"/>
-                <w:top w:val="none" w:sz="0" w:space="0" w:color="000000"/>
-                <w:left w:val="none" w:sz="0" w:space="0" w:color="000000"/>
-                <w:right w:val="none" w:sz="0" w:space="0" w:color="000000"/>
-              </w:pBdr>
-              <w:spacing w:after="60" w:before="60" w:line="240"/>
-              <w:ind w:left="60" w:right="60" w:firstLine="0" w:firstLineChars="0"/>
-              <w:rPr>
-                <w:rFonts w:ascii="Helvetica" w:hAnsi="Helvetica" w:eastAsia="Helvetica" w:cs="Helvetica"/>
-                <w:i w:val="false"/>
-                <w:b w:val="false"/>
-                <w:u w:val="none"/>
-                <w:strike w:val="false"/>
-                <w:sz w:val="17"/>
-                <w:szCs w:val="17"/>
-                <w:color w:val="24212B"/>
-              </w:rPr>
-            </w:pPr>
-            <w:r>
-              <w:rPr>
-                <w:rFonts w:ascii="Helvetica" w:hAnsi="Helvetica" w:eastAsia="Helvetica" w:cs="Helvetica"/>
-                <w:i w:val="false"/>
-                <w:b w:val="false"/>
-                <w:u w:val="none"/>
-                <w:strike w:val="false"/>
-                <w:sz w:val="17"/>
-                <w:szCs w:val="17"/>
-                <w:color w:val="24212B"/>
-              </w:rPr>
-              <w:t xml:space="preserve">0.295</w:t>
-            </w:r>
-          </w:p>
-        </w:tc>
-        <w:tc>
-          <w:tcPr>
-            <w:tcBorders>
-              <w:bottom w:val="none" w:sz="0" w:space="0" w:color="000000"/>
-              <w:top w:val="none" w:sz="0" w:space="0" w:color="000000"/>
-              <w:left w:val="none" w:sz="0" w:space="0" w:color="000000"/>
-              <w:right w:val="none" w:sz="0" w:space="0" w:color="000000"/>
-            </w:tcBorders>
-            <w:shd w:val="clear" w:color="auto" w:fill="FFFFFF"/>
-            <w:tcMar>
-              <w:top w:w="0" w:type="dxa"/>
-              <w:bottom w:w="0" w:type="dxa"/>
-              <w:left w:w="0" w:type="dxa"/>
-              <w:right w:w="0" w:type="dxa"/>
-            </w:tcMar>
-            <w:vAlign w:val="center"/>
-          </w:tcPr>
-          <w:p>
-            <w:pPr>
-              <w:jc w:val="center"/>
-              <w:pBdr>
-                <w:bottom w:val="none" w:sz="0" w:space="0" w:color="000000"/>
-                <w:top w:val="none" w:sz="0" w:space="0" w:color="000000"/>
-                <w:left w:val="none" w:sz="0" w:space="0" w:color="000000"/>
-                <w:right w:val="none" w:sz="0" w:space="0" w:color="000000"/>
-              </w:pBdr>
-              <w:spacing w:after="60" w:before="60" w:line="240"/>
-              <w:ind w:left="60" w:right="60" w:firstLine="0" w:firstLineChars="0"/>
-              <w:rPr>
-                <w:rFonts w:ascii="Helvetica" w:hAnsi="Helvetica" w:eastAsia="Helvetica" w:cs="Helvetica"/>
-                <w:i w:val="false"/>
-                <w:b w:val="false"/>
-                <w:u w:val="none"/>
-                <w:strike w:val="false"/>
-                <w:sz w:val="17"/>
-                <w:szCs w:val="17"/>
-                <w:color w:val="24212B"/>
-              </w:rPr>
-            </w:pPr>
-            <w:r>
-              <w:rPr>
-                <w:rFonts w:ascii="Helvetica" w:hAnsi="Helvetica" w:eastAsia="Helvetica" w:cs="Helvetica"/>
-                <w:i w:val="false"/>
-                <w:b w:val="false"/>
-                <w:u w:val="none"/>
-                <w:strike w:val="false"/>
-                <w:sz w:val="17"/>
-                <w:szCs w:val="17"/>
-                <w:color w:val="24212B"/>
-              </w:rPr>
-              <w:t xml:space="preserve"/>
-            </w:r>
-          </w:p>
-        </w:tc>
-      </w:tr>
-      <w:tr>
-        <w:trPr>
-          <w:trHeight w:val="429" w:hRule="auto"/>
-        </w:trPr>
-        body11
-        <w:tc>
-          <w:tcPr>
-            <w:vMerge w:val="restart"/>
-            <w:tcBorders>
-              <w:bottom w:val="none" w:sz="0" w:space="0" w:color="000000"/>
-              <w:top w:val="none" w:sz="0" w:space="0" w:color="000000"/>
-              <w:left w:val="none" w:sz="0" w:space="0" w:color="000000"/>
-              <w:right w:val="none" w:sz="0" w:space="0" w:color="000000"/>
-            </w:tcBorders>
-            <w:shd w:val="clear" w:color="auto" w:fill="FFFFFF"/>
-            <w:tcMar>
-              <w:top w:w="0" w:type="dxa"/>
-              <w:bottom w:w="0" w:type="dxa"/>
-              <w:left w:w="0" w:type="dxa"/>
-              <w:right w:w="0" w:type="dxa"/>
-            </w:tcMar>
-            <w:vAlign w:val="center"/>
-          </w:tcPr>
-          <w:p>
-            <w:pPr>
-              <w:jc w:val="left"/>
-              <w:pBdr>
-                <w:bottom w:val="none" w:sz="0" w:space="0" w:color="000000"/>
-                <w:top w:val="none" w:sz="0" w:space="0" w:color="000000"/>
-                <w:left w:val="none" w:sz="0" w:space="0" w:color="000000"/>
-                <w:right w:val="none" w:sz="0" w:space="0" w:color="000000"/>
-              </w:pBdr>
-              <w:spacing w:after="60" w:before="60" w:line="240"/>
-              <w:ind w:left="60" w:right="60" w:firstLine="0" w:firstLineChars="0"/>
-              <w:rPr>
-                <w:rFonts w:ascii="Helvetica" w:hAnsi="Helvetica" w:eastAsia="Helvetica" w:cs="Helvetica"/>
-                <w:i w:val="false"/>
-                <w:b w:val="true"/>
-                <w:u w:val="none"/>
-                <w:strike w:val="false"/>
-                <w:sz w:val="17"/>
-                <w:szCs w:val="17"/>
-                <w:color w:val="24212B"/>
-              </w:rPr>
-            </w:pPr>
-            <w:r>
-              <w:rPr>
-                <w:rFonts w:ascii="Helvetica" w:hAnsi="Helvetica" w:eastAsia="Helvetica" w:cs="Helvetica"/>
-                <w:i w:val="false"/>
-                <w:b w:val="true"/>
-                <w:u w:val="none"/>
-                <w:strike w:val="false"/>
-                <w:sz w:val="17"/>
-                <w:szCs w:val="17"/>
-                <w:color w:val="24212B"/>
-              </w:rPr>
-              <w:t xml:space="preserve">MDMA</w:t>
-            </w:r>
-          </w:p>
-        </w:tc>
-        <w:tc>
-          <w:tcPr>
-            <w:tcBorders>
-              <w:bottom w:val="none" w:sz="0" w:space="0" w:color="000000"/>
-              <w:top w:val="none" w:sz="0" w:space="0" w:color="000000"/>
-              <w:left w:val="none" w:sz="0" w:space="0" w:color="000000"/>
-              <w:right w:val="none" w:sz="0" w:space="0" w:color="000000"/>
-            </w:tcBorders>
-            <w:shd w:val="clear" w:color="auto" w:fill="FFFFFF"/>
-            <w:tcMar>
-              <w:top w:w="0" w:type="dxa"/>
-              <w:bottom w:w="0" w:type="dxa"/>
-              <w:left w:w="0" w:type="dxa"/>
-              <w:right w:w="0" w:type="dxa"/>
-            </w:tcMar>
-            <w:vAlign w:val="center"/>
-          </w:tcPr>
-          <w:p>
-            <w:pPr>
-              <w:jc w:val="center"/>
-              <w:pBdr>
-                <w:bottom w:val="none" w:sz="0" w:space="0" w:color="000000"/>
-                <w:top w:val="none" w:sz="0" w:space="0" w:color="000000"/>
-                <w:left w:val="none" w:sz="0" w:space="0" w:color="000000"/>
-                <w:right w:val="none" w:sz="0" w:space="0" w:color="000000"/>
-              </w:pBdr>
-              <w:spacing w:after="60" w:before="60" w:line="240"/>
-              <w:ind w:left="60" w:right="60" w:firstLine="0" w:firstLineChars="0"/>
-              <w:rPr>
-                <w:rFonts w:ascii="Helvetica" w:hAnsi="Helvetica" w:eastAsia="Helvetica" w:cs="Helvetica"/>
-                <w:i w:val="false"/>
-                <w:b w:val="false"/>
-                <w:u w:val="none"/>
-                <w:strike w:val="false"/>
-                <w:sz w:val="17"/>
-                <w:szCs w:val="17"/>
-                <w:color w:val="24212B"/>
-              </w:rPr>
-            </w:pPr>
-            <w:r>
-              <w:rPr>
-                <w:rFonts w:ascii="Helvetica" w:hAnsi="Helvetica" w:eastAsia="Helvetica" w:cs="Helvetica"/>
-                <w:i w:val="false"/>
-                <w:b w:val="false"/>
-                <w:u w:val="none"/>
-                <w:strike w:val="false"/>
-                <w:sz w:val="17"/>
-                <w:szCs w:val="17"/>
-                <w:color w:val="24212B"/>
-              </w:rPr>
-              <w:t xml:space="preserve">muscle tension</w:t>
-            </w:r>
-          </w:p>
-        </w:tc>
-        <w:tc>
-          <w:tcPr>
-            <w:tcBorders>
-              <w:bottom w:val="none" w:sz="0" w:space="0" w:color="000000"/>
-              <w:top w:val="none" w:sz="0" w:space="0" w:color="000000"/>
-              <w:left w:val="none" w:sz="0" w:space="0" w:color="000000"/>
-              <w:right w:val="none" w:sz="0" w:space="0" w:color="000000"/>
-            </w:tcBorders>
-            <w:shd w:val="clear" w:color="auto" w:fill="FFFFFF"/>
-            <w:tcMar>
-              <w:top w:w="0" w:type="dxa"/>
-              <w:bottom w:w="0" w:type="dxa"/>
-              <w:left w:w="0" w:type="dxa"/>
-              <w:right w:w="0" w:type="dxa"/>
-            </w:tcMar>
-            <w:vAlign w:val="center"/>
-          </w:tcPr>
-          <w:p>
-            <w:pPr>
-              <w:jc w:val="center"/>
-              <w:pBdr>
-                <w:bottom w:val="none" w:sz="0" w:space="0" w:color="000000"/>
-                <w:top w:val="none" w:sz="0" w:space="0" w:color="000000"/>
-                <w:left w:val="none" w:sz="0" w:space="0" w:color="000000"/>
-                <w:right w:val="none" w:sz="0" w:space="0" w:color="000000"/>
-              </w:pBdr>
-              <w:spacing w:after="60" w:before="60" w:line="240"/>
-              <w:ind w:left="60" w:right="60" w:firstLine="0" w:firstLineChars="0"/>
-              <w:rPr>
-                <w:rFonts w:ascii="Helvetica" w:hAnsi="Helvetica" w:eastAsia="Helvetica" w:cs="Helvetica"/>
-                <w:i w:val="false"/>
-                <w:b w:val="false"/>
-                <w:u w:val="none"/>
-                <w:strike w:val="false"/>
-                <w:sz w:val="17"/>
-                <w:szCs w:val="17"/>
-                <w:color w:val="24212B"/>
-              </w:rPr>
-            </w:pPr>
-            <w:r>
-              <w:rPr>
-                <w:rFonts w:ascii="Helvetica" w:hAnsi="Helvetica" w:eastAsia="Helvetica" w:cs="Helvetica"/>
-                <w:i w:val="false"/>
-                <w:b w:val="false"/>
-                <w:u w:val="none"/>
-                <w:strike w:val="false"/>
-                <w:sz w:val="17"/>
-                <w:szCs w:val="17"/>
-                <w:color w:val="24212B"/>
-              </w:rPr>
-              <w:t xml:space="preserve">8</w:t>
-            </w:r>
-          </w:p>
-        </w:tc>
-        <w:tc>
-          <w:tcPr>
-            <w:tcBorders>
-              <w:bottom w:val="none" w:sz="0" w:space="0" w:color="000000"/>
-              <w:top w:val="none" w:sz="0" w:space="0" w:color="000000"/>
-              <w:left w:val="none" w:sz="0" w:space="0" w:color="000000"/>
-              <w:right w:val="none" w:sz="0" w:space="0" w:color="000000"/>
-            </w:tcBorders>
-            <w:shd w:val="clear" w:color="auto" w:fill="FFFFFF"/>
-            <w:tcMar>
-              <w:top w:w="0" w:type="dxa"/>
-              <w:bottom w:w="0" w:type="dxa"/>
-              <w:left w:w="0" w:type="dxa"/>
-              <w:right w:w="0" w:type="dxa"/>
-            </w:tcMar>
-            <w:vAlign w:val="center"/>
-          </w:tcPr>
-          <w:p>
-            <w:pPr>
-              <w:jc w:val="center"/>
-              <w:pBdr>
-                <w:bottom w:val="none" w:sz="0" w:space="0" w:color="000000"/>
-                <w:top w:val="none" w:sz="0" w:space="0" w:color="000000"/>
-                <w:left w:val="none" w:sz="0" w:space="0" w:color="000000"/>
-                <w:right w:val="none" w:sz="0" w:space="0" w:color="000000"/>
-              </w:pBdr>
-              <w:spacing w:after="60" w:before="60" w:line="240"/>
-              <w:ind w:left="60" w:right="60" w:firstLine="0" w:firstLineChars="0"/>
-              <w:rPr>
-                <w:rFonts w:ascii="Helvetica" w:hAnsi="Helvetica" w:eastAsia="Helvetica" w:cs="Helvetica"/>
-                <w:i w:val="false"/>
-                <w:b w:val="false"/>
-                <w:u w:val="none"/>
-                <w:strike w:val="false"/>
-                <w:sz w:val="17"/>
-                <w:szCs w:val="17"/>
-                <w:color w:val="24212B"/>
-              </w:rPr>
-            </w:pPr>
-            <w:r>
-              <w:rPr>
-                <w:rFonts w:ascii="Helvetica" w:hAnsi="Helvetica" w:eastAsia="Helvetica" w:cs="Helvetica"/>
-                <w:i w:val="false"/>
-                <w:b w:val="false"/>
-                <w:u w:val="none"/>
-                <w:strike w:val="false"/>
-                <w:sz w:val="17"/>
-                <w:szCs w:val="17"/>
-                <w:color w:val="24212B"/>
-              </w:rPr>
-              <w:t xml:space="preserve">0.012</w:t>
-            </w:r>
-          </w:p>
-        </w:tc>
-        <w:tc>
-          <w:tcPr>
-            <w:tcBorders>
-              <w:bottom w:val="none" w:sz="0" w:space="0" w:color="000000"/>
-              <w:top w:val="none" w:sz="0" w:space="0" w:color="000000"/>
-              <w:left w:val="none" w:sz="0" w:space="0" w:color="000000"/>
-              <w:right w:val="none" w:sz="0" w:space="0" w:color="000000"/>
-            </w:tcBorders>
-            <w:shd w:val="clear" w:color="auto" w:fill="FFFFFF"/>
-            <w:tcMar>
-              <w:top w:w="0" w:type="dxa"/>
-              <w:bottom w:w="0" w:type="dxa"/>
-              <w:left w:w="0" w:type="dxa"/>
-              <w:right w:w="0" w:type="dxa"/>
-            </w:tcMar>
-            <w:vAlign w:val="center"/>
-          </w:tcPr>
-          <w:p>
-            <w:pPr>
-              <w:jc w:val="center"/>
-              <w:pBdr>
-                <w:bottom w:val="none" w:sz="0" w:space="0" w:color="000000"/>
-                <w:top w:val="none" w:sz="0" w:space="0" w:color="000000"/>
-                <w:left w:val="none" w:sz="0" w:space="0" w:color="000000"/>
-                <w:right w:val="none" w:sz="0" w:space="0" w:color="000000"/>
-              </w:pBdr>
-              <w:spacing w:after="60" w:before="60" w:line="240"/>
-              <w:ind w:left="60" w:right="60" w:firstLine="0" w:firstLineChars="0"/>
-              <w:rPr>
-                <w:rFonts w:ascii="Helvetica" w:hAnsi="Helvetica" w:eastAsia="Helvetica" w:cs="Helvetica"/>
-                <w:i w:val="false"/>
-                <w:b w:val="true"/>
-                <w:u w:val="none"/>
-                <w:strike w:val="false"/>
-                <w:sz w:val="17"/>
-                <w:szCs w:val="17"/>
-                <w:color w:val="24212B"/>
-              </w:rPr>
-            </w:pPr>
-            <w:r>
-              <w:rPr>
-                <w:rFonts w:ascii="Helvetica" w:hAnsi="Helvetica" w:eastAsia="Helvetica" w:cs="Helvetica"/>
-                <w:i w:val="false"/>
-                <w:b w:val="true"/>
-                <w:u w:val="none"/>
-                <w:strike w:val="false"/>
-                <w:sz w:val="17"/>
-                <w:szCs w:val="17"/>
-                <w:color w:val="24212B"/>
-              </w:rPr>
-              <w:t xml:space="preserve">*</w:t>
-            </w:r>
-          </w:p>
-        </w:tc>
-      </w:tr>
-      <w:tr>
-        <w:trPr>
-          <w:trHeight w:val="462" w:hRule="auto"/>
+          <w:trHeight w:val="430" w:hRule="auto"/>
         </w:trPr>
         body12
         <w:tc>
@@ -3337,7 +3337,7 @@
                 <w:szCs w:val="17"/>
                 <w:color w:val="24212B"/>
               </w:rPr>
-              <w:t xml:space="preserve">depression</w:t>
+              <w:t xml:space="preserve">dizziness</w:t>
             </w:r>
           </w:p>
         </w:tc>
@@ -3445,7 +3445,7 @@
                 <w:szCs w:val="17"/>
                 <w:color w:val="24212B"/>
               </w:rPr>
-              <w:t xml:space="preserve">0.027</w:t>
+              <w:t xml:space="preserve">0.025</w:t>
             </w:r>
           </w:p>
         </w:tc>
@@ -3601,115 +3601,115 @@
                 <w:szCs w:val="17"/>
                 <w:color w:val="24212B"/>
               </w:rPr>
-              <w:t xml:space="preserve">jaw tension</w:t>
-            </w:r>
-          </w:p>
-        </w:tc>
-        <w:tc>
-          <w:tcPr>
-            <w:tcBorders>
-              <w:bottom w:val="none" w:sz="0" w:space="0" w:color="000000"/>
-              <w:top w:val="none" w:sz="0" w:space="0" w:color="000000"/>
-              <w:left w:val="none" w:sz="0" w:space="0" w:color="000000"/>
-              <w:right w:val="none" w:sz="0" w:space="0" w:color="000000"/>
-            </w:tcBorders>
-            <w:shd w:val="clear" w:color="auto" w:fill="FFFFFF"/>
-            <w:tcMar>
-              <w:top w:w="0" w:type="dxa"/>
-              <w:bottom w:w="0" w:type="dxa"/>
-              <w:left w:w="0" w:type="dxa"/>
-              <w:right w:w="0" w:type="dxa"/>
-            </w:tcMar>
-            <w:vAlign w:val="center"/>
-          </w:tcPr>
-          <w:p>
-            <w:pPr>
-              <w:jc w:val="center"/>
-              <w:pBdr>
-                <w:bottom w:val="none" w:sz="0" w:space="0" w:color="000000"/>
-                <w:top w:val="none" w:sz="0" w:space="0" w:color="000000"/>
-                <w:left w:val="none" w:sz="0" w:space="0" w:color="000000"/>
-                <w:right w:val="none" w:sz="0" w:space="0" w:color="000000"/>
-              </w:pBdr>
-              <w:spacing w:after="60" w:before="60" w:line="240"/>
-              <w:ind w:left="60" w:right="60" w:firstLine="0" w:firstLineChars="0"/>
-              <w:rPr>
-                <w:rFonts w:ascii="Helvetica" w:hAnsi="Helvetica" w:eastAsia="Helvetica" w:cs="Helvetica"/>
-                <w:i w:val="false"/>
-                <w:b w:val="false"/>
-                <w:u w:val="none"/>
-                <w:strike w:val="false"/>
-                <w:sz w:val="17"/>
-                <w:szCs w:val="17"/>
-                <w:color w:val="24212B"/>
-              </w:rPr>
-            </w:pPr>
-            <w:r>
-              <w:rPr>
-                <w:rFonts w:ascii="Helvetica" w:hAnsi="Helvetica" w:eastAsia="Helvetica" w:cs="Helvetica"/>
-                <w:i w:val="false"/>
-                <w:b w:val="false"/>
-                <w:u w:val="none"/>
-                <w:strike w:val="false"/>
-                <w:sz w:val="17"/>
-                <w:szCs w:val="17"/>
-                <w:color w:val="24212B"/>
-              </w:rPr>
-              <w:t xml:space="preserve">12</w:t>
-            </w:r>
-          </w:p>
-        </w:tc>
-        <w:tc>
-          <w:tcPr>
-            <w:tcBorders>
-              <w:bottom w:val="none" w:sz="0" w:space="0" w:color="000000"/>
-              <w:top w:val="none" w:sz="0" w:space="0" w:color="000000"/>
-              <w:left w:val="none" w:sz="0" w:space="0" w:color="000000"/>
-              <w:right w:val="none" w:sz="0" w:space="0" w:color="000000"/>
-            </w:tcBorders>
-            <w:shd w:val="clear" w:color="auto" w:fill="FFFFFF"/>
-            <w:tcMar>
-              <w:top w:w="0" w:type="dxa"/>
-              <w:bottom w:w="0" w:type="dxa"/>
-              <w:left w:w="0" w:type="dxa"/>
-              <w:right w:w="0" w:type="dxa"/>
-            </w:tcMar>
-            <w:vAlign w:val="center"/>
-          </w:tcPr>
-          <w:p>
-            <w:pPr>
-              <w:jc w:val="center"/>
-              <w:pBdr>
-                <w:bottom w:val="none" w:sz="0" w:space="0" w:color="000000"/>
-                <w:top w:val="none" w:sz="0" w:space="0" w:color="000000"/>
-                <w:left w:val="none" w:sz="0" w:space="0" w:color="000000"/>
-                <w:right w:val="none" w:sz="0" w:space="0" w:color="000000"/>
-              </w:pBdr>
-              <w:spacing w:after="60" w:before="60" w:line="240"/>
-              <w:ind w:left="60" w:right="60" w:firstLine="0" w:firstLineChars="0"/>
-              <w:rPr>
-                <w:rFonts w:ascii="Helvetica" w:hAnsi="Helvetica" w:eastAsia="Helvetica" w:cs="Helvetica"/>
-                <w:i w:val="false"/>
-                <w:b w:val="false"/>
-                <w:u w:val="none"/>
-                <w:strike w:val="false"/>
-                <w:sz w:val="17"/>
-                <w:szCs w:val="17"/>
-                <w:color w:val="24212B"/>
-              </w:rPr>
-            </w:pPr>
-            <w:r>
-              <w:rPr>
-                <w:rFonts w:ascii="Helvetica" w:hAnsi="Helvetica" w:eastAsia="Helvetica" w:cs="Helvetica"/>
-                <w:i w:val="false"/>
-                <w:b w:val="false"/>
-                <w:u w:val="none"/>
-                <w:strike w:val="false"/>
-                <w:sz w:val="17"/>
-                <w:szCs w:val="17"/>
-                <w:color w:val="24212B"/>
-              </w:rPr>
-              <w:t xml:space="preserve">0.032</w:t>
+              <w:t xml:space="preserve">depression</w:t>
+            </w:r>
+          </w:p>
+        </w:tc>
+        <w:tc>
+          <w:tcPr>
+            <w:tcBorders>
+              <w:bottom w:val="none" w:sz="0" w:space="0" w:color="000000"/>
+              <w:top w:val="none" w:sz="0" w:space="0" w:color="000000"/>
+              <w:left w:val="none" w:sz="0" w:space="0" w:color="000000"/>
+              <w:right w:val="none" w:sz="0" w:space="0" w:color="000000"/>
+            </w:tcBorders>
+            <w:shd w:val="clear" w:color="auto" w:fill="FFFFFF"/>
+            <w:tcMar>
+              <w:top w:w="0" w:type="dxa"/>
+              <w:bottom w:w="0" w:type="dxa"/>
+              <w:left w:w="0" w:type="dxa"/>
+              <w:right w:w="0" w:type="dxa"/>
+            </w:tcMar>
+            <w:vAlign w:val="center"/>
+          </w:tcPr>
+          <w:p>
+            <w:pPr>
+              <w:jc w:val="center"/>
+              <w:pBdr>
+                <w:bottom w:val="none" w:sz="0" w:space="0" w:color="000000"/>
+                <w:top w:val="none" w:sz="0" w:space="0" w:color="000000"/>
+                <w:left w:val="none" w:sz="0" w:space="0" w:color="000000"/>
+                <w:right w:val="none" w:sz="0" w:space="0" w:color="000000"/>
+              </w:pBdr>
+              <w:spacing w:after="60" w:before="60" w:line="240"/>
+              <w:ind w:left="60" w:right="60" w:firstLine="0" w:firstLineChars="0"/>
+              <w:rPr>
+                <w:rFonts w:ascii="Helvetica" w:hAnsi="Helvetica" w:eastAsia="Helvetica" w:cs="Helvetica"/>
+                <w:i w:val="false"/>
+                <w:b w:val="false"/>
+                <w:u w:val="none"/>
+                <w:strike w:val="false"/>
+                <w:sz w:val="17"/>
+                <w:szCs w:val="17"/>
+                <w:color w:val="24212B"/>
+              </w:rPr>
+            </w:pPr>
+            <w:r>
+              <w:rPr>
+                <w:rFonts w:ascii="Helvetica" w:hAnsi="Helvetica" w:eastAsia="Helvetica" w:cs="Helvetica"/>
+                <w:i w:val="false"/>
+                <w:b w:val="false"/>
+                <w:u w:val="none"/>
+                <w:strike w:val="false"/>
+                <w:sz w:val="17"/>
+                <w:szCs w:val="17"/>
+                <w:color w:val="24212B"/>
+              </w:rPr>
+              <w:t xml:space="preserve">7</w:t>
+            </w:r>
+          </w:p>
+        </w:tc>
+        <w:tc>
+          <w:tcPr>
+            <w:tcBorders>
+              <w:bottom w:val="none" w:sz="0" w:space="0" w:color="000000"/>
+              <w:top w:val="none" w:sz="0" w:space="0" w:color="000000"/>
+              <w:left w:val="none" w:sz="0" w:space="0" w:color="000000"/>
+              <w:right w:val="none" w:sz="0" w:space="0" w:color="000000"/>
+            </w:tcBorders>
+            <w:shd w:val="clear" w:color="auto" w:fill="FFFFFF"/>
+            <w:tcMar>
+              <w:top w:w="0" w:type="dxa"/>
+              <w:bottom w:w="0" w:type="dxa"/>
+              <w:left w:w="0" w:type="dxa"/>
+              <w:right w:w="0" w:type="dxa"/>
+            </w:tcMar>
+            <w:vAlign w:val="center"/>
+          </w:tcPr>
+          <w:p>
+            <w:pPr>
+              <w:jc w:val="center"/>
+              <w:pBdr>
+                <w:bottom w:val="none" w:sz="0" w:space="0" w:color="000000"/>
+                <w:top w:val="none" w:sz="0" w:space="0" w:color="000000"/>
+                <w:left w:val="none" w:sz="0" w:space="0" w:color="000000"/>
+                <w:right w:val="none" w:sz="0" w:space="0" w:color="000000"/>
+              </w:pBdr>
+              <w:spacing w:after="60" w:before="60" w:line="240"/>
+              <w:ind w:left="60" w:right="60" w:firstLine="0" w:firstLineChars="0"/>
+              <w:rPr>
+                <w:rFonts w:ascii="Helvetica" w:hAnsi="Helvetica" w:eastAsia="Helvetica" w:cs="Helvetica"/>
+                <w:i w:val="false"/>
+                <w:b w:val="false"/>
+                <w:u w:val="none"/>
+                <w:strike w:val="false"/>
+                <w:sz w:val="17"/>
+                <w:szCs w:val="17"/>
+                <w:color w:val="24212B"/>
+              </w:rPr>
+            </w:pPr>
+            <w:r>
+              <w:rPr>
+                <w:rFonts w:ascii="Helvetica" w:hAnsi="Helvetica" w:eastAsia="Helvetica" w:cs="Helvetica"/>
+                <w:i w:val="false"/>
+                <w:b w:val="false"/>
+                <w:u w:val="none"/>
+                <w:strike w:val="false"/>
+                <w:sz w:val="17"/>
+                <w:szCs w:val="17"/>
+                <w:color w:val="24212B"/>
+              </w:rPr>
+              <w:t xml:space="preserve">0.027</w:t>
             </w:r>
           </w:p>
         </w:tc>
@@ -3919,115 +3919,115 @@
                 <w:szCs w:val="17"/>
                 <w:color w:val="24212B"/>
               </w:rPr>
-              <w:t xml:space="preserve">6</w:t>
-            </w:r>
-          </w:p>
-        </w:tc>
-        <w:tc>
-          <w:tcPr>
-            <w:tcBorders>
-              <w:bottom w:val="none" w:sz="0" w:space="0" w:color="000000"/>
-              <w:top w:val="none" w:sz="0" w:space="0" w:color="000000"/>
-              <w:left w:val="none" w:sz="0" w:space="0" w:color="000000"/>
-              <w:right w:val="none" w:sz="0" w:space="0" w:color="000000"/>
-            </w:tcBorders>
-            <w:shd w:val="clear" w:color="auto" w:fill="FFFFFF"/>
-            <w:tcMar>
-              <w:top w:w="0" w:type="dxa"/>
-              <w:bottom w:w="0" w:type="dxa"/>
-              <w:left w:w="0" w:type="dxa"/>
-              <w:right w:w="0" w:type="dxa"/>
-            </w:tcMar>
-            <w:vAlign w:val="center"/>
-          </w:tcPr>
-          <w:p>
-            <w:pPr>
-              <w:jc w:val="center"/>
-              <w:pBdr>
-                <w:bottom w:val="none" w:sz="0" w:space="0" w:color="000000"/>
-                <w:top w:val="none" w:sz="0" w:space="0" w:color="000000"/>
-                <w:left w:val="none" w:sz="0" w:space="0" w:color="000000"/>
-                <w:right w:val="none" w:sz="0" w:space="0" w:color="000000"/>
-              </w:pBdr>
-              <w:spacing w:after="60" w:before="60" w:line="240"/>
-              <w:ind w:left="60" w:right="60" w:firstLine="0" w:firstLineChars="0"/>
-              <w:rPr>
-                <w:rFonts w:ascii="Helvetica" w:hAnsi="Helvetica" w:eastAsia="Helvetica" w:cs="Helvetica"/>
-                <w:i w:val="false"/>
-                <w:b w:val="false"/>
-                <w:u w:val="none"/>
-                <w:strike w:val="false"/>
-                <w:sz w:val="17"/>
-                <w:szCs w:val="17"/>
-                <w:color w:val="24212B"/>
-              </w:rPr>
-            </w:pPr>
-            <w:r>
-              <w:rPr>
-                <w:rFonts w:ascii="Helvetica" w:hAnsi="Helvetica" w:eastAsia="Helvetica" w:cs="Helvetica"/>
-                <w:i w:val="false"/>
-                <w:b w:val="false"/>
-                <w:u w:val="none"/>
-                <w:strike w:val="false"/>
-                <w:sz w:val="17"/>
-                <w:szCs w:val="17"/>
-                <w:color w:val="24212B"/>
-              </w:rPr>
-              <w:t xml:space="preserve">0.054</w:t>
-            </w:r>
-          </w:p>
-        </w:tc>
-        <w:tc>
-          <w:tcPr>
-            <w:tcBorders>
-              <w:bottom w:val="none" w:sz="0" w:space="0" w:color="000000"/>
-              <w:top w:val="none" w:sz="0" w:space="0" w:color="000000"/>
-              <w:left w:val="none" w:sz="0" w:space="0" w:color="000000"/>
-              <w:right w:val="none" w:sz="0" w:space="0" w:color="000000"/>
-            </w:tcBorders>
-            <w:shd w:val="clear" w:color="auto" w:fill="FFFFFF"/>
-            <w:tcMar>
-              <w:top w:w="0" w:type="dxa"/>
-              <w:bottom w:w="0" w:type="dxa"/>
-              <w:left w:w="0" w:type="dxa"/>
-              <w:right w:w="0" w:type="dxa"/>
-            </w:tcMar>
-            <w:vAlign w:val="center"/>
-          </w:tcPr>
-          <w:p>
-            <w:pPr>
-              <w:jc w:val="center"/>
-              <w:pBdr>
-                <w:bottom w:val="none" w:sz="0" w:space="0" w:color="000000"/>
-                <w:top w:val="none" w:sz="0" w:space="0" w:color="000000"/>
-                <w:left w:val="none" w:sz="0" w:space="0" w:color="000000"/>
-                <w:right w:val="none" w:sz="0" w:space="0" w:color="000000"/>
-              </w:pBdr>
-              <w:spacing w:after="60" w:before="60" w:line="240"/>
-              <w:ind w:left="60" w:right="60" w:firstLine="0" w:firstLineChars="0"/>
-              <w:rPr>
-                <w:rFonts w:ascii="Helvetica" w:hAnsi="Helvetica" w:eastAsia="Helvetica" w:cs="Helvetica"/>
-                <w:i w:val="false"/>
-                <w:b w:val="false"/>
-                <w:u w:val="none"/>
-                <w:strike w:val="false"/>
-                <w:sz w:val="17"/>
-                <w:szCs w:val="17"/>
-                <w:color w:val="24212B"/>
-              </w:rPr>
-            </w:pPr>
-            <w:r>
-              <w:rPr>
-                <w:rFonts w:ascii="Helvetica" w:hAnsi="Helvetica" w:eastAsia="Helvetica" w:cs="Helvetica"/>
-                <w:i w:val="false"/>
-                <w:b w:val="false"/>
-                <w:u w:val="none"/>
-                <w:strike w:val="false"/>
-                <w:sz w:val="17"/>
-                <w:szCs w:val="17"/>
-                <w:color w:val="24212B"/>
-              </w:rPr>
-              <w:t xml:space="preserve"/>
+              <w:t xml:space="preserve">7</w:t>
+            </w:r>
+          </w:p>
+        </w:tc>
+        <w:tc>
+          <w:tcPr>
+            <w:tcBorders>
+              <w:bottom w:val="none" w:sz="0" w:space="0" w:color="000000"/>
+              <w:top w:val="none" w:sz="0" w:space="0" w:color="000000"/>
+              <w:left w:val="none" w:sz="0" w:space="0" w:color="000000"/>
+              <w:right w:val="none" w:sz="0" w:space="0" w:color="000000"/>
+            </w:tcBorders>
+            <w:shd w:val="clear" w:color="auto" w:fill="FFFFFF"/>
+            <w:tcMar>
+              <w:top w:w="0" w:type="dxa"/>
+              <w:bottom w:w="0" w:type="dxa"/>
+              <w:left w:w="0" w:type="dxa"/>
+              <w:right w:w="0" w:type="dxa"/>
+            </w:tcMar>
+            <w:vAlign w:val="center"/>
+          </w:tcPr>
+          <w:p>
+            <w:pPr>
+              <w:jc w:val="center"/>
+              <w:pBdr>
+                <w:bottom w:val="none" w:sz="0" w:space="0" w:color="000000"/>
+                <w:top w:val="none" w:sz="0" w:space="0" w:color="000000"/>
+                <w:left w:val="none" w:sz="0" w:space="0" w:color="000000"/>
+                <w:right w:val="none" w:sz="0" w:space="0" w:color="000000"/>
+              </w:pBdr>
+              <w:spacing w:after="60" w:before="60" w:line="240"/>
+              <w:ind w:left="60" w:right="60" w:firstLine="0" w:firstLineChars="0"/>
+              <w:rPr>
+                <w:rFonts w:ascii="Helvetica" w:hAnsi="Helvetica" w:eastAsia="Helvetica" w:cs="Helvetica"/>
+                <w:i w:val="false"/>
+                <w:b w:val="false"/>
+                <w:u w:val="none"/>
+                <w:strike w:val="false"/>
+                <w:sz w:val="17"/>
+                <w:szCs w:val="17"/>
+                <w:color w:val="24212B"/>
+              </w:rPr>
+            </w:pPr>
+            <w:r>
+              <w:rPr>
+                <w:rFonts w:ascii="Helvetica" w:hAnsi="Helvetica" w:eastAsia="Helvetica" w:cs="Helvetica"/>
+                <w:i w:val="false"/>
+                <w:b w:val="false"/>
+                <w:u w:val="none"/>
+                <w:strike w:val="false"/>
+                <w:sz w:val="17"/>
+                <w:szCs w:val="17"/>
+                <w:color w:val="24212B"/>
+              </w:rPr>
+              <w:t xml:space="preserve">0.043</w:t>
+            </w:r>
+          </w:p>
+        </w:tc>
+        <w:tc>
+          <w:tcPr>
+            <w:tcBorders>
+              <w:bottom w:val="none" w:sz="0" w:space="0" w:color="000000"/>
+              <w:top w:val="none" w:sz="0" w:space="0" w:color="000000"/>
+              <w:left w:val="none" w:sz="0" w:space="0" w:color="000000"/>
+              <w:right w:val="none" w:sz="0" w:space="0" w:color="000000"/>
+            </w:tcBorders>
+            <w:shd w:val="clear" w:color="auto" w:fill="FFFFFF"/>
+            <w:tcMar>
+              <w:top w:w="0" w:type="dxa"/>
+              <w:bottom w:w="0" w:type="dxa"/>
+              <w:left w:w="0" w:type="dxa"/>
+              <w:right w:w="0" w:type="dxa"/>
+            </w:tcMar>
+            <w:vAlign w:val="center"/>
+          </w:tcPr>
+          <w:p>
+            <w:pPr>
+              <w:jc w:val="center"/>
+              <w:pBdr>
+                <w:bottom w:val="none" w:sz="0" w:space="0" w:color="000000"/>
+                <w:top w:val="none" w:sz="0" w:space="0" w:color="000000"/>
+                <w:left w:val="none" w:sz="0" w:space="0" w:color="000000"/>
+                <w:right w:val="none" w:sz="0" w:space="0" w:color="000000"/>
+              </w:pBdr>
+              <w:spacing w:after="60" w:before="60" w:line="240"/>
+              <w:ind w:left="60" w:right="60" w:firstLine="0" w:firstLineChars="0"/>
+              <w:rPr>
+                <w:rFonts w:ascii="Helvetica" w:hAnsi="Helvetica" w:eastAsia="Helvetica" w:cs="Helvetica"/>
+                <w:i w:val="false"/>
+                <w:b w:val="true"/>
+                <w:u w:val="none"/>
+                <w:strike w:val="false"/>
+                <w:sz w:val="17"/>
+                <w:szCs w:val="17"/>
+                <w:color w:val="24212B"/>
+              </w:rPr>
+            </w:pPr>
+            <w:r>
+              <w:rPr>
+                <w:rFonts w:ascii="Helvetica" w:hAnsi="Helvetica" w:eastAsia="Helvetica" w:cs="Helvetica"/>
+                <w:i w:val="false"/>
+                <w:b w:val="true"/>
+                <w:u w:val="none"/>
+                <w:strike w:val="false"/>
+                <w:sz w:val="17"/>
+                <w:szCs w:val="17"/>
+                <w:color w:val="24212B"/>
+              </w:rPr>
+              <w:t xml:space="preserve">*</w:t>
             </w:r>
           </w:p>
         </w:tc>
@@ -4298,7 +4298,7 @@
       </w:tr>
       <w:tr>
         <w:trPr>
-          <w:trHeight w:val="430" w:hRule="auto"/>
+          <w:trHeight w:val="464" w:hRule="auto"/>
         </w:trPr>
         body16
         <w:tc>
@@ -4393,115 +4393,115 @@
                 <w:szCs w:val="17"/>
                 <w:color w:val="24212B"/>
               </w:rPr>
-              <w:t xml:space="preserve">dizziness</w:t>
-            </w:r>
-          </w:p>
-        </w:tc>
-        <w:tc>
-          <w:tcPr>
-            <w:tcBorders>
-              <w:bottom w:val="none" w:sz="0" w:space="0" w:color="000000"/>
-              <w:top w:val="none" w:sz="0" w:space="0" w:color="000000"/>
-              <w:left w:val="none" w:sz="0" w:space="0" w:color="000000"/>
-              <w:right w:val="none" w:sz="0" w:space="0" w:color="000000"/>
-            </w:tcBorders>
-            <w:shd w:val="clear" w:color="auto" w:fill="FFFFFF"/>
-            <w:tcMar>
-              <w:top w:w="0" w:type="dxa"/>
-              <w:bottom w:w="0" w:type="dxa"/>
-              <w:left w:w="0" w:type="dxa"/>
-              <w:right w:w="0" w:type="dxa"/>
-            </w:tcMar>
-            <w:vAlign w:val="center"/>
-          </w:tcPr>
-          <w:p>
-            <w:pPr>
-              <w:jc w:val="center"/>
-              <w:pBdr>
-                <w:bottom w:val="none" w:sz="0" w:space="0" w:color="000000"/>
-                <w:top w:val="none" w:sz="0" w:space="0" w:color="000000"/>
-                <w:left w:val="none" w:sz="0" w:space="0" w:color="000000"/>
-                <w:right w:val="none" w:sz="0" w:space="0" w:color="000000"/>
-              </w:pBdr>
-              <w:spacing w:after="60" w:before="60" w:line="240"/>
-              <w:ind w:left="60" w:right="60" w:firstLine="0" w:firstLineChars="0"/>
-              <w:rPr>
-                <w:rFonts w:ascii="Helvetica" w:hAnsi="Helvetica" w:eastAsia="Helvetica" w:cs="Helvetica"/>
-                <w:i w:val="false"/>
-                <w:b w:val="false"/>
-                <w:u w:val="none"/>
-                <w:strike w:val="false"/>
-                <w:sz w:val="17"/>
-                <w:szCs w:val="17"/>
-                <w:color w:val="24212B"/>
-              </w:rPr>
-            </w:pPr>
-            <w:r>
-              <w:rPr>
-                <w:rFonts w:ascii="Helvetica" w:hAnsi="Helvetica" w:eastAsia="Helvetica" w:cs="Helvetica"/>
-                <w:i w:val="false"/>
-                <w:b w:val="false"/>
-                <w:u w:val="none"/>
-                <w:strike w:val="false"/>
-                <w:sz w:val="17"/>
-                <w:szCs w:val="17"/>
-                <w:color w:val="24212B"/>
-              </w:rPr>
-              <w:t xml:space="preserve">6</w:t>
-            </w:r>
-          </w:p>
-        </w:tc>
-        <w:tc>
-          <w:tcPr>
-            <w:tcBorders>
-              <w:bottom w:val="none" w:sz="0" w:space="0" w:color="000000"/>
-              <w:top w:val="none" w:sz="0" w:space="0" w:color="000000"/>
-              <w:left w:val="none" w:sz="0" w:space="0" w:color="000000"/>
-              <w:right w:val="none" w:sz="0" w:space="0" w:color="000000"/>
-            </w:tcBorders>
-            <w:shd w:val="clear" w:color="auto" w:fill="FFFFFF"/>
-            <w:tcMar>
-              <w:top w:w="0" w:type="dxa"/>
-              <w:bottom w:w="0" w:type="dxa"/>
-              <w:left w:w="0" w:type="dxa"/>
-              <w:right w:w="0" w:type="dxa"/>
-            </w:tcMar>
-            <w:vAlign w:val="center"/>
-          </w:tcPr>
-          <w:p>
-            <w:pPr>
-              <w:jc w:val="center"/>
-              <w:pBdr>
-                <w:bottom w:val="none" w:sz="0" w:space="0" w:color="000000"/>
-                <w:top w:val="none" w:sz="0" w:space="0" w:color="000000"/>
-                <w:left w:val="none" w:sz="0" w:space="0" w:color="000000"/>
-                <w:right w:val="none" w:sz="0" w:space="0" w:color="000000"/>
-              </w:pBdr>
-              <w:spacing w:after="60" w:before="60" w:line="240"/>
-              <w:ind w:left="60" w:right="60" w:firstLine="0" w:firstLineChars="0"/>
-              <w:rPr>
-                <w:rFonts w:ascii="Helvetica" w:hAnsi="Helvetica" w:eastAsia="Helvetica" w:cs="Helvetica"/>
-                <w:i w:val="false"/>
-                <w:b w:val="false"/>
-                <w:u w:val="none"/>
-                <w:strike w:val="false"/>
-                <w:sz w:val="17"/>
-                <w:szCs w:val="17"/>
-                <w:color w:val="24212B"/>
-              </w:rPr>
-            </w:pPr>
-            <w:r>
-              <w:rPr>
-                <w:rFonts w:ascii="Helvetica" w:hAnsi="Helvetica" w:eastAsia="Helvetica" w:cs="Helvetica"/>
-                <w:i w:val="false"/>
-                <w:b w:val="false"/>
-                <w:u w:val="none"/>
-                <w:strike w:val="false"/>
-                <w:sz w:val="17"/>
-                <w:szCs w:val="17"/>
-                <w:color w:val="24212B"/>
-              </w:rPr>
-              <w:t xml:space="preserve">0.092</w:t>
+              <w:t xml:space="preserve">ophthalmological</w:t>
+            </w:r>
+          </w:p>
+        </w:tc>
+        <w:tc>
+          <w:tcPr>
+            <w:tcBorders>
+              <w:bottom w:val="none" w:sz="0" w:space="0" w:color="000000"/>
+              <w:top w:val="none" w:sz="0" w:space="0" w:color="000000"/>
+              <w:left w:val="none" w:sz="0" w:space="0" w:color="000000"/>
+              <w:right w:val="none" w:sz="0" w:space="0" w:color="000000"/>
+            </w:tcBorders>
+            <w:shd w:val="clear" w:color="auto" w:fill="FFFFFF"/>
+            <w:tcMar>
+              <w:top w:w="0" w:type="dxa"/>
+              <w:bottom w:w="0" w:type="dxa"/>
+              <w:left w:w="0" w:type="dxa"/>
+              <w:right w:w="0" w:type="dxa"/>
+            </w:tcMar>
+            <w:vAlign w:val="center"/>
+          </w:tcPr>
+          <w:p>
+            <w:pPr>
+              <w:jc w:val="center"/>
+              <w:pBdr>
+                <w:bottom w:val="none" w:sz="0" w:space="0" w:color="000000"/>
+                <w:top w:val="none" w:sz="0" w:space="0" w:color="000000"/>
+                <w:left w:val="none" w:sz="0" w:space="0" w:color="000000"/>
+                <w:right w:val="none" w:sz="0" w:space="0" w:color="000000"/>
+              </w:pBdr>
+              <w:spacing w:after="60" w:before="60" w:line="240"/>
+              <w:ind w:left="60" w:right="60" w:firstLine="0" w:firstLineChars="0"/>
+              <w:rPr>
+                <w:rFonts w:ascii="Helvetica" w:hAnsi="Helvetica" w:eastAsia="Helvetica" w:cs="Helvetica"/>
+                <w:i w:val="false"/>
+                <w:b w:val="false"/>
+                <w:u w:val="none"/>
+                <w:strike w:val="false"/>
+                <w:sz w:val="17"/>
+                <w:szCs w:val="17"/>
+                <w:color w:val="24212B"/>
+              </w:rPr>
+            </w:pPr>
+            <w:r>
+              <w:rPr>
+                <w:rFonts w:ascii="Helvetica" w:hAnsi="Helvetica" w:eastAsia="Helvetica" w:cs="Helvetica"/>
+                <w:i w:val="false"/>
+                <w:b w:val="false"/>
+                <w:u w:val="none"/>
+                <w:strike w:val="false"/>
+                <w:sz w:val="17"/>
+                <w:szCs w:val="17"/>
+                <w:color w:val="24212B"/>
+              </w:rPr>
+              <w:t xml:space="preserve">4</w:t>
+            </w:r>
+          </w:p>
+        </w:tc>
+        <w:tc>
+          <w:tcPr>
+            <w:tcBorders>
+              <w:bottom w:val="none" w:sz="0" w:space="0" w:color="000000"/>
+              <w:top w:val="none" w:sz="0" w:space="0" w:color="000000"/>
+              <w:left w:val="none" w:sz="0" w:space="0" w:color="000000"/>
+              <w:right w:val="none" w:sz="0" w:space="0" w:color="000000"/>
+            </w:tcBorders>
+            <w:shd w:val="clear" w:color="auto" w:fill="FFFFFF"/>
+            <w:tcMar>
+              <w:top w:w="0" w:type="dxa"/>
+              <w:bottom w:w="0" w:type="dxa"/>
+              <w:left w:w="0" w:type="dxa"/>
+              <w:right w:w="0" w:type="dxa"/>
+            </w:tcMar>
+            <w:vAlign w:val="center"/>
+          </w:tcPr>
+          <w:p>
+            <w:pPr>
+              <w:jc w:val="center"/>
+              <w:pBdr>
+                <w:bottom w:val="none" w:sz="0" w:space="0" w:color="000000"/>
+                <w:top w:val="none" w:sz="0" w:space="0" w:color="000000"/>
+                <w:left w:val="none" w:sz="0" w:space="0" w:color="000000"/>
+                <w:right w:val="none" w:sz="0" w:space="0" w:color="000000"/>
+              </w:pBdr>
+              <w:spacing w:after="60" w:before="60" w:line="240"/>
+              <w:ind w:left="60" w:right="60" w:firstLine="0" w:firstLineChars="0"/>
+              <w:rPr>
+                <w:rFonts w:ascii="Helvetica" w:hAnsi="Helvetica" w:eastAsia="Helvetica" w:cs="Helvetica"/>
+                <w:i w:val="false"/>
+                <w:b w:val="false"/>
+                <w:u w:val="none"/>
+                <w:strike w:val="false"/>
+                <w:sz w:val="17"/>
+                <w:szCs w:val="17"/>
+                <w:color w:val="24212B"/>
+              </w:rPr>
+            </w:pPr>
+            <w:r>
+              <w:rPr>
+                <w:rFonts w:ascii="Helvetica" w:hAnsi="Helvetica" w:eastAsia="Helvetica" w:cs="Helvetica"/>
+                <w:i w:val="false"/>
+                <w:b w:val="false"/>
+                <w:u w:val="none"/>
+                <w:strike w:val="false"/>
+                <w:sz w:val="17"/>
+                <w:szCs w:val="17"/>
+                <w:color w:val="24212B"/>
+              </w:rPr>
+              <w:t xml:space="preserve">0.093</w:t>
             </w:r>
           </w:p>
         </w:tc>
@@ -4562,7 +4562,7 @@
       </w:tr>
       <w:tr>
         <w:trPr>
-          <w:trHeight w:val="464" w:hRule="auto"/>
+          <w:trHeight w:val="462" w:hRule="auto"/>
         </w:trPr>
         body17
         <w:tc>
@@ -4657,115 +4657,115 @@
                 <w:szCs w:val="17"/>
                 <w:color w:val="24212B"/>
               </w:rPr>
-              <w:t xml:space="preserve">ophthalmological</w:t>
-            </w:r>
-          </w:p>
-        </w:tc>
-        <w:tc>
-          <w:tcPr>
-            <w:tcBorders>
-              <w:bottom w:val="none" w:sz="0" w:space="0" w:color="000000"/>
-              <w:top w:val="none" w:sz="0" w:space="0" w:color="000000"/>
-              <w:left w:val="none" w:sz="0" w:space="0" w:color="000000"/>
-              <w:right w:val="none" w:sz="0" w:space="0" w:color="000000"/>
-            </w:tcBorders>
-            <w:shd w:val="clear" w:color="auto" w:fill="FFFFFF"/>
-            <w:tcMar>
-              <w:top w:w="0" w:type="dxa"/>
-              <w:bottom w:w="0" w:type="dxa"/>
-              <w:left w:w="0" w:type="dxa"/>
-              <w:right w:w="0" w:type="dxa"/>
-            </w:tcMar>
-            <w:vAlign w:val="center"/>
-          </w:tcPr>
-          <w:p>
-            <w:pPr>
-              <w:jc w:val="center"/>
-              <w:pBdr>
-                <w:bottom w:val="none" w:sz="0" w:space="0" w:color="000000"/>
-                <w:top w:val="none" w:sz="0" w:space="0" w:color="000000"/>
-                <w:left w:val="none" w:sz="0" w:space="0" w:color="000000"/>
-                <w:right w:val="none" w:sz="0" w:space="0" w:color="000000"/>
-              </w:pBdr>
-              <w:spacing w:after="60" w:before="60" w:line="240"/>
-              <w:ind w:left="60" w:right="60" w:firstLine="0" w:firstLineChars="0"/>
-              <w:rPr>
-                <w:rFonts w:ascii="Helvetica" w:hAnsi="Helvetica" w:eastAsia="Helvetica" w:cs="Helvetica"/>
-                <w:i w:val="false"/>
-                <w:b w:val="false"/>
-                <w:u w:val="none"/>
-                <w:strike w:val="false"/>
-                <w:sz w:val="17"/>
-                <w:szCs w:val="17"/>
-                <w:color w:val="24212B"/>
-              </w:rPr>
-            </w:pPr>
-            <w:r>
-              <w:rPr>
-                <w:rFonts w:ascii="Helvetica" w:hAnsi="Helvetica" w:eastAsia="Helvetica" w:cs="Helvetica"/>
-                <w:i w:val="false"/>
-                <w:b w:val="false"/>
-                <w:u w:val="none"/>
-                <w:strike w:val="false"/>
-                <w:sz w:val="17"/>
-                <w:szCs w:val="17"/>
-                <w:color w:val="24212B"/>
-              </w:rPr>
-              <w:t xml:space="preserve">4</w:t>
-            </w:r>
-          </w:p>
-        </w:tc>
-        <w:tc>
-          <w:tcPr>
-            <w:tcBorders>
-              <w:bottom w:val="none" w:sz="0" w:space="0" w:color="000000"/>
-              <w:top w:val="none" w:sz="0" w:space="0" w:color="000000"/>
-              <w:left w:val="none" w:sz="0" w:space="0" w:color="000000"/>
-              <w:right w:val="none" w:sz="0" w:space="0" w:color="000000"/>
-            </w:tcBorders>
-            <w:shd w:val="clear" w:color="auto" w:fill="FFFFFF"/>
-            <w:tcMar>
-              <w:top w:w="0" w:type="dxa"/>
-              <w:bottom w:w="0" w:type="dxa"/>
-              <w:left w:w="0" w:type="dxa"/>
-              <w:right w:w="0" w:type="dxa"/>
-            </w:tcMar>
-            <w:vAlign w:val="center"/>
-          </w:tcPr>
-          <w:p>
-            <w:pPr>
-              <w:jc w:val="center"/>
-              <w:pBdr>
-                <w:bottom w:val="none" w:sz="0" w:space="0" w:color="000000"/>
-                <w:top w:val="none" w:sz="0" w:space="0" w:color="000000"/>
-                <w:left w:val="none" w:sz="0" w:space="0" w:color="000000"/>
-                <w:right w:val="none" w:sz="0" w:space="0" w:color="000000"/>
-              </w:pBdr>
-              <w:spacing w:after="60" w:before="60" w:line="240"/>
-              <w:ind w:left="60" w:right="60" w:firstLine="0" w:firstLineChars="0"/>
-              <w:rPr>
-                <w:rFonts w:ascii="Helvetica" w:hAnsi="Helvetica" w:eastAsia="Helvetica" w:cs="Helvetica"/>
-                <w:i w:val="false"/>
-                <w:b w:val="false"/>
-                <w:u w:val="none"/>
-                <w:strike w:val="false"/>
-                <w:sz w:val="17"/>
-                <w:szCs w:val="17"/>
-                <w:color w:val="24212B"/>
-              </w:rPr>
-            </w:pPr>
-            <w:r>
-              <w:rPr>
-                <w:rFonts w:ascii="Helvetica" w:hAnsi="Helvetica" w:eastAsia="Helvetica" w:cs="Helvetica"/>
-                <w:i w:val="false"/>
-                <w:b w:val="false"/>
-                <w:u w:val="none"/>
-                <w:strike w:val="false"/>
-                <w:sz w:val="17"/>
-                <w:szCs w:val="17"/>
-                <w:color w:val="24212B"/>
-              </w:rPr>
-              <w:t xml:space="preserve">0.093</w:t>
+              <w:t xml:space="preserve">sleep disorder</w:t>
+            </w:r>
+          </w:p>
+        </w:tc>
+        <w:tc>
+          <w:tcPr>
+            <w:tcBorders>
+              <w:bottom w:val="none" w:sz="0" w:space="0" w:color="000000"/>
+              <w:top w:val="none" w:sz="0" w:space="0" w:color="000000"/>
+              <w:left w:val="none" w:sz="0" w:space="0" w:color="000000"/>
+              <w:right w:val="none" w:sz="0" w:space="0" w:color="000000"/>
+            </w:tcBorders>
+            <w:shd w:val="clear" w:color="auto" w:fill="FFFFFF"/>
+            <w:tcMar>
+              <w:top w:w="0" w:type="dxa"/>
+              <w:bottom w:w="0" w:type="dxa"/>
+              <w:left w:w="0" w:type="dxa"/>
+              <w:right w:w="0" w:type="dxa"/>
+            </w:tcMar>
+            <w:vAlign w:val="center"/>
+          </w:tcPr>
+          <w:p>
+            <w:pPr>
+              <w:jc w:val="center"/>
+              <w:pBdr>
+                <w:bottom w:val="none" w:sz="0" w:space="0" w:color="000000"/>
+                <w:top w:val="none" w:sz="0" w:space="0" w:color="000000"/>
+                <w:left w:val="none" w:sz="0" w:space="0" w:color="000000"/>
+                <w:right w:val="none" w:sz="0" w:space="0" w:color="000000"/>
+              </w:pBdr>
+              <w:spacing w:after="60" w:before="60" w:line="240"/>
+              <w:ind w:left="60" w:right="60" w:firstLine="0" w:firstLineChars="0"/>
+              <w:rPr>
+                <w:rFonts w:ascii="Helvetica" w:hAnsi="Helvetica" w:eastAsia="Helvetica" w:cs="Helvetica"/>
+                <w:i w:val="false"/>
+                <w:b w:val="false"/>
+                <w:u w:val="none"/>
+                <w:strike w:val="false"/>
+                <w:sz w:val="17"/>
+                <w:szCs w:val="17"/>
+                <w:color w:val="24212B"/>
+              </w:rPr>
+            </w:pPr>
+            <w:r>
+              <w:rPr>
+                <w:rFonts w:ascii="Helvetica" w:hAnsi="Helvetica" w:eastAsia="Helvetica" w:cs="Helvetica"/>
+                <w:i w:val="false"/>
+                <w:b w:val="false"/>
+                <w:u w:val="none"/>
+                <w:strike w:val="false"/>
+                <w:sz w:val="17"/>
+                <w:szCs w:val="17"/>
+                <w:color w:val="24212B"/>
+              </w:rPr>
+              <w:t xml:space="preserve">15</w:t>
+            </w:r>
+          </w:p>
+        </w:tc>
+        <w:tc>
+          <w:tcPr>
+            <w:tcBorders>
+              <w:bottom w:val="none" w:sz="0" w:space="0" w:color="000000"/>
+              <w:top w:val="none" w:sz="0" w:space="0" w:color="000000"/>
+              <w:left w:val="none" w:sz="0" w:space="0" w:color="000000"/>
+              <w:right w:val="none" w:sz="0" w:space="0" w:color="000000"/>
+            </w:tcBorders>
+            <w:shd w:val="clear" w:color="auto" w:fill="FFFFFF"/>
+            <w:tcMar>
+              <w:top w:w="0" w:type="dxa"/>
+              <w:bottom w:w="0" w:type="dxa"/>
+              <w:left w:w="0" w:type="dxa"/>
+              <w:right w:w="0" w:type="dxa"/>
+            </w:tcMar>
+            <w:vAlign w:val="center"/>
+          </w:tcPr>
+          <w:p>
+            <w:pPr>
+              <w:jc w:val="center"/>
+              <w:pBdr>
+                <w:bottom w:val="none" w:sz="0" w:space="0" w:color="000000"/>
+                <w:top w:val="none" w:sz="0" w:space="0" w:color="000000"/>
+                <w:left w:val="none" w:sz="0" w:space="0" w:color="000000"/>
+                <w:right w:val="none" w:sz="0" w:space="0" w:color="000000"/>
+              </w:pBdr>
+              <w:spacing w:after="60" w:before="60" w:line="240"/>
+              <w:ind w:left="60" w:right="60" w:firstLine="0" w:firstLineChars="0"/>
+              <w:rPr>
+                <w:rFonts w:ascii="Helvetica" w:hAnsi="Helvetica" w:eastAsia="Helvetica" w:cs="Helvetica"/>
+                <w:i w:val="false"/>
+                <w:b w:val="false"/>
+                <w:u w:val="none"/>
+                <w:strike w:val="false"/>
+                <w:sz w:val="17"/>
+                <w:szCs w:val="17"/>
+                <w:color w:val="24212B"/>
+              </w:rPr>
+            </w:pPr>
+            <w:r>
+              <w:rPr>
+                <w:rFonts w:ascii="Helvetica" w:hAnsi="Helvetica" w:eastAsia="Helvetica" w:cs="Helvetica"/>
+                <w:i w:val="false"/>
+                <w:b w:val="false"/>
+                <w:u w:val="none"/>
+                <w:strike w:val="false"/>
+                <w:sz w:val="17"/>
+                <w:szCs w:val="17"/>
+                <w:color w:val="24212B"/>
+              </w:rPr>
+              <w:t xml:space="preserve">0.114</w:t>
             </w:r>
           </w:p>
         </w:tc>
@@ -5090,7 +5090,7 @@
       </w:tr>
       <w:tr>
         <w:trPr>
-          <w:trHeight w:val="463" w:hRule="auto"/>
+          <w:trHeight w:val="430" w:hRule="auto"/>
         </w:trPr>
         body19
         <w:tc>
@@ -5185,115 +5185,115 @@
                 <w:szCs w:val="17"/>
                 <w:color w:val="24212B"/>
               </w:rPr>
-              <w:t xml:space="preserve">irritability</w:t>
-            </w:r>
-          </w:p>
-        </w:tc>
-        <w:tc>
-          <w:tcPr>
-            <w:tcBorders>
-              <w:bottom w:val="none" w:sz="0" w:space="0" w:color="000000"/>
-              <w:top w:val="none" w:sz="0" w:space="0" w:color="000000"/>
-              <w:left w:val="none" w:sz="0" w:space="0" w:color="000000"/>
-              <w:right w:val="none" w:sz="0" w:space="0" w:color="000000"/>
-            </w:tcBorders>
-            <w:shd w:val="clear" w:color="auto" w:fill="FFFFFF"/>
-            <w:tcMar>
-              <w:top w:w="0" w:type="dxa"/>
-              <w:bottom w:w="0" w:type="dxa"/>
-              <w:left w:w="0" w:type="dxa"/>
-              <w:right w:w="0" w:type="dxa"/>
-            </w:tcMar>
-            <w:vAlign w:val="center"/>
-          </w:tcPr>
-          <w:p>
-            <w:pPr>
-              <w:jc w:val="center"/>
-              <w:pBdr>
-                <w:bottom w:val="none" w:sz="0" w:space="0" w:color="000000"/>
-                <w:top w:val="none" w:sz="0" w:space="0" w:color="000000"/>
-                <w:left w:val="none" w:sz="0" w:space="0" w:color="000000"/>
-                <w:right w:val="none" w:sz="0" w:space="0" w:color="000000"/>
-              </w:pBdr>
-              <w:spacing w:after="60" w:before="60" w:line="240"/>
-              <w:ind w:left="60" w:right="60" w:firstLine="0" w:firstLineChars="0"/>
-              <w:rPr>
-                <w:rFonts w:ascii="Helvetica" w:hAnsi="Helvetica" w:eastAsia="Helvetica" w:cs="Helvetica"/>
-                <w:i w:val="false"/>
-                <w:b w:val="false"/>
-                <w:u w:val="none"/>
-                <w:strike w:val="false"/>
-                <w:sz w:val="17"/>
-                <w:szCs w:val="17"/>
-                <w:color w:val="24212B"/>
-              </w:rPr>
-            </w:pPr>
-            <w:r>
-              <w:rPr>
-                <w:rFonts w:ascii="Helvetica" w:hAnsi="Helvetica" w:eastAsia="Helvetica" w:cs="Helvetica"/>
-                <w:i w:val="false"/>
-                <w:b w:val="false"/>
-                <w:u w:val="none"/>
-                <w:strike w:val="false"/>
-                <w:sz w:val="17"/>
-                <w:szCs w:val="17"/>
-                <w:color w:val="24212B"/>
-              </w:rPr>
-              <w:t xml:space="preserve">5</w:t>
-            </w:r>
-          </w:p>
-        </w:tc>
-        <w:tc>
-          <w:tcPr>
-            <w:tcBorders>
-              <w:bottom w:val="none" w:sz="0" w:space="0" w:color="000000"/>
-              <w:top w:val="none" w:sz="0" w:space="0" w:color="000000"/>
-              <w:left w:val="none" w:sz="0" w:space="0" w:color="000000"/>
-              <w:right w:val="none" w:sz="0" w:space="0" w:color="000000"/>
-            </w:tcBorders>
-            <w:shd w:val="clear" w:color="auto" w:fill="FFFFFF"/>
-            <w:tcMar>
-              <w:top w:w="0" w:type="dxa"/>
-              <w:bottom w:w="0" w:type="dxa"/>
-              <w:left w:w="0" w:type="dxa"/>
-              <w:right w:w="0" w:type="dxa"/>
-            </w:tcMar>
-            <w:vAlign w:val="center"/>
-          </w:tcPr>
-          <w:p>
-            <w:pPr>
-              <w:jc w:val="center"/>
-              <w:pBdr>
-                <w:bottom w:val="none" w:sz="0" w:space="0" w:color="000000"/>
-                <w:top w:val="none" w:sz="0" w:space="0" w:color="000000"/>
-                <w:left w:val="none" w:sz="0" w:space="0" w:color="000000"/>
-                <w:right w:val="none" w:sz="0" w:space="0" w:color="000000"/>
-              </w:pBdr>
-              <w:spacing w:after="60" w:before="60" w:line="240"/>
-              <w:ind w:left="60" w:right="60" w:firstLine="0" w:firstLineChars="0"/>
-              <w:rPr>
-                <w:rFonts w:ascii="Helvetica" w:hAnsi="Helvetica" w:eastAsia="Helvetica" w:cs="Helvetica"/>
-                <w:i w:val="false"/>
-                <w:b w:val="false"/>
-                <w:u w:val="none"/>
-                <w:strike w:val="false"/>
-                <w:sz w:val="17"/>
-                <w:szCs w:val="17"/>
-                <w:color w:val="24212B"/>
-              </w:rPr>
-            </w:pPr>
-            <w:r>
-              <w:rPr>
-                <w:rFonts w:ascii="Helvetica" w:hAnsi="Helvetica" w:eastAsia="Helvetica" w:cs="Helvetica"/>
-                <w:i w:val="false"/>
-                <w:b w:val="false"/>
-                <w:u w:val="none"/>
-                <w:strike w:val="false"/>
-                <w:sz w:val="17"/>
-                <w:szCs w:val="17"/>
-                <w:color w:val="24212B"/>
-              </w:rPr>
-              <w:t xml:space="preserve">0.155</w:t>
+              <w:t xml:space="preserve">dissociation</w:t>
+            </w:r>
+          </w:p>
+        </w:tc>
+        <w:tc>
+          <w:tcPr>
+            <w:tcBorders>
+              <w:bottom w:val="none" w:sz="0" w:space="0" w:color="000000"/>
+              <w:top w:val="none" w:sz="0" w:space="0" w:color="000000"/>
+              <w:left w:val="none" w:sz="0" w:space="0" w:color="000000"/>
+              <w:right w:val="none" w:sz="0" w:space="0" w:color="000000"/>
+            </w:tcBorders>
+            <w:shd w:val="clear" w:color="auto" w:fill="FFFFFF"/>
+            <w:tcMar>
+              <w:top w:w="0" w:type="dxa"/>
+              <w:bottom w:w="0" w:type="dxa"/>
+              <w:left w:w="0" w:type="dxa"/>
+              <w:right w:w="0" w:type="dxa"/>
+            </w:tcMar>
+            <w:vAlign w:val="center"/>
+          </w:tcPr>
+          <w:p>
+            <w:pPr>
+              <w:jc w:val="center"/>
+              <w:pBdr>
+                <w:bottom w:val="none" w:sz="0" w:space="0" w:color="000000"/>
+                <w:top w:val="none" w:sz="0" w:space="0" w:color="000000"/>
+                <w:left w:val="none" w:sz="0" w:space="0" w:color="000000"/>
+                <w:right w:val="none" w:sz="0" w:space="0" w:color="000000"/>
+              </w:pBdr>
+              <w:spacing w:after="60" w:before="60" w:line="240"/>
+              <w:ind w:left="60" w:right="60" w:firstLine="0" w:firstLineChars="0"/>
+              <w:rPr>
+                <w:rFonts w:ascii="Helvetica" w:hAnsi="Helvetica" w:eastAsia="Helvetica" w:cs="Helvetica"/>
+                <w:i w:val="false"/>
+                <w:b w:val="false"/>
+                <w:u w:val="none"/>
+                <w:strike w:val="false"/>
+                <w:sz w:val="17"/>
+                <w:szCs w:val="17"/>
+                <w:color w:val="24212B"/>
+              </w:rPr>
+            </w:pPr>
+            <w:r>
+              <w:rPr>
+                <w:rFonts w:ascii="Helvetica" w:hAnsi="Helvetica" w:eastAsia="Helvetica" w:cs="Helvetica"/>
+                <w:i w:val="false"/>
+                <w:b w:val="false"/>
+                <w:u w:val="none"/>
+                <w:strike w:val="false"/>
+                <w:sz w:val="17"/>
+                <w:szCs w:val="17"/>
+                <w:color w:val="24212B"/>
+              </w:rPr>
+              <w:t xml:space="preserve">3</w:t>
+            </w:r>
+          </w:p>
+        </w:tc>
+        <w:tc>
+          <w:tcPr>
+            <w:tcBorders>
+              <w:bottom w:val="none" w:sz="0" w:space="0" w:color="000000"/>
+              <w:top w:val="none" w:sz="0" w:space="0" w:color="000000"/>
+              <w:left w:val="none" w:sz="0" w:space="0" w:color="000000"/>
+              <w:right w:val="none" w:sz="0" w:space="0" w:color="000000"/>
+            </w:tcBorders>
+            <w:shd w:val="clear" w:color="auto" w:fill="FFFFFF"/>
+            <w:tcMar>
+              <w:top w:w="0" w:type="dxa"/>
+              <w:bottom w:w="0" w:type="dxa"/>
+              <w:left w:w="0" w:type="dxa"/>
+              <w:right w:w="0" w:type="dxa"/>
+            </w:tcMar>
+            <w:vAlign w:val="center"/>
+          </w:tcPr>
+          <w:p>
+            <w:pPr>
+              <w:jc w:val="center"/>
+              <w:pBdr>
+                <w:bottom w:val="none" w:sz="0" w:space="0" w:color="000000"/>
+                <w:top w:val="none" w:sz="0" w:space="0" w:color="000000"/>
+                <w:left w:val="none" w:sz="0" w:space="0" w:color="000000"/>
+                <w:right w:val="none" w:sz="0" w:space="0" w:color="000000"/>
+              </w:pBdr>
+              <w:spacing w:after="60" w:before="60" w:line="240"/>
+              <w:ind w:left="60" w:right="60" w:firstLine="0" w:firstLineChars="0"/>
+              <w:rPr>
+                <w:rFonts w:ascii="Helvetica" w:hAnsi="Helvetica" w:eastAsia="Helvetica" w:cs="Helvetica"/>
+                <w:i w:val="false"/>
+                <w:b w:val="false"/>
+                <w:u w:val="none"/>
+                <w:strike w:val="false"/>
+                <w:sz w:val="17"/>
+                <w:szCs w:val="17"/>
+                <w:color w:val="24212B"/>
+              </w:rPr>
+            </w:pPr>
+            <w:r>
+              <w:rPr>
+                <w:rFonts w:ascii="Helvetica" w:hAnsi="Helvetica" w:eastAsia="Helvetica" w:cs="Helvetica"/>
+                <w:i w:val="false"/>
+                <w:b w:val="false"/>
+                <w:u w:val="none"/>
+                <w:strike w:val="false"/>
+                <w:sz w:val="17"/>
+                <w:szCs w:val="17"/>
+                <w:color w:val="24212B"/>
+              </w:rPr>
+              <w:t xml:space="preserve">0.174</w:t>
             </w:r>
           </w:p>
         </w:tc>
@@ -5449,115 +5449,115 @@
                 <w:szCs w:val="17"/>
                 <w:color w:val="24212B"/>
               </w:rPr>
-              <w:t xml:space="preserve">dissociation</w:t>
-            </w:r>
-          </w:p>
-        </w:tc>
-        <w:tc>
-          <w:tcPr>
-            <w:tcBorders>
-              <w:bottom w:val="none" w:sz="0" w:space="0" w:color="000000"/>
-              <w:top w:val="none" w:sz="0" w:space="0" w:color="000000"/>
-              <w:left w:val="none" w:sz="0" w:space="0" w:color="000000"/>
-              <w:right w:val="none" w:sz="0" w:space="0" w:color="000000"/>
-            </w:tcBorders>
-            <w:shd w:val="clear" w:color="auto" w:fill="FFFFFF"/>
-            <w:tcMar>
-              <w:top w:w="0" w:type="dxa"/>
-              <w:bottom w:w="0" w:type="dxa"/>
-              <w:left w:w="0" w:type="dxa"/>
-              <w:right w:w="0" w:type="dxa"/>
-            </w:tcMar>
-            <w:vAlign w:val="center"/>
-          </w:tcPr>
-          <w:p>
-            <w:pPr>
-              <w:jc w:val="center"/>
-              <w:pBdr>
-                <w:bottom w:val="none" w:sz="0" w:space="0" w:color="000000"/>
-                <w:top w:val="none" w:sz="0" w:space="0" w:color="000000"/>
-                <w:left w:val="none" w:sz="0" w:space="0" w:color="000000"/>
-                <w:right w:val="none" w:sz="0" w:space="0" w:color="000000"/>
-              </w:pBdr>
-              <w:spacing w:after="60" w:before="60" w:line="240"/>
-              <w:ind w:left="60" w:right="60" w:firstLine="0" w:firstLineChars="0"/>
-              <w:rPr>
-                <w:rFonts w:ascii="Helvetica" w:hAnsi="Helvetica" w:eastAsia="Helvetica" w:cs="Helvetica"/>
-                <w:i w:val="false"/>
-                <w:b w:val="false"/>
-                <w:u w:val="none"/>
-                <w:strike w:val="false"/>
-                <w:sz w:val="17"/>
-                <w:szCs w:val="17"/>
-                <w:color w:val="24212B"/>
-              </w:rPr>
-            </w:pPr>
-            <w:r>
-              <w:rPr>
-                <w:rFonts w:ascii="Helvetica" w:hAnsi="Helvetica" w:eastAsia="Helvetica" w:cs="Helvetica"/>
-                <w:i w:val="false"/>
-                <w:b w:val="false"/>
-                <w:u w:val="none"/>
-                <w:strike w:val="false"/>
-                <w:sz w:val="17"/>
-                <w:szCs w:val="17"/>
-                <w:color w:val="24212B"/>
-              </w:rPr>
-              <w:t xml:space="preserve">3</w:t>
-            </w:r>
-          </w:p>
-        </w:tc>
-        <w:tc>
-          <w:tcPr>
-            <w:tcBorders>
-              <w:bottom w:val="none" w:sz="0" w:space="0" w:color="000000"/>
-              <w:top w:val="none" w:sz="0" w:space="0" w:color="000000"/>
-              <w:left w:val="none" w:sz="0" w:space="0" w:color="000000"/>
-              <w:right w:val="none" w:sz="0" w:space="0" w:color="000000"/>
-            </w:tcBorders>
-            <w:shd w:val="clear" w:color="auto" w:fill="FFFFFF"/>
-            <w:tcMar>
-              <w:top w:w="0" w:type="dxa"/>
-              <w:bottom w:w="0" w:type="dxa"/>
-              <w:left w:w="0" w:type="dxa"/>
-              <w:right w:w="0" w:type="dxa"/>
-            </w:tcMar>
-            <w:vAlign w:val="center"/>
-          </w:tcPr>
-          <w:p>
-            <w:pPr>
-              <w:jc w:val="center"/>
-              <w:pBdr>
-                <w:bottom w:val="none" w:sz="0" w:space="0" w:color="000000"/>
-                <w:top w:val="none" w:sz="0" w:space="0" w:color="000000"/>
-                <w:left w:val="none" w:sz="0" w:space="0" w:color="000000"/>
-                <w:right w:val="none" w:sz="0" w:space="0" w:color="000000"/>
-              </w:pBdr>
-              <w:spacing w:after="60" w:before="60" w:line="240"/>
-              <w:ind w:left="60" w:right="60" w:firstLine="0" w:firstLineChars="0"/>
-              <w:rPr>
-                <w:rFonts w:ascii="Helvetica" w:hAnsi="Helvetica" w:eastAsia="Helvetica" w:cs="Helvetica"/>
-                <w:i w:val="false"/>
-                <w:b w:val="false"/>
-                <w:u w:val="none"/>
-                <w:strike w:val="false"/>
-                <w:sz w:val="17"/>
-                <w:szCs w:val="17"/>
-                <w:color w:val="24212B"/>
-              </w:rPr>
-            </w:pPr>
-            <w:r>
-              <w:rPr>
-                <w:rFonts w:ascii="Helvetica" w:hAnsi="Helvetica" w:eastAsia="Helvetica" w:cs="Helvetica"/>
-                <w:i w:val="false"/>
-                <w:b w:val="false"/>
-                <w:u w:val="none"/>
-                <w:strike w:val="false"/>
-                <w:sz w:val="17"/>
-                <w:szCs w:val="17"/>
-                <w:color w:val="24212B"/>
-              </w:rPr>
-              <w:t xml:space="preserve">0.174</w:t>
+              <w:t xml:space="preserve">decreased concentration</w:t>
+            </w:r>
+          </w:p>
+        </w:tc>
+        <w:tc>
+          <w:tcPr>
+            <w:tcBorders>
+              <w:bottom w:val="none" w:sz="0" w:space="0" w:color="000000"/>
+              <w:top w:val="none" w:sz="0" w:space="0" w:color="000000"/>
+              <w:left w:val="none" w:sz="0" w:space="0" w:color="000000"/>
+              <w:right w:val="none" w:sz="0" w:space="0" w:color="000000"/>
+            </w:tcBorders>
+            <w:shd w:val="clear" w:color="auto" w:fill="FFFFFF"/>
+            <w:tcMar>
+              <w:top w:w="0" w:type="dxa"/>
+              <w:bottom w:w="0" w:type="dxa"/>
+              <w:left w:w="0" w:type="dxa"/>
+              <w:right w:w="0" w:type="dxa"/>
+            </w:tcMar>
+            <w:vAlign w:val="center"/>
+          </w:tcPr>
+          <w:p>
+            <w:pPr>
+              <w:jc w:val="center"/>
+              <w:pBdr>
+                <w:bottom w:val="none" w:sz="0" w:space="0" w:color="000000"/>
+                <w:top w:val="none" w:sz="0" w:space="0" w:color="000000"/>
+                <w:left w:val="none" w:sz="0" w:space="0" w:color="000000"/>
+                <w:right w:val="none" w:sz="0" w:space="0" w:color="000000"/>
+              </w:pBdr>
+              <w:spacing w:after="60" w:before="60" w:line="240"/>
+              <w:ind w:left="60" w:right="60" w:firstLine="0" w:firstLineChars="0"/>
+              <w:rPr>
+                <w:rFonts w:ascii="Helvetica" w:hAnsi="Helvetica" w:eastAsia="Helvetica" w:cs="Helvetica"/>
+                <w:i w:val="false"/>
+                <w:b w:val="false"/>
+                <w:u w:val="none"/>
+                <w:strike w:val="false"/>
+                <w:sz w:val="17"/>
+                <w:szCs w:val="17"/>
+                <w:color w:val="24212B"/>
+              </w:rPr>
+            </w:pPr>
+            <w:r>
+              <w:rPr>
+                <w:rFonts w:ascii="Helvetica" w:hAnsi="Helvetica" w:eastAsia="Helvetica" w:cs="Helvetica"/>
+                <w:i w:val="false"/>
+                <w:b w:val="false"/>
+                <w:u w:val="none"/>
+                <w:strike w:val="false"/>
+                <w:sz w:val="17"/>
+                <w:szCs w:val="17"/>
+                <w:color w:val="24212B"/>
+              </w:rPr>
+              <w:t xml:space="preserve">5</w:t>
+            </w:r>
+          </w:p>
+        </w:tc>
+        <w:tc>
+          <w:tcPr>
+            <w:tcBorders>
+              <w:bottom w:val="none" w:sz="0" w:space="0" w:color="000000"/>
+              <w:top w:val="none" w:sz="0" w:space="0" w:color="000000"/>
+              <w:left w:val="none" w:sz="0" w:space="0" w:color="000000"/>
+              <w:right w:val="none" w:sz="0" w:space="0" w:color="000000"/>
+            </w:tcBorders>
+            <w:shd w:val="clear" w:color="auto" w:fill="FFFFFF"/>
+            <w:tcMar>
+              <w:top w:w="0" w:type="dxa"/>
+              <w:bottom w:w="0" w:type="dxa"/>
+              <w:left w:w="0" w:type="dxa"/>
+              <w:right w:w="0" w:type="dxa"/>
+            </w:tcMar>
+            <w:vAlign w:val="center"/>
+          </w:tcPr>
+          <w:p>
+            <w:pPr>
+              <w:jc w:val="center"/>
+              <w:pBdr>
+                <w:bottom w:val="none" w:sz="0" w:space="0" w:color="000000"/>
+                <w:top w:val="none" w:sz="0" w:space="0" w:color="000000"/>
+                <w:left w:val="none" w:sz="0" w:space="0" w:color="000000"/>
+                <w:right w:val="none" w:sz="0" w:space="0" w:color="000000"/>
+              </w:pBdr>
+              <w:spacing w:after="60" w:before="60" w:line="240"/>
+              <w:ind w:left="60" w:right="60" w:firstLine="0" w:firstLineChars="0"/>
+              <w:rPr>
+                <w:rFonts w:ascii="Helvetica" w:hAnsi="Helvetica" w:eastAsia="Helvetica" w:cs="Helvetica"/>
+                <w:i w:val="false"/>
+                <w:b w:val="false"/>
+                <w:u w:val="none"/>
+                <w:strike w:val="false"/>
+                <w:sz w:val="17"/>
+                <w:szCs w:val="17"/>
+                <w:color w:val="24212B"/>
+              </w:rPr>
+            </w:pPr>
+            <w:r>
+              <w:rPr>
+                <w:rFonts w:ascii="Helvetica" w:hAnsi="Helvetica" w:eastAsia="Helvetica" w:cs="Helvetica"/>
+                <w:i w:val="false"/>
+                <w:b w:val="false"/>
+                <w:u w:val="none"/>
+                <w:strike w:val="false"/>
+                <w:sz w:val="17"/>
+                <w:szCs w:val="17"/>
+                <w:color w:val="24212B"/>
+              </w:rPr>
+              <w:t xml:space="preserve">0.177</w:t>
             </w:r>
           </w:p>
         </w:tc>
@@ -6423,7 +6423,7 @@
       </w:tr>
       <w:tr>
         <w:trPr>
-          <w:trHeight w:val="462" w:hRule="auto"/>
+          <w:trHeight w:val="465" w:hRule="auto"/>
         </w:trPr>
         body24
         <w:tc>
@@ -6518,176 +6518,176 @@
                 <w:szCs w:val="17"/>
                 <w:color w:val="24212B"/>
               </w:rPr>
-              <w:t xml:space="preserve">depression</w:t>
-            </w:r>
-          </w:p>
-        </w:tc>
-        <w:tc>
-          <w:tcPr>
-            <w:tcBorders>
-              <w:bottom w:val="none" w:sz="0" w:space="0" w:color="000000"/>
-              <w:top w:val="none" w:sz="0" w:space="0" w:color="000000"/>
-              <w:left w:val="none" w:sz="0" w:space="0" w:color="000000"/>
-              <w:right w:val="none" w:sz="0" w:space="0" w:color="000000"/>
-            </w:tcBorders>
-            <w:shd w:val="clear" w:color="auto" w:fill="FFFFFF"/>
-            <w:tcMar>
-              <w:top w:w="0" w:type="dxa"/>
-              <w:bottom w:w="0" w:type="dxa"/>
-              <w:left w:w="0" w:type="dxa"/>
-              <w:right w:w="0" w:type="dxa"/>
-            </w:tcMar>
-            <w:vAlign w:val="center"/>
-          </w:tcPr>
-          <w:p>
-            <w:pPr>
-              <w:jc w:val="center"/>
-              <w:pBdr>
-                <w:bottom w:val="none" w:sz="0" w:space="0" w:color="000000"/>
-                <w:top w:val="none" w:sz="0" w:space="0" w:color="000000"/>
-                <w:left w:val="none" w:sz="0" w:space="0" w:color="000000"/>
-                <w:right w:val="none" w:sz="0" w:space="0" w:color="000000"/>
-              </w:pBdr>
-              <w:spacing w:after="60" w:before="60" w:line="240"/>
-              <w:ind w:left="60" w:right="60" w:firstLine="0" w:firstLineChars="0"/>
-              <w:rPr>
-                <w:rFonts w:ascii="Helvetica" w:hAnsi="Helvetica" w:eastAsia="Helvetica" w:cs="Helvetica"/>
-                <w:i w:val="false"/>
-                <w:b w:val="false"/>
-                <w:u w:val="none"/>
-                <w:strike w:val="false"/>
-                <w:sz w:val="17"/>
-                <w:szCs w:val="17"/>
-                <w:color w:val="24212B"/>
-              </w:rPr>
-            </w:pPr>
-            <w:r>
-              <w:rPr>
-                <w:rFonts w:ascii="Helvetica" w:hAnsi="Helvetica" w:eastAsia="Helvetica" w:cs="Helvetica"/>
-                <w:i w:val="false"/>
-                <w:b w:val="false"/>
-                <w:u w:val="none"/>
-                <w:strike w:val="false"/>
-                <w:sz w:val="17"/>
-                <w:szCs w:val="17"/>
-                <w:color w:val="24212B"/>
-              </w:rPr>
-              <w:t xml:space="preserve">3</w:t>
-            </w:r>
-          </w:p>
-        </w:tc>
-        <w:tc>
-          <w:tcPr>
-            <w:tcBorders>
-              <w:bottom w:val="none" w:sz="0" w:space="0" w:color="000000"/>
-              <w:top w:val="none" w:sz="0" w:space="0" w:color="000000"/>
-              <w:left w:val="none" w:sz="0" w:space="0" w:color="000000"/>
-              <w:right w:val="none" w:sz="0" w:space="0" w:color="000000"/>
-            </w:tcBorders>
-            <w:shd w:val="clear" w:color="auto" w:fill="FFFFFF"/>
-            <w:tcMar>
-              <w:top w:w="0" w:type="dxa"/>
-              <w:bottom w:w="0" w:type="dxa"/>
-              <w:left w:w="0" w:type="dxa"/>
-              <w:right w:w="0" w:type="dxa"/>
-            </w:tcMar>
-            <w:vAlign w:val="center"/>
-          </w:tcPr>
-          <w:p>
-            <w:pPr>
-              <w:jc w:val="center"/>
-              <w:pBdr>
-                <w:bottom w:val="none" w:sz="0" w:space="0" w:color="000000"/>
-                <w:top w:val="none" w:sz="0" w:space="0" w:color="000000"/>
-                <w:left w:val="none" w:sz="0" w:space="0" w:color="000000"/>
-                <w:right w:val="none" w:sz="0" w:space="0" w:color="000000"/>
-              </w:pBdr>
-              <w:spacing w:after="60" w:before="60" w:line="240"/>
-              <w:ind w:left="60" w:right="60" w:firstLine="0" w:firstLineChars="0"/>
-              <w:rPr>
-                <w:rFonts w:ascii="Helvetica" w:hAnsi="Helvetica" w:eastAsia="Helvetica" w:cs="Helvetica"/>
-                <w:i w:val="false"/>
-                <w:b w:val="false"/>
-                <w:u w:val="none"/>
-                <w:strike w:val="false"/>
-                <w:sz w:val="17"/>
-                <w:szCs w:val="17"/>
-                <w:color w:val="24212B"/>
-              </w:rPr>
-            </w:pPr>
-            <w:r>
-              <w:rPr>
-                <w:rFonts w:ascii="Helvetica" w:hAnsi="Helvetica" w:eastAsia="Helvetica" w:cs="Helvetica"/>
-                <w:i w:val="false"/>
-                <w:b w:val="false"/>
-                <w:u w:val="none"/>
-                <w:strike w:val="false"/>
-                <w:sz w:val="17"/>
-                <w:szCs w:val="17"/>
-                <w:color w:val="24212B"/>
-              </w:rPr>
-              <w:t xml:space="preserve">0.071</w:t>
-            </w:r>
-          </w:p>
-        </w:tc>
-        <w:tc>
-          <w:tcPr>
-            <w:tcBorders>
-              <w:bottom w:val="none" w:sz="0" w:space="0" w:color="000000"/>
-              <w:top w:val="none" w:sz="0" w:space="0" w:color="000000"/>
-              <w:left w:val="none" w:sz="0" w:space="0" w:color="000000"/>
-              <w:right w:val="none" w:sz="0" w:space="0" w:color="000000"/>
-            </w:tcBorders>
-            <w:shd w:val="clear" w:color="auto" w:fill="FFFFFF"/>
-            <w:tcMar>
-              <w:top w:w="0" w:type="dxa"/>
-              <w:bottom w:w="0" w:type="dxa"/>
-              <w:left w:w="0" w:type="dxa"/>
-              <w:right w:w="0" w:type="dxa"/>
-            </w:tcMar>
-            <w:vAlign w:val="center"/>
-          </w:tcPr>
-          <w:p>
-            <w:pPr>
-              <w:jc w:val="center"/>
-              <w:pBdr>
-                <w:bottom w:val="none" w:sz="0" w:space="0" w:color="000000"/>
-                <w:top w:val="none" w:sz="0" w:space="0" w:color="000000"/>
-                <w:left w:val="none" w:sz="0" w:space="0" w:color="000000"/>
-                <w:right w:val="none" w:sz="0" w:space="0" w:color="000000"/>
-              </w:pBdr>
-              <w:spacing w:after="60" w:before="60" w:line="240"/>
-              <w:ind w:left="60" w:right="60" w:firstLine="0" w:firstLineChars="0"/>
-              <w:rPr>
-                <w:rFonts w:ascii="Helvetica" w:hAnsi="Helvetica" w:eastAsia="Helvetica" w:cs="Helvetica"/>
-                <w:i w:val="false"/>
-                <w:b w:val="false"/>
-                <w:u w:val="none"/>
-                <w:strike w:val="false"/>
-                <w:sz w:val="17"/>
-                <w:szCs w:val="17"/>
-                <w:color w:val="24212B"/>
-              </w:rPr>
-            </w:pPr>
-            <w:r>
-              <w:rPr>
-                <w:rFonts w:ascii="Helvetica" w:hAnsi="Helvetica" w:eastAsia="Helvetica" w:cs="Helvetica"/>
-                <w:i w:val="false"/>
-                <w:b w:val="false"/>
-                <w:u w:val="none"/>
-                <w:strike w:val="false"/>
-                <w:sz w:val="17"/>
-                <w:szCs w:val="17"/>
-                <w:color w:val="24212B"/>
-              </w:rPr>
-              <w:t xml:space="preserve"/>
+              <w:t xml:space="preserve">fatigue</w:t>
+            </w:r>
+          </w:p>
+        </w:tc>
+        <w:tc>
+          <w:tcPr>
+            <w:tcBorders>
+              <w:bottom w:val="none" w:sz="0" w:space="0" w:color="000000"/>
+              <w:top w:val="none" w:sz="0" w:space="0" w:color="000000"/>
+              <w:left w:val="none" w:sz="0" w:space="0" w:color="000000"/>
+              <w:right w:val="none" w:sz="0" w:space="0" w:color="000000"/>
+            </w:tcBorders>
+            <w:shd w:val="clear" w:color="auto" w:fill="FFFFFF"/>
+            <w:tcMar>
+              <w:top w:w="0" w:type="dxa"/>
+              <w:bottom w:w="0" w:type="dxa"/>
+              <w:left w:w="0" w:type="dxa"/>
+              <w:right w:w="0" w:type="dxa"/>
+            </w:tcMar>
+            <w:vAlign w:val="center"/>
+          </w:tcPr>
+          <w:p>
+            <w:pPr>
+              <w:jc w:val="center"/>
+              <w:pBdr>
+                <w:bottom w:val="none" w:sz="0" w:space="0" w:color="000000"/>
+                <w:top w:val="none" w:sz="0" w:space="0" w:color="000000"/>
+                <w:left w:val="none" w:sz="0" w:space="0" w:color="000000"/>
+                <w:right w:val="none" w:sz="0" w:space="0" w:color="000000"/>
+              </w:pBdr>
+              <w:spacing w:after="60" w:before="60" w:line="240"/>
+              <w:ind w:left="60" w:right="60" w:firstLine="0" w:firstLineChars="0"/>
+              <w:rPr>
+                <w:rFonts w:ascii="Helvetica" w:hAnsi="Helvetica" w:eastAsia="Helvetica" w:cs="Helvetica"/>
+                <w:i w:val="false"/>
+                <w:b w:val="false"/>
+                <w:u w:val="none"/>
+                <w:strike w:val="false"/>
+                <w:sz w:val="17"/>
+                <w:szCs w:val="17"/>
+                <w:color w:val="24212B"/>
+              </w:rPr>
+            </w:pPr>
+            <w:r>
+              <w:rPr>
+                <w:rFonts w:ascii="Helvetica" w:hAnsi="Helvetica" w:eastAsia="Helvetica" w:cs="Helvetica"/>
+                <w:i w:val="false"/>
+                <w:b w:val="false"/>
+                <w:u w:val="none"/>
+                <w:strike w:val="false"/>
+                <w:sz w:val="17"/>
+                <w:szCs w:val="17"/>
+                <w:color w:val="24212B"/>
+              </w:rPr>
+              <w:t xml:space="preserve">8</w:t>
+            </w:r>
+          </w:p>
+        </w:tc>
+        <w:tc>
+          <w:tcPr>
+            <w:tcBorders>
+              <w:bottom w:val="none" w:sz="0" w:space="0" w:color="000000"/>
+              <w:top w:val="none" w:sz="0" w:space="0" w:color="000000"/>
+              <w:left w:val="none" w:sz="0" w:space="0" w:color="000000"/>
+              <w:right w:val="none" w:sz="0" w:space="0" w:color="000000"/>
+            </w:tcBorders>
+            <w:shd w:val="clear" w:color="auto" w:fill="FFFFFF"/>
+            <w:tcMar>
+              <w:top w:w="0" w:type="dxa"/>
+              <w:bottom w:w="0" w:type="dxa"/>
+              <w:left w:w="0" w:type="dxa"/>
+              <w:right w:w="0" w:type="dxa"/>
+            </w:tcMar>
+            <w:vAlign w:val="center"/>
+          </w:tcPr>
+          <w:p>
+            <w:pPr>
+              <w:jc w:val="center"/>
+              <w:pBdr>
+                <w:bottom w:val="none" w:sz="0" w:space="0" w:color="000000"/>
+                <w:top w:val="none" w:sz="0" w:space="0" w:color="000000"/>
+                <w:left w:val="none" w:sz="0" w:space="0" w:color="000000"/>
+                <w:right w:val="none" w:sz="0" w:space="0" w:color="000000"/>
+              </w:pBdr>
+              <w:spacing w:after="60" w:before="60" w:line="240"/>
+              <w:ind w:left="60" w:right="60" w:firstLine="0" w:firstLineChars="0"/>
+              <w:rPr>
+                <w:rFonts w:ascii="Helvetica" w:hAnsi="Helvetica" w:eastAsia="Helvetica" w:cs="Helvetica"/>
+                <w:i w:val="false"/>
+                <w:b w:val="false"/>
+                <w:u w:val="none"/>
+                <w:strike w:val="false"/>
+                <w:sz w:val="17"/>
+                <w:szCs w:val="17"/>
+                <w:color w:val="24212B"/>
+              </w:rPr>
+            </w:pPr>
+            <w:r>
+              <w:rPr>
+                <w:rFonts w:ascii="Helvetica" w:hAnsi="Helvetica" w:eastAsia="Helvetica" w:cs="Helvetica"/>
+                <w:i w:val="false"/>
+                <w:b w:val="false"/>
+                <w:u w:val="none"/>
+                <w:strike w:val="false"/>
+                <w:sz w:val="17"/>
+                <w:szCs w:val="17"/>
+                <w:color w:val="24212B"/>
+              </w:rPr>
+              <w:t xml:space="preserve">0.040</w:t>
+            </w:r>
+          </w:p>
+        </w:tc>
+        <w:tc>
+          <w:tcPr>
+            <w:tcBorders>
+              <w:bottom w:val="none" w:sz="0" w:space="0" w:color="000000"/>
+              <w:top w:val="none" w:sz="0" w:space="0" w:color="000000"/>
+              <w:left w:val="none" w:sz="0" w:space="0" w:color="000000"/>
+              <w:right w:val="none" w:sz="0" w:space="0" w:color="000000"/>
+            </w:tcBorders>
+            <w:shd w:val="clear" w:color="auto" w:fill="FFFFFF"/>
+            <w:tcMar>
+              <w:top w:w="0" w:type="dxa"/>
+              <w:bottom w:w="0" w:type="dxa"/>
+              <w:left w:w="0" w:type="dxa"/>
+              <w:right w:w="0" w:type="dxa"/>
+            </w:tcMar>
+            <w:vAlign w:val="center"/>
+          </w:tcPr>
+          <w:p>
+            <w:pPr>
+              <w:jc w:val="center"/>
+              <w:pBdr>
+                <w:bottom w:val="none" w:sz="0" w:space="0" w:color="000000"/>
+                <w:top w:val="none" w:sz="0" w:space="0" w:color="000000"/>
+                <w:left w:val="none" w:sz="0" w:space="0" w:color="000000"/>
+                <w:right w:val="none" w:sz="0" w:space="0" w:color="000000"/>
+              </w:pBdr>
+              <w:spacing w:after="60" w:before="60" w:line="240"/>
+              <w:ind w:left="60" w:right="60" w:firstLine="0" w:firstLineChars="0"/>
+              <w:rPr>
+                <w:rFonts w:ascii="Helvetica" w:hAnsi="Helvetica" w:eastAsia="Helvetica" w:cs="Helvetica"/>
+                <w:i w:val="false"/>
+                <w:b w:val="true"/>
+                <w:u w:val="none"/>
+                <w:strike w:val="false"/>
+                <w:sz w:val="17"/>
+                <w:szCs w:val="17"/>
+                <w:color w:val="24212B"/>
+              </w:rPr>
+            </w:pPr>
+            <w:r>
+              <w:rPr>
+                <w:rFonts w:ascii="Helvetica" w:hAnsi="Helvetica" w:eastAsia="Helvetica" w:cs="Helvetica"/>
+                <w:i w:val="false"/>
+                <w:b w:val="true"/>
+                <w:u w:val="none"/>
+                <w:strike w:val="false"/>
+                <w:sz w:val="17"/>
+                <w:szCs w:val="17"/>
+                <w:color w:val="24212B"/>
+              </w:rPr>
+              <w:t xml:space="preserve">*</w:t>
             </w:r>
           </w:p>
         </w:tc>
       </w:tr>
       <w:tr>
         <w:trPr>
-          <w:trHeight w:val="463" w:hRule="auto"/>
+          <w:trHeight w:val="462" w:hRule="auto"/>
         </w:trPr>
         body25
         <w:tc>
@@ -6782,7 +6782,7 @@
                 <w:szCs w:val="17"/>
                 <w:color w:val="24212B"/>
               </w:rPr>
-              <w:t xml:space="preserve">tachycardia</w:t>
+              <w:t xml:space="preserve">depression</w:t>
             </w:r>
           </w:p>
         </w:tc>
@@ -6890,7 +6890,7 @@
                 <w:szCs w:val="17"/>
                 <w:color w:val="24212B"/>
               </w:rPr>
-              <w:t xml:space="preserve">0.074</w:t>
+              <w:t xml:space="preserve">0.071</w:t>
             </w:r>
           </w:p>
         </w:tc>
@@ -7046,115 +7046,115 @@
                 <w:szCs w:val="17"/>
                 <w:color w:val="24212B"/>
               </w:rPr>
-              <w:t xml:space="preserve">hypertension</w:t>
-            </w:r>
-          </w:p>
-        </w:tc>
-        <w:tc>
-          <w:tcPr>
-            <w:tcBorders>
-              <w:bottom w:val="none" w:sz="0" w:space="0" w:color="000000"/>
-              <w:top w:val="none" w:sz="0" w:space="0" w:color="000000"/>
-              <w:left w:val="none" w:sz="0" w:space="0" w:color="000000"/>
-              <w:right w:val="none" w:sz="0" w:space="0" w:color="000000"/>
-            </w:tcBorders>
-            <w:shd w:val="clear" w:color="auto" w:fill="FFFFFF"/>
-            <w:tcMar>
-              <w:top w:w="0" w:type="dxa"/>
-              <w:bottom w:w="0" w:type="dxa"/>
-              <w:left w:w="0" w:type="dxa"/>
-              <w:right w:w="0" w:type="dxa"/>
-            </w:tcMar>
-            <w:vAlign w:val="center"/>
-          </w:tcPr>
-          <w:p>
-            <w:pPr>
-              <w:jc w:val="center"/>
-              <w:pBdr>
-                <w:bottom w:val="none" w:sz="0" w:space="0" w:color="000000"/>
-                <w:top w:val="none" w:sz="0" w:space="0" w:color="000000"/>
-                <w:left w:val="none" w:sz="0" w:space="0" w:color="000000"/>
-                <w:right w:val="none" w:sz="0" w:space="0" w:color="000000"/>
-              </w:pBdr>
-              <w:spacing w:after="60" w:before="60" w:line="240"/>
-              <w:ind w:left="60" w:right="60" w:firstLine="0" w:firstLineChars="0"/>
-              <w:rPr>
-                <w:rFonts w:ascii="Helvetica" w:hAnsi="Helvetica" w:eastAsia="Helvetica" w:cs="Helvetica"/>
-                <w:i w:val="false"/>
-                <w:b w:val="false"/>
-                <w:u w:val="none"/>
-                <w:strike w:val="false"/>
-                <w:sz w:val="17"/>
-                <w:szCs w:val="17"/>
-                <w:color w:val="24212B"/>
-              </w:rPr>
-            </w:pPr>
-            <w:r>
-              <w:rPr>
-                <w:rFonts w:ascii="Helvetica" w:hAnsi="Helvetica" w:eastAsia="Helvetica" w:cs="Helvetica"/>
-                <w:i w:val="false"/>
-                <w:b w:val="false"/>
-                <w:u w:val="none"/>
-                <w:strike w:val="false"/>
-                <w:sz w:val="17"/>
-                <w:szCs w:val="17"/>
-                <w:color w:val="24212B"/>
-              </w:rPr>
-              <w:t xml:space="preserve">6</w:t>
-            </w:r>
-          </w:p>
-        </w:tc>
-        <w:tc>
-          <w:tcPr>
-            <w:tcBorders>
-              <w:bottom w:val="none" w:sz="0" w:space="0" w:color="000000"/>
-              <w:top w:val="none" w:sz="0" w:space="0" w:color="000000"/>
-              <w:left w:val="none" w:sz="0" w:space="0" w:color="000000"/>
-              <w:right w:val="none" w:sz="0" w:space="0" w:color="000000"/>
-            </w:tcBorders>
-            <w:shd w:val="clear" w:color="auto" w:fill="FFFFFF"/>
-            <w:tcMar>
-              <w:top w:w="0" w:type="dxa"/>
-              <w:bottom w:w="0" w:type="dxa"/>
-              <w:left w:w="0" w:type="dxa"/>
-              <w:right w:w="0" w:type="dxa"/>
-            </w:tcMar>
-            <w:vAlign w:val="center"/>
-          </w:tcPr>
-          <w:p>
-            <w:pPr>
-              <w:jc w:val="center"/>
-              <w:pBdr>
-                <w:bottom w:val="none" w:sz="0" w:space="0" w:color="000000"/>
-                <w:top w:val="none" w:sz="0" w:space="0" w:color="000000"/>
-                <w:left w:val="none" w:sz="0" w:space="0" w:color="000000"/>
-                <w:right w:val="none" w:sz="0" w:space="0" w:color="000000"/>
-              </w:pBdr>
-              <w:spacing w:after="60" w:before="60" w:line="240"/>
-              <w:ind w:left="60" w:right="60" w:firstLine="0" w:firstLineChars="0"/>
-              <w:rPr>
-                <w:rFonts w:ascii="Helvetica" w:hAnsi="Helvetica" w:eastAsia="Helvetica" w:cs="Helvetica"/>
-                <w:i w:val="false"/>
-                <w:b w:val="false"/>
-                <w:u w:val="none"/>
-                <w:strike w:val="false"/>
-                <w:sz w:val="17"/>
-                <w:szCs w:val="17"/>
-                <w:color w:val="24212B"/>
-              </w:rPr>
-            </w:pPr>
-            <w:r>
-              <w:rPr>
-                <w:rFonts w:ascii="Helvetica" w:hAnsi="Helvetica" w:eastAsia="Helvetica" w:cs="Helvetica"/>
-                <w:i w:val="false"/>
-                <w:b w:val="false"/>
-                <w:u w:val="none"/>
-                <w:strike w:val="false"/>
-                <w:sz w:val="17"/>
-                <w:szCs w:val="17"/>
-                <w:color w:val="24212B"/>
-              </w:rPr>
-              <w:t xml:space="preserve">0.100</w:t>
+              <w:t xml:space="preserve">tachycardia</w:t>
+            </w:r>
+          </w:p>
+        </w:tc>
+        <w:tc>
+          <w:tcPr>
+            <w:tcBorders>
+              <w:bottom w:val="none" w:sz="0" w:space="0" w:color="000000"/>
+              <w:top w:val="none" w:sz="0" w:space="0" w:color="000000"/>
+              <w:left w:val="none" w:sz="0" w:space="0" w:color="000000"/>
+              <w:right w:val="none" w:sz="0" w:space="0" w:color="000000"/>
+            </w:tcBorders>
+            <w:shd w:val="clear" w:color="auto" w:fill="FFFFFF"/>
+            <w:tcMar>
+              <w:top w:w="0" w:type="dxa"/>
+              <w:bottom w:w="0" w:type="dxa"/>
+              <w:left w:w="0" w:type="dxa"/>
+              <w:right w:w="0" w:type="dxa"/>
+            </w:tcMar>
+            <w:vAlign w:val="center"/>
+          </w:tcPr>
+          <w:p>
+            <w:pPr>
+              <w:jc w:val="center"/>
+              <w:pBdr>
+                <w:bottom w:val="none" w:sz="0" w:space="0" w:color="000000"/>
+                <w:top w:val="none" w:sz="0" w:space="0" w:color="000000"/>
+                <w:left w:val="none" w:sz="0" w:space="0" w:color="000000"/>
+                <w:right w:val="none" w:sz="0" w:space="0" w:color="000000"/>
+              </w:pBdr>
+              <w:spacing w:after="60" w:before="60" w:line="240"/>
+              <w:ind w:left="60" w:right="60" w:firstLine="0" w:firstLineChars="0"/>
+              <w:rPr>
+                <w:rFonts w:ascii="Helvetica" w:hAnsi="Helvetica" w:eastAsia="Helvetica" w:cs="Helvetica"/>
+                <w:i w:val="false"/>
+                <w:b w:val="false"/>
+                <w:u w:val="none"/>
+                <w:strike w:val="false"/>
+                <w:sz w:val="17"/>
+                <w:szCs w:val="17"/>
+                <w:color w:val="24212B"/>
+              </w:rPr>
+            </w:pPr>
+            <w:r>
+              <w:rPr>
+                <w:rFonts w:ascii="Helvetica" w:hAnsi="Helvetica" w:eastAsia="Helvetica" w:cs="Helvetica"/>
+                <w:i w:val="false"/>
+                <w:b w:val="false"/>
+                <w:u w:val="none"/>
+                <w:strike w:val="false"/>
+                <w:sz w:val="17"/>
+                <w:szCs w:val="17"/>
+                <w:color w:val="24212B"/>
+              </w:rPr>
+              <w:t xml:space="preserve">3</w:t>
+            </w:r>
+          </w:p>
+        </w:tc>
+        <w:tc>
+          <w:tcPr>
+            <w:tcBorders>
+              <w:bottom w:val="none" w:sz="0" w:space="0" w:color="000000"/>
+              <w:top w:val="none" w:sz="0" w:space="0" w:color="000000"/>
+              <w:left w:val="none" w:sz="0" w:space="0" w:color="000000"/>
+              <w:right w:val="none" w:sz="0" w:space="0" w:color="000000"/>
+            </w:tcBorders>
+            <w:shd w:val="clear" w:color="auto" w:fill="FFFFFF"/>
+            <w:tcMar>
+              <w:top w:w="0" w:type="dxa"/>
+              <w:bottom w:w="0" w:type="dxa"/>
+              <w:left w:w="0" w:type="dxa"/>
+              <w:right w:w="0" w:type="dxa"/>
+            </w:tcMar>
+            <w:vAlign w:val="center"/>
+          </w:tcPr>
+          <w:p>
+            <w:pPr>
+              <w:jc w:val="center"/>
+              <w:pBdr>
+                <w:bottom w:val="none" w:sz="0" w:space="0" w:color="000000"/>
+                <w:top w:val="none" w:sz="0" w:space="0" w:color="000000"/>
+                <w:left w:val="none" w:sz="0" w:space="0" w:color="000000"/>
+                <w:right w:val="none" w:sz="0" w:space="0" w:color="000000"/>
+              </w:pBdr>
+              <w:spacing w:after="60" w:before="60" w:line="240"/>
+              <w:ind w:left="60" w:right="60" w:firstLine="0" w:firstLineChars="0"/>
+              <w:rPr>
+                <w:rFonts w:ascii="Helvetica" w:hAnsi="Helvetica" w:eastAsia="Helvetica" w:cs="Helvetica"/>
+                <w:i w:val="false"/>
+                <w:b w:val="false"/>
+                <w:u w:val="none"/>
+                <w:strike w:val="false"/>
+                <w:sz w:val="17"/>
+                <w:szCs w:val="17"/>
+                <w:color w:val="24212B"/>
+              </w:rPr>
+            </w:pPr>
+            <w:r>
+              <w:rPr>
+                <w:rFonts w:ascii="Helvetica" w:hAnsi="Helvetica" w:eastAsia="Helvetica" w:cs="Helvetica"/>
+                <w:i w:val="false"/>
+                <w:b w:val="false"/>
+                <w:u w:val="none"/>
+                <w:strike w:val="false"/>
+                <w:sz w:val="17"/>
+                <w:szCs w:val="17"/>
+                <w:color w:val="24212B"/>
+              </w:rPr>
+              <w:t xml:space="preserve">0.074</w:t>
             </w:r>
           </w:p>
         </w:tc>
@@ -7215,7 +7215,7 @@
       </w:tr>
       <w:tr>
         <w:trPr>
-          <w:trHeight w:val="465" w:hRule="auto"/>
+          <w:trHeight w:val="463" w:hRule="auto"/>
         </w:trPr>
         body27
         <w:tc>
@@ -7310,115 +7310,115 @@
                 <w:szCs w:val="17"/>
                 <w:color w:val="24212B"/>
               </w:rPr>
-              <w:t xml:space="preserve">fatigue</w:t>
-            </w:r>
-          </w:p>
-        </w:tc>
-        <w:tc>
-          <w:tcPr>
-            <w:tcBorders>
-              <w:bottom w:val="none" w:sz="0" w:space="0" w:color="000000"/>
-              <w:top w:val="none" w:sz="0" w:space="0" w:color="000000"/>
-              <w:left w:val="none" w:sz="0" w:space="0" w:color="000000"/>
-              <w:right w:val="none" w:sz="0" w:space="0" w:color="000000"/>
-            </w:tcBorders>
-            <w:shd w:val="clear" w:color="auto" w:fill="FFFFFF"/>
-            <w:tcMar>
-              <w:top w:w="0" w:type="dxa"/>
-              <w:bottom w:w="0" w:type="dxa"/>
-              <w:left w:w="0" w:type="dxa"/>
-              <w:right w:w="0" w:type="dxa"/>
-            </w:tcMar>
-            <w:vAlign w:val="center"/>
-          </w:tcPr>
-          <w:p>
-            <w:pPr>
-              <w:jc w:val="center"/>
-              <w:pBdr>
-                <w:bottom w:val="none" w:sz="0" w:space="0" w:color="000000"/>
-                <w:top w:val="none" w:sz="0" w:space="0" w:color="000000"/>
-                <w:left w:val="none" w:sz="0" w:space="0" w:color="000000"/>
-                <w:right w:val="none" w:sz="0" w:space="0" w:color="000000"/>
-              </w:pBdr>
-              <w:spacing w:after="60" w:before="60" w:line="240"/>
-              <w:ind w:left="60" w:right="60" w:firstLine="0" w:firstLineChars="0"/>
-              <w:rPr>
-                <w:rFonts w:ascii="Helvetica" w:hAnsi="Helvetica" w:eastAsia="Helvetica" w:cs="Helvetica"/>
-                <w:i w:val="false"/>
-                <w:b w:val="false"/>
-                <w:u w:val="none"/>
-                <w:strike w:val="false"/>
-                <w:sz w:val="17"/>
-                <w:szCs w:val="17"/>
-                <w:color w:val="24212B"/>
-              </w:rPr>
-            </w:pPr>
-            <w:r>
-              <w:rPr>
-                <w:rFonts w:ascii="Helvetica" w:hAnsi="Helvetica" w:eastAsia="Helvetica" w:cs="Helvetica"/>
-                <w:i w:val="false"/>
-                <w:b w:val="false"/>
-                <w:u w:val="none"/>
-                <w:strike w:val="false"/>
-                <w:sz w:val="17"/>
-                <w:szCs w:val="17"/>
-                <w:color w:val="24212B"/>
-              </w:rPr>
-              <w:t xml:space="preserve">7</w:t>
-            </w:r>
-          </w:p>
-        </w:tc>
-        <w:tc>
-          <w:tcPr>
-            <w:tcBorders>
-              <w:bottom w:val="none" w:sz="0" w:space="0" w:color="000000"/>
-              <w:top w:val="none" w:sz="0" w:space="0" w:color="000000"/>
-              <w:left w:val="none" w:sz="0" w:space="0" w:color="000000"/>
-              <w:right w:val="none" w:sz="0" w:space="0" w:color="000000"/>
-            </w:tcBorders>
-            <w:shd w:val="clear" w:color="auto" w:fill="FFFFFF"/>
-            <w:tcMar>
-              <w:top w:w="0" w:type="dxa"/>
-              <w:bottom w:w="0" w:type="dxa"/>
-              <w:left w:w="0" w:type="dxa"/>
-              <w:right w:w="0" w:type="dxa"/>
-            </w:tcMar>
-            <w:vAlign w:val="center"/>
-          </w:tcPr>
-          <w:p>
-            <w:pPr>
-              <w:jc w:val="center"/>
-              <w:pBdr>
-                <w:bottom w:val="none" w:sz="0" w:space="0" w:color="000000"/>
-                <w:top w:val="none" w:sz="0" w:space="0" w:color="000000"/>
-                <w:left w:val="none" w:sz="0" w:space="0" w:color="000000"/>
-                <w:right w:val="none" w:sz="0" w:space="0" w:color="000000"/>
-              </w:pBdr>
-              <w:spacing w:after="60" w:before="60" w:line="240"/>
-              <w:ind w:left="60" w:right="60" w:firstLine="0" w:firstLineChars="0"/>
-              <w:rPr>
-                <w:rFonts w:ascii="Helvetica" w:hAnsi="Helvetica" w:eastAsia="Helvetica" w:cs="Helvetica"/>
-                <w:i w:val="false"/>
-                <w:b w:val="false"/>
-                <w:u w:val="none"/>
-                <w:strike w:val="false"/>
-                <w:sz w:val="17"/>
-                <w:szCs w:val="17"/>
-                <w:color w:val="24212B"/>
-              </w:rPr>
-            </w:pPr>
-            <w:r>
-              <w:rPr>
-                <w:rFonts w:ascii="Helvetica" w:hAnsi="Helvetica" w:eastAsia="Helvetica" w:cs="Helvetica"/>
-                <w:i w:val="false"/>
-                <w:b w:val="false"/>
-                <w:u w:val="none"/>
-                <w:strike w:val="false"/>
-                <w:sz w:val="17"/>
-                <w:szCs w:val="17"/>
-                <w:color w:val="24212B"/>
-              </w:rPr>
-              <w:t xml:space="preserve">0.146</w:t>
+              <w:t xml:space="preserve">hypertension</w:t>
+            </w:r>
+          </w:p>
+        </w:tc>
+        <w:tc>
+          <w:tcPr>
+            <w:tcBorders>
+              <w:bottom w:val="none" w:sz="0" w:space="0" w:color="000000"/>
+              <w:top w:val="none" w:sz="0" w:space="0" w:color="000000"/>
+              <w:left w:val="none" w:sz="0" w:space="0" w:color="000000"/>
+              <w:right w:val="none" w:sz="0" w:space="0" w:color="000000"/>
+            </w:tcBorders>
+            <w:shd w:val="clear" w:color="auto" w:fill="FFFFFF"/>
+            <w:tcMar>
+              <w:top w:w="0" w:type="dxa"/>
+              <w:bottom w:w="0" w:type="dxa"/>
+              <w:left w:w="0" w:type="dxa"/>
+              <w:right w:w="0" w:type="dxa"/>
+            </w:tcMar>
+            <w:vAlign w:val="center"/>
+          </w:tcPr>
+          <w:p>
+            <w:pPr>
+              <w:jc w:val="center"/>
+              <w:pBdr>
+                <w:bottom w:val="none" w:sz="0" w:space="0" w:color="000000"/>
+                <w:top w:val="none" w:sz="0" w:space="0" w:color="000000"/>
+                <w:left w:val="none" w:sz="0" w:space="0" w:color="000000"/>
+                <w:right w:val="none" w:sz="0" w:space="0" w:color="000000"/>
+              </w:pBdr>
+              <w:spacing w:after="60" w:before="60" w:line="240"/>
+              <w:ind w:left="60" w:right="60" w:firstLine="0" w:firstLineChars="0"/>
+              <w:rPr>
+                <w:rFonts w:ascii="Helvetica" w:hAnsi="Helvetica" w:eastAsia="Helvetica" w:cs="Helvetica"/>
+                <w:i w:val="false"/>
+                <w:b w:val="false"/>
+                <w:u w:val="none"/>
+                <w:strike w:val="false"/>
+                <w:sz w:val="17"/>
+                <w:szCs w:val="17"/>
+                <w:color w:val="24212B"/>
+              </w:rPr>
+            </w:pPr>
+            <w:r>
+              <w:rPr>
+                <w:rFonts w:ascii="Helvetica" w:hAnsi="Helvetica" w:eastAsia="Helvetica" w:cs="Helvetica"/>
+                <w:i w:val="false"/>
+                <w:b w:val="false"/>
+                <w:u w:val="none"/>
+                <w:strike w:val="false"/>
+                <w:sz w:val="17"/>
+                <w:szCs w:val="17"/>
+                <w:color w:val="24212B"/>
+              </w:rPr>
+              <w:t xml:space="preserve">6</w:t>
+            </w:r>
+          </w:p>
+        </w:tc>
+        <w:tc>
+          <w:tcPr>
+            <w:tcBorders>
+              <w:bottom w:val="none" w:sz="0" w:space="0" w:color="000000"/>
+              <w:top w:val="none" w:sz="0" w:space="0" w:color="000000"/>
+              <w:left w:val="none" w:sz="0" w:space="0" w:color="000000"/>
+              <w:right w:val="none" w:sz="0" w:space="0" w:color="000000"/>
+            </w:tcBorders>
+            <w:shd w:val="clear" w:color="auto" w:fill="FFFFFF"/>
+            <w:tcMar>
+              <w:top w:w="0" w:type="dxa"/>
+              <w:bottom w:w="0" w:type="dxa"/>
+              <w:left w:w="0" w:type="dxa"/>
+              <w:right w:w="0" w:type="dxa"/>
+            </w:tcMar>
+            <w:vAlign w:val="center"/>
+          </w:tcPr>
+          <w:p>
+            <w:pPr>
+              <w:jc w:val="center"/>
+              <w:pBdr>
+                <w:bottom w:val="none" w:sz="0" w:space="0" w:color="000000"/>
+                <w:top w:val="none" w:sz="0" w:space="0" w:color="000000"/>
+                <w:left w:val="none" w:sz="0" w:space="0" w:color="000000"/>
+                <w:right w:val="none" w:sz="0" w:space="0" w:color="000000"/>
+              </w:pBdr>
+              <w:spacing w:after="60" w:before="60" w:line="240"/>
+              <w:ind w:left="60" w:right="60" w:firstLine="0" w:firstLineChars="0"/>
+              <w:rPr>
+                <w:rFonts w:ascii="Helvetica" w:hAnsi="Helvetica" w:eastAsia="Helvetica" w:cs="Helvetica"/>
+                <w:i w:val="false"/>
+                <w:b w:val="false"/>
+                <w:u w:val="none"/>
+                <w:strike w:val="false"/>
+                <w:sz w:val="17"/>
+                <w:szCs w:val="17"/>
+                <w:color w:val="24212B"/>
+              </w:rPr>
+            </w:pPr>
+            <w:r>
+              <w:rPr>
+                <w:rFonts w:ascii="Helvetica" w:hAnsi="Helvetica" w:eastAsia="Helvetica" w:cs="Helvetica"/>
+                <w:i w:val="false"/>
+                <w:b w:val="false"/>
+                <w:u w:val="none"/>
+                <w:strike w:val="false"/>
+                <w:sz w:val="17"/>
+                <w:szCs w:val="17"/>
+                <w:color w:val="24212B"/>
+              </w:rPr>
+              <w:t xml:space="preserve">0.100</w:t>
             </w:r>
           </w:p>
         </w:tc>
@@ -7892,61 +7892,61 @@
                 <w:szCs w:val="17"/>
                 <w:color w:val="24212B"/>
               </w:rPr>
-              <w:t xml:space="preserve">6</w:t>
-            </w:r>
-          </w:p>
-        </w:tc>
-        <w:tc>
-          <w:tcPr>
-            <w:tcBorders>
-              <w:bottom w:val="none" w:sz="0" w:space="0" w:color="000000"/>
-              <w:top w:val="none" w:sz="0" w:space="0" w:color="000000"/>
-              <w:left w:val="none" w:sz="0" w:space="0" w:color="000000"/>
-              <w:right w:val="none" w:sz="0" w:space="0" w:color="000000"/>
-            </w:tcBorders>
-            <w:shd w:val="clear" w:color="auto" w:fill="FFFFFF"/>
-            <w:tcMar>
-              <w:top w:w="0" w:type="dxa"/>
-              <w:bottom w:w="0" w:type="dxa"/>
-              <w:left w:w="0" w:type="dxa"/>
-              <w:right w:w="0" w:type="dxa"/>
-            </w:tcMar>
-            <w:vAlign w:val="center"/>
-          </w:tcPr>
-          <w:p>
-            <w:pPr>
-              <w:jc w:val="center"/>
-              <w:pBdr>
-                <w:bottom w:val="none" w:sz="0" w:space="0" w:color="000000"/>
-                <w:top w:val="none" w:sz="0" w:space="0" w:color="000000"/>
-                <w:left w:val="none" w:sz="0" w:space="0" w:color="000000"/>
-                <w:right w:val="none" w:sz="0" w:space="0" w:color="000000"/>
-              </w:pBdr>
-              <w:spacing w:after="60" w:before="60" w:line="240"/>
-              <w:ind w:left="60" w:right="60" w:firstLine="0" w:firstLineChars="0"/>
-              <w:rPr>
-                <w:rFonts w:ascii="Helvetica" w:hAnsi="Helvetica" w:eastAsia="Helvetica" w:cs="Helvetica"/>
-                <w:i w:val="false"/>
-                <w:b w:val="false"/>
-                <w:u w:val="none"/>
-                <w:strike w:val="false"/>
-                <w:sz w:val="17"/>
-                <w:szCs w:val="17"/>
-                <w:color w:val="24212B"/>
-              </w:rPr>
-            </w:pPr>
-            <w:r>
-              <w:rPr>
-                <w:rFonts w:ascii="Helvetica" w:hAnsi="Helvetica" w:eastAsia="Helvetica" w:cs="Helvetica"/>
-                <w:i w:val="false"/>
-                <w:b w:val="false"/>
-                <w:u w:val="none"/>
-                <w:strike w:val="false"/>
-                <w:sz w:val="17"/>
-                <w:szCs w:val="17"/>
-                <w:color w:val="24212B"/>
-              </w:rPr>
-              <w:t xml:space="preserve">0.270</w:t>
+              <w:t xml:space="preserve">7</w:t>
+            </w:r>
+          </w:p>
+        </w:tc>
+        <w:tc>
+          <w:tcPr>
+            <w:tcBorders>
+              <w:bottom w:val="none" w:sz="0" w:space="0" w:color="000000"/>
+              <w:top w:val="none" w:sz="0" w:space="0" w:color="000000"/>
+              <w:left w:val="none" w:sz="0" w:space="0" w:color="000000"/>
+              <w:right w:val="none" w:sz="0" w:space="0" w:color="000000"/>
+            </w:tcBorders>
+            <w:shd w:val="clear" w:color="auto" w:fill="FFFFFF"/>
+            <w:tcMar>
+              <w:top w:w="0" w:type="dxa"/>
+              <w:bottom w:w="0" w:type="dxa"/>
+              <w:left w:w="0" w:type="dxa"/>
+              <w:right w:w="0" w:type="dxa"/>
+            </w:tcMar>
+            <w:vAlign w:val="center"/>
+          </w:tcPr>
+          <w:p>
+            <w:pPr>
+              <w:jc w:val="center"/>
+              <w:pBdr>
+                <w:bottom w:val="none" w:sz="0" w:space="0" w:color="000000"/>
+                <w:top w:val="none" w:sz="0" w:space="0" w:color="000000"/>
+                <w:left w:val="none" w:sz="0" w:space="0" w:color="000000"/>
+                <w:right w:val="none" w:sz="0" w:space="0" w:color="000000"/>
+              </w:pBdr>
+              <w:spacing w:after="60" w:before="60" w:line="240"/>
+              <w:ind w:left="60" w:right="60" w:firstLine="0" w:firstLineChars="0"/>
+              <w:rPr>
+                <w:rFonts w:ascii="Helvetica" w:hAnsi="Helvetica" w:eastAsia="Helvetica" w:cs="Helvetica"/>
+                <w:i w:val="false"/>
+                <w:b w:val="false"/>
+                <w:u w:val="none"/>
+                <w:strike w:val="false"/>
+                <w:sz w:val="17"/>
+                <w:szCs w:val="17"/>
+                <w:color w:val="24212B"/>
+              </w:rPr>
+            </w:pPr>
+            <w:r>
+              <w:rPr>
+                <w:rFonts w:ascii="Helvetica" w:hAnsi="Helvetica" w:eastAsia="Helvetica" w:cs="Helvetica"/>
+                <w:i w:val="false"/>
+                <w:b w:val="false"/>
+                <w:u w:val="none"/>
+                <w:strike w:val="false"/>
+                <w:sz w:val="17"/>
+                <w:szCs w:val="17"/>
+                <w:color w:val="24212B"/>
+              </w:rPr>
+              <w:t xml:space="preserve">0.248</w:t>
             </w:r>
           </w:p>
         </w:tc>
